--- a/Clinical Pathophysiology I Exam 1/cp-exam-1-study-guide.docx
+++ b/Clinical Pathophysiology I Exam 1/cp-exam-1-study-guide.docx
@@ -697,7 +697,7 @@
                 <w:i w:val="0"/>
                 <w:sz w:val="18"/>
               </w:rPr>
-              <w:t>Leucocyte recruitment &amp; activation</w:t>
+              <w:t>Leukocyte recruitment &amp; activation</w:t>
             </w:r>
           </w:p>
         </w:tc>
@@ -2887,7 +2887,7 @@
                 <w:sz w:val="18"/>
                 <w:highlight w:val="yellow"/>
               </w:rPr>
-              <w:t>First responder to microbial infection; bacterial and fungal defence</w:t>
+              <w:t>First responder to microbial infection; bacterial and fungal defense</w:t>
             </w:r>
             <w:r>
               <w:rPr>
@@ -3538,7 +3538,7 @@
                 <w:i w:val="0"/>
                 <w:sz w:val="18"/>
               </w:rPr>
-              <w:t>Virus-infected and tumour cells</w:t>
+              <w:t>Virus-infected and tumor cells</w:t>
             </w:r>
           </w:p>
         </w:tc>
@@ -3634,7 +3634,7 @@
                 <w:i w:val="0"/>
                 <w:sz w:val="18"/>
               </w:rPr>
-              <w:t>Virus-infected and tumour cells</w:t>
+              <w:t>Virus-infected and tumor cells</w:t>
             </w:r>
           </w:p>
         </w:tc>
@@ -3878,7 +3878,7 @@
                 <w:i w:val="0"/>
                 <w:sz w:val="18"/>
               </w:rPr>
-              <w:t>Haemoconcentration and stasis</w:t>
+              <w:t>Hemoconcentration and stasis</w:t>
             </w:r>
           </w:p>
         </w:tc>
@@ -4254,7 +4254,7 @@
           <w:b w:val="0"/>
           <w:i w:val="0"/>
         </w:rPr>
-        <w:t xml:space="preserve"> long term (at least days), characterised by macrophages, monocytes and mononuclear cells including lymphocytes and plasma cells, accompanied by proliferation of blood vessels and connective tissue. Lymphocytes and plasma cells mediate antibody production; macrophages process and deliver antigen to immunocompetent cells.</w:t>
+        <w:t xml:space="preserve"> long term (at least days), characterized by macrophages, monocytes and mononuclear cells including lymphocytes and plasma cells, accompanied by proliferation of blood vessels and connective tissue. Lymphocytes and plasma cells mediate antibody production; macrophages process and deliver antigen to immunocompetent cells.</w:t>
       </w:r>
     </w:p>
     <w:p>
@@ -4671,7 +4671,7 @@
           <w:b w:val="0"/>
           <w:i w:val="0"/>
         </w:rPr>
-        <w:t xml:space="preserve"> are proteins that adhere to foreign material and make it easier for immune cells to recognise and attach to it.</w:t>
+        <w:t xml:space="preserve"> are proteins that adhere to foreign material and make it easier for immune cells to recognize and attach to it.</w:t>
       </w:r>
     </w:p>
     <w:tbl>
@@ -4819,7 +4819,7 @@
                       <w:color w:val="FFFFFF"/>
                       <w:sz w:val="18"/>
                     </w:rPr>
-                    <w:t>Recognised by</w:t>
+                    <w:t>Recognized by</w:t>
                   </w:r>
                 </w:p>
               </w:tc>
@@ -4898,7 +4898,7 @@
                       <w:i w:val="0"/>
                       <w:sz w:val="18"/>
                     </w:rPr>
-                    <w:t xml:space="preserve"> on macrophages and neutrophils, which recognise the Fc portion</w:t>
+                    <w:t xml:space="preserve"> on macrophages and neutrophils, which recognize the Fc portion</w:t>
                   </w:r>
                 </w:p>
               </w:tc>
@@ -5040,7 +5040,7 @@
                       <w:b w:val="0"/>
                       <w:i w:val="0"/>
                     </w:rPr>
-                    <w:t xml:space="preserve"> A biomaterial — anything not human put into a human — becomes coated with immunoglobulin G and C3b. Immune cells recognise that coating and attach to the material, which is why </w:t>
+                    <w:t xml:space="preserve"> A biomaterial — anything not human put into a human — becomes coated with immunoglobulin G and C3b. Immune cells recognize that coating and attach to the material, which is why </w:t>
                   </w:r>
                   <w:r>
                     <w:rPr>
@@ -5054,7 +5054,7 @@
                       <w:b w:val="0"/>
                       <w:i w:val="0"/>
                     </w:rPr>
-                    <w:t>. The response is to the opsonised surface, not to infection.</w:t>
+                    <w:t>. The response is to the opsonized surface, not to infection.</w:t>
                   </w:r>
                 </w:p>
               </w:tc>
@@ -5303,7 +5303,7 @@
                 <w:b w:val="0"/>
                 <w:i w:val="0"/>
               </w:rPr>
-              <w:t xml:space="preserve"> — which cell, which pathway, which layer — while Clinical Medicine and Surgery I asks how you recognise it and what you do about it. If a fact would sit equally well in both, it is probably pitched for the other one.</w:t>
+              <w:t xml:space="preserve"> — which cell, which pathway, which layer — while Clinical Medicine and Surgery I asks how you recognize it and what you do about it. If a fact would sit equally well in both, it is probably pitched for the other one.</w:t>
             </w:r>
           </w:p>
         </w:tc>
@@ -6203,7 +6203,7 @@
           <w:b/>
           <w:i w:val="0"/>
         </w:rPr>
-        <w:t>elastic fibres</w:t>
+        <w:t>elastic fibers</w:t>
       </w:r>
       <w:r>
         <w:rPr>
@@ -6534,7 +6534,7 @@
                 <w:i w:val="0"/>
                 <w:sz w:val="18"/>
               </w:rPr>
-              <w:t>Apocrine sweat + bacterial degradation = body odour</w:t>
+              <w:t>Apocrine sweat + bacterial degradation = body odor</w:t>
             </w:r>
           </w:p>
         </w:tc>
@@ -7785,14 +7785,14 @@
                 <w:b w:val="0"/>
                 <w:i/>
               </w:rPr>
-              <w:t>one centimetre</w:t>
-            </w:r>
-            <w:r>
-              <w:rPr>
-                <w:b w:val="0"/>
-                <w:i w:val="0"/>
-              </w:rPr>
-              <w:t xml:space="preserve"> rather than five millimetres, and the Physical Diagnosis II deck does exactly that.</w:t>
+              <w:t>one centimeter</w:t>
+            </w:r>
+            <w:r>
+              <w:rPr>
+                <w:b w:val="0"/>
+                <w:i w:val="0"/>
+              </w:rPr>
+              <w:t xml:space="preserve"> rather than five millimeters, and the Physical Diagnosis II deck does exactly that.</w:t>
             </w:r>
           </w:p>
           <w:p>
@@ -7804,7 +7804,7 @@
                 <w:b w:val="0"/>
                 <w:i/>
               </w:rPr>
-              <w:t>“For our sake of this lecture and testing, I’m going to define it up to five millimetres … if you’re reading it in other sources and it goes up to one centimetre, don’t be alarmed.”</w:t>
+              <w:t>“For our sake of this lecture and testing, I’m going to define it up to five millimeters … if you’re reading it in other sources and it goes up to one centimeter, don’t be alarmed.”</w:t>
             </w:r>
             <w:r>
               <w:rPr>
@@ -7858,7 +7858,7 @@
                 <w:b w:val="0"/>
                 <w:i w:val="0"/>
               </w:rPr>
-              <w:t xml:space="preserve"> What she will not do is hinge a question on a borderline value. Learn the boundaries; do not agonise over the edge cases.</w:t>
+              <w:t xml:space="preserve"> What she will not do is hinge a question on a borderline value. Learn the boundaries; do not agonize over the edge cases.</w:t>
             </w:r>
           </w:p>
         </w:tc>
@@ -8625,7 +8625,7 @@
                 <w:i w:val="0"/>
                 <w:sz w:val="18"/>
               </w:rPr>
-              <w:t>Fibrin haemostatic plug; neutrophils and macrophages remove dead tissue; growth factors and cytokines signal the next phase to begin</w:t>
+              <w:t>Fibrin hemostatic plug; neutrophils and macrophages remove dead tissue; growth factors and cytokines signal the next phase to begin</w:t>
             </w:r>
           </w:p>
         </w:tc>
@@ -9656,7 +9656,7 @@
                 <w:i w:val="0"/>
                 <w:sz w:val="18"/>
               </w:rPr>
-              <w:t>Seborrhoeic dermatitis</w:t>
+              <w:t>Seborrheic dermatitis</w:t>
             </w:r>
           </w:p>
         </w:tc>
@@ -9704,7 +9704,7 @@
                 <w:i w:val="0"/>
                 <w:sz w:val="18"/>
               </w:rPr>
-              <w:t>Seborrhoeic keratosis</w:t>
+              <w:t>Seborrheic keratosis</w:t>
             </w:r>
           </w:p>
         </w:tc>
@@ -9879,7 +9879,7 @@
                 <w:i w:val="0"/>
                 <w:sz w:val="18"/>
               </w:rPr>
-              <w:t>tumour necrosis factor alpha, interferon gamma and interleukin-12</w:t>
+              <w:t>tumor necrosis factor alpha, interferon gamma and interleukin-12</w:t>
             </w:r>
             <w:r>
               <w:rPr>
@@ -10384,7 +10384,7 @@
                 <w:i w:val="0"/>
                 <w:sz w:val="18"/>
               </w:rPr>
-              <w:t>Impaired keratin synthesis, associated with deficiency anaemia; thin, concave, ridged</w:t>
+              <w:t>Impaired keratin synthesis, associated with deficiency anemia; thin, concave, ridged</w:t>
             </w:r>
           </w:p>
         </w:tc>
@@ -10638,7 +10638,7 @@
                 <w:color w:val="FFFFFF"/>
                 <w:sz w:val="18"/>
               </w:rPr>
-              <w:t>Mechanism and behaviour</w:t>
+              <w:t>Mechanism and behavior</w:t>
             </w:r>
           </w:p>
         </w:tc>
@@ -10710,7 +10710,7 @@
                 <w:i w:val="0"/>
                 <w:sz w:val="18"/>
               </w:rPr>
-              <w:t>Hedgehog signalling pathway</w:t>
+              <w:t>Hedgehog signaling pathway</w:t>
             </w:r>
             <w:r>
               <w:rPr>
@@ -10782,7 +10782,7 @@
                 <w:i w:val="0"/>
                 <w:sz w:val="18"/>
               </w:rPr>
-              <w:t xml:space="preserve"> tumour suppressor gene; derived from keratinocytes. </w:t>
+              <w:t xml:space="preserve"> tumor suppressor gene; derived from keratinocytes. </w:t>
             </w:r>
             <w:r>
               <w:rPr>
@@ -11005,7 +11005,7 @@
                 <w:b w:val="0"/>
                 <w:i w:val="0"/>
               </w:rPr>
-              <w:t>, also called epithelial pearls: millimetre-sized concentric deposits of keratin and dead skin cells. That one is worth knowing.</w:t>
+              <w:t>, also called epithelial pearls: millimeter-sized concentric deposits of keratin and dead skin cells. That one is worth knowing.</w:t>
             </w:r>
           </w:p>
         </w:tc>
@@ -11032,7 +11032,7 @@
           <w:b w:val="0"/>
           <w:i w:val="0"/>
         </w:rPr>
-        <w:t xml:space="preserve"> radial growth within the epidermis → vertical growth penetrating the dermis → increasing tumour thickness → metastatic invasion of lymphatics and blood vessels. The radial-to-vertical shift is the moment depth starts to matter.</w:t>
+        <w:t xml:space="preserve"> radial growth within the epidermis → vertical growth penetrating the dermis → increasing tumor thickness → metastatic invasion of lymphatics and blood vessels. The radial-to-vertical shift is the moment depth starts to matter.</w:t>
       </w:r>
     </w:p>
     <w:p>
@@ -12257,7 +12257,7 @@
                       <w:i/>
                       <w:sz w:val="18"/>
                     </w:rPr>
-                    <w:t xml:space="preserve">“Someone with chronic gastro-oesophageal reflux… that acid that comes up, what do you think it does to the lower oesophagus?… it goes through a metaplasia. It turns from squamous to columnar cells. And that has a name. </w:t>
+                    <w:t xml:space="preserve">“Someone with chronic gastroesophageal reflux… that acid that comes up, what do you think it does to the lower esophagus?… it goes through a metaplasia. It turns from squamous to columnar cells. And that has a name. </w:t>
                   </w:r>
                   <w:r>
                     <w:rPr>
@@ -12266,7 +12266,7 @@
                       <w:sz w:val="18"/>
                       <w:highlight w:val="yellow"/>
                     </w:rPr>
-                    <w:t>It’s called Barrett’s oesophagus</w:t>
+                    <w:t>It’s called Barrett’s esophagus</w:t>
                   </w:r>
                   <w:r>
                     <w:rPr>
@@ -12274,7 +12274,7 @@
                       <w:i/>
                       <w:sz w:val="18"/>
                     </w:rPr>
-                    <w:t>… increased risk of oesophageal carcinoma.”</w:t>
+                    <w:t>… increased risk of esophageal carcinoma.”</w:t>
                   </w:r>
                   <w:r>
                     <w:rPr>
@@ -12313,7 +12313,7 @@
                       <w:i w:val="0"/>
                       <w:sz w:val="18"/>
                     </w:rPr>
-                    <w:t xml:space="preserve"> The lower oesophagus is squamous and cannot resist acid, so chronic reflux drives it to columnar. Then the corollary he draws, which is the genuinely useful bit: in an oesophageal carcinoma, </w:t>
+                    <w:t xml:space="preserve"> The lower esophagus is squamous and cannot resist acid, so chronic reflux drives it to columnar. Then the corollary he draws, which is the genuinely useful bit: in an esophageal carcinoma, </w:t>
                   </w:r>
                   <w:r>
                     <w:rPr>
@@ -12475,7 +12475,7 @@
                       <w:i w:val="0"/>
                       <w:sz w:val="18"/>
                     </w:rPr>
-                    <w:t>bigger fibres, not more fibres</w:t>
+                    <w:t>bigger fibers, not more fibers</w:t>
                   </w:r>
                   <w:r>
                     <w:rPr>
@@ -12556,7 +12556,7 @@
                       <w:i w:val="0"/>
                       <w:sz w:val="18"/>
                     </w:rPr>
-                    <w:t>The organising principle behind “permanent tissues”.</w:t>
+                    <w:t>The organizing principle behind “permanent tissues”.</w:t>
                   </w:r>
                   <w:r>
                     <w:rPr>
@@ -12598,7 +12598,7 @@
                       <w:sz w:val="18"/>
                       <w:highlight w:val="yellow"/>
                     </w:rPr>
-                    <w:t>the tumour becomes more aggressive</w:t>
+                    <w:t>the tumor becomes more aggressive</w:t>
                   </w:r>
                   <w:r>
                     <w:rPr>
@@ -12766,7 +12766,7 @@
                       <w:i w:val="0"/>
                       <w:sz w:val="18"/>
                     </w:rPr>
-                    <w:t>Said twice, and it frames the whole grading section: grading is a histological judgement, made on tissue, by one person.</w:t>
+                    <w:t>Said twice, and it frames the whole grading section: grading is a histological judgment, made on tissue, by one person.</w:t>
                   </w:r>
                 </w:p>
               </w:tc>
@@ -13003,7 +13003,7 @@
                       <w:sz w:val="18"/>
                       <w:highlight w:val="yellow"/>
                     </w:rPr>
-                    <w:t>O-M-A is the suffix for tumour.</w:t>
+                    <w:t>O-M-A is the suffix for tumor.</w:t>
                   </w:r>
                   <w:r>
                     <w:rPr>
@@ -13091,7 +13091,7 @@
                       <w:i w:val="0"/>
                       <w:sz w:val="18"/>
                     </w:rPr>
-                    <w:t xml:space="preserve">The naming rule taken down to the morphemes, which is what makes it generalise: </w:t>
+                    <w:t xml:space="preserve">The naming rule taken down to the morphemes, which is what makes it generalize: </w:t>
                   </w:r>
                   <w:r>
                     <w:rPr>
@@ -13107,7 +13107,7 @@
                       <w:i w:val="0"/>
                       <w:sz w:val="18"/>
                     </w:rPr>
-                    <w:t xml:space="preserve"> = tumour, </w:t>
+                    <w:t xml:space="preserve"> = tumor, </w:t>
                   </w:r>
                   <w:r>
                     <w:rPr>
@@ -13284,7 +13284,7 @@
                       <w:i w:val="0"/>
                       <w:sz w:val="18"/>
                     </w:rPr>
-                    <w:t>His stated advice on how to take his lecture. Worth honouring — this guide exists partly so that is a workable strategy.</w:t>
+                    <w:t>His stated advice on how to take his lecture. Worth honoring — this guide exists partly so that is a workable strategy.</w:t>
                   </w:r>
                 </w:p>
               </w:tc>
@@ -13520,7 +13520,7 @@
         <w:rPr>
           <w:sz w:val="15"/>
         </w:rPr>
-        <w:t>The same progression, counted rather than drawn in section: normal → hyperplasia (more cells, still orderly) → mild dysplasia → carcinoma in situ , labelled here as severe dysplasia → cancer . Hyperplasia belongs on this line and hypertrophy does not: hyperplasia is more cells, hypertrophy is bigger cells, and only one of them is a step towards neoplasia. Source: Abnormal Cell Growth for posting.pptx, Slide 9.</w:t>
+        <w:t>The same progression, counted rather than drawn in section: normal → hyperplasia (more cells, still orderly) → mild dysplasia → carcinoma in situ , labeled here as severe dysplasia → cancer . Hyperplasia belongs on this line and hypertrophy does not: hyperplasia is more cells, hypertrophy is bigger cells, and only one of them is a step towards neoplasia. Source: Abnormal Cell Growth for posting.pptx, Slide 9.</w:t>
       </w:r>
     </w:p>
     <w:p>
@@ -13601,7 +13601,7 @@
           <w:b w:val="0"/>
           <w:i w:val="0"/>
         </w:rPr>
-        <w:t xml:space="preserve"> that underwent a genetic alteration, so a tumour is a clone. It has two components: </w:t>
+        <w:t xml:space="preserve"> that underwent a genetic alteration, so a tumor is a clone. It has two components: </w:t>
       </w:r>
       <w:r>
         <w:rPr>
@@ -14103,7 +14103,7 @@
                 <w:color w:val="FFFFFF"/>
                 <w:sz w:val="18"/>
               </w:rPr>
-              <w:t>Benign tumour</w:t>
+              <w:t>Benign tumor</w:t>
             </w:r>
           </w:p>
         </w:tc>
@@ -14130,7 +14130,7 @@
                 <w:color w:val="FFFFFF"/>
                 <w:sz w:val="18"/>
               </w:rPr>
-              <w:t>Malignant tumour</w:t>
+              <w:t>Malignant tumor</w:t>
             </w:r>
           </w:p>
         </w:tc>
@@ -14592,7 +14592,7 @@
           <w:b w:val="0"/>
           <w:i w:val="0"/>
         </w:rPr>
-        <w:t xml:space="preserve">Histologically, four features move a tumour along that spectrum: </w:t>
+        <w:t xml:space="preserve">Histologically, four features move a tumor along that spectrum: </w:t>
       </w:r>
       <w:r>
         <w:rPr>
@@ -14660,7 +14660,7 @@
           <w:b/>
           <w:i w:val="0"/>
         </w:rPr>
-        <w:t>Why does a tumour outgrow normal tissue?</w:t>
+        <w:t>Why does a tumor outgrow normal tissue?</w:t>
       </w:r>
       <w:r>
         <w:rPr>
@@ -14750,7 +14750,7 @@
           <w:rFonts w:ascii="Georgia" w:hAnsi="Georgia"/>
           <w:color w:val="3B2A5E"/>
         </w:rPr>
-        <w:t>3.4 · Objective d — Routes of tumour spread</w:t>
+        <w:t>3.4 · Objective d — Routes of tumor spread</w:t>
       </w:r>
     </w:p>
     <w:tbl>
@@ -14876,7 +14876,7 @@
                 <w:i w:val="0"/>
                 <w:sz w:val="18"/>
               </w:rPr>
-              <w:t>Haematogenous</w:t>
+              <w:t>Hematogenous</w:t>
             </w:r>
           </w:p>
         </w:tc>
@@ -14939,7 +14939,7 @@
                 <w:i w:val="0"/>
                 <w:sz w:val="18"/>
               </w:rPr>
-              <w:t>multiple tumour fragments</w:t>
+              <w:t>multiple tumor fragments</w:t>
             </w:r>
             <w:r>
               <w:rPr>
@@ -15106,7 +15106,7 @@
                 <w:i w:val="0"/>
                 <w:sz w:val="18"/>
               </w:rPr>
-              <w:t>at the tumour margin</w:t>
+              <w:t>at the tumor margin</w:t>
             </w:r>
           </w:p>
         </w:tc>
@@ -15193,7 +15193,7 @@
                 <w:i w:val="0"/>
                 <w:sz w:val="18"/>
               </w:rPr>
-              <w:t xml:space="preserve">Invasion of tumour </w:t>
+              <w:t xml:space="preserve">Invasion of tumor </w:t>
             </w:r>
             <w:r>
               <w:rPr>
@@ -15338,7 +15338,7 @@
           <w:b/>
           <w:i w:val="0"/>
         </w:rPr>
-        <w:t>specific receptors on tumour and endothelial cells</w:t>
+        <w:t>specific receptors on tumor and endothelial cells</w:t>
       </w:r>
       <w:r>
         <w:rPr>
@@ -15400,7 +15400,7 @@
           <w:rFonts w:ascii="Georgia" w:hAnsi="Georgia"/>
           <w:color w:val="3B2A5E"/>
         </w:rPr>
-        <w:t>3.5 · Objectives e &amp; f — Classifying tumours by origin</w:t>
+        <w:t>3.5 · Objectives e &amp; f — Classifying tumors by origin</w:t>
       </w:r>
     </w:p>
     <w:p>
@@ -15412,7 +15412,7 @@
           <w:b w:val="0"/>
           <w:i w:val="0"/>
         </w:rPr>
-        <w:t xml:space="preserve">This is a naming rule, and once you have it, every tumour name in medicine decodes. </w:t>
+        <w:t xml:space="preserve">This is a naming rule, and once you have it, every tumor name in medicine decodes. </w:t>
       </w:r>
       <w:r>
         <w:rPr>
@@ -15879,7 +15879,7 @@
           <w:b w:val="0"/>
           <w:i w:val="0"/>
         </w:rPr>
-        <w:t xml:space="preserve"> If you can place the tissue of origin in one of those two buckets, you can name the malignancy. Adipose tissue is supportive, so a malignant fat tumour is a sarcoma, never a carcinoma.</w:t>
+        <w:t xml:space="preserve"> If you can place the tissue of origin in one of those two buckets, you can name the malignancy. Adipose tissue is supportive, so a malignant fat tumor is a sarcoma, never a carcinoma.</w:t>
       </w:r>
     </w:p>
     <w:p>
@@ -16258,7 +16258,7 @@
                 <w:i w:val="0"/>
                 <w:sz w:val="18"/>
               </w:rPr>
-              <w:t>Tumour suppressor genes</w:t>
+              <w:t>Tumor suppressor genes</w:t>
             </w:r>
           </w:p>
         </w:tc>
@@ -16909,7 +16909,7 @@
                 <w:i w:val="0"/>
                 <w:sz w:val="18"/>
               </w:rPr>
-              <w:t xml:space="preserve">Classically emphasised in </w:t>
+              <w:t xml:space="preserve">Classically emphasized in </w:t>
             </w:r>
             <w:r>
               <w:rPr>
@@ -16971,7 +16971,7 @@
           <w:b/>
           <w:i w:val="0"/>
         </w:rPr>
-        <w:t>directly disables a tumour suppressor</w:t>
+        <w:t>directly disables a tumor suppressor</w:t>
       </w:r>
       <w:r>
         <w:rPr>
@@ -17496,7 +17496,7 @@
                 <w:i w:val="0"/>
                 <w:sz w:val="18"/>
               </w:rPr>
-              <w:t xml:space="preserve">. Emphasises: </w:t>
+              <w:t xml:space="preserve">. Emphasizes: </w:t>
             </w:r>
             <w:r>
               <w:rPr>
@@ -18060,7 +18060,7 @@
                 <w:i w:val="0"/>
                 <w:sz w:val="18"/>
               </w:rPr>
-              <w:t>Tumour suppressor alterations</w:t>
+              <w:t>Tumor suppressor alterations</w:t>
             </w:r>
           </w:p>
         </w:tc>
@@ -18114,7 +18114,7 @@
                 <w:i w:val="0"/>
                 <w:sz w:val="18"/>
               </w:rPr>
-              <w:t xml:space="preserve"> (rare childhood eye tumour) and </w:t>
+              <w:t xml:space="preserve"> (rare childhood eye tumor) and </w:t>
             </w:r>
             <w:r>
               <w:rPr>
@@ -18178,7 +18178,7 @@
                 <w:i w:val="0"/>
                 <w:sz w:val="18"/>
               </w:rPr>
-              <w:t xml:space="preserve"> types 1 and 2 — a variety of central and peripheral nervous system tumours</w:t>
+              <w:t xml:space="preserve"> types 1 and 2 — a variety of central and peripheral nervous system tumors</w:t>
             </w:r>
           </w:p>
         </w:tc>
@@ -19458,7 +19458,7 @@
           <w:b/>
           <w:i w:val="0"/>
         </w:rPr>
-        <w:t>The convention generalises: x means cannot be assessed, 0 means none found.</w:t>
+        <w:t>The convention generalizes: x means cannot be assessed, 0 means none found.</w:t>
       </w:r>
       <w:r>
         <w:rPr>
@@ -19544,7 +19544,7 @@
         <w:rPr>
           <w:sz w:val="15"/>
         </w:rPr>
-        <w:t>Do not memorise this table. It is here to make one point, which the previous slide states outright: TNM definitions are cancer-specific . This is the lung version, and its T categories turn on distances from the carina and involvement of named structures that mean nothing in, say, colon cancer — where depth of invasion through the bowel wall matters more than size. What transfers is the grammar : T for the primary, N for regional nodes, M for distant metastasis, x for cannot be assessed, 0 for none found. Source: Abnormal Cell Growth for posting.pptx, Slide 43.</w:t>
+        <w:t>Do not memorize this table. It is here to make one point, which the previous slide states outright: TNM definitions are cancer-specific . This is the lung version, and its T categories turn on distances from the carina and involvement of named structures that mean nothing in, say, colon cancer — where depth of invasion through the bowel wall matters more than size. What transfers is the grammar : T for the primary, N for regional nodes, M for distant metastasis, x for cannot be assessed, 0 for none found. Source: Abnormal Cell Growth for posting.pptx, Slide 43.</w:t>
       </w:r>
     </w:p>
     <w:p>
@@ -19571,56 +19571,6 @@
           <w:i w:val="0"/>
         </w:rPr>
         <w:t xml:space="preserve"> (Professor Hugh G. Rappa, MD), Slides 1–43, and the PAJ 5101 syllabus instructional objectives a–l. Figures are reproduced from the lecture slides and each is cited to its slide.</w:t>
-      </w:r>
-    </w:p>
-    <w:p>
-      <w:pPr>
-        <w:spacing w:after="120"/>
-      </w:pPr>
-      <w:r>
-        <w:rPr>
-          <w:b w:val="0"/>
-          <w:i w:val="0"/>
-        </w:rPr>
-        <w:t>← Back to Homepage</w:t>
-      </w:r>
-    </w:p>
-    <w:p>
-      <w:pPr>
-        <w:spacing w:after="120"/>
-      </w:pPr>
-      <w:r>
-        <w:rPr>
-          <w:b w:val="0"/>
-          <w:i w:val="0"/>
-        </w:rPr>
-        <w:t>Built from your %s lecture decks for personal study · Class of 2028.</w:t>
-      </w:r>
-    </w:p>
-    <w:p>
-      <w:pPr>
-        <w:spacing w:after="120"/>
-      </w:pPr>
-      <w:r>
-        <w:rPr>
-          <w:b w:val="0"/>
-          <w:i w:val="0"/>
-        </w:rPr>
-        <w:t xml:space="preserve">★ </w:t>
-      </w:r>
-      <w:r>
-        <w:rPr>
-          <w:b w:val="0"/>
-          <w:i w:val="0"/>
-        </w:rPr>
-        <w:t>If you see any mistakes, click here to report it</w:t>
-      </w:r>
-      <w:r>
-        <w:rPr>
-          <w:b w:val="0"/>
-          <w:i w:val="0"/>
-        </w:rPr>
-        <w:t xml:space="preserve"> ★</w:t>
       </w:r>
     </w:p>
     <w:p>
@@ -20161,7 +20111,7 @@
                 <w:b w:val="0"/>
                 <w:i w:val="0"/>
               </w:rPr>
-              <w:t xml:space="preserve">And he de-emphasised lens correction: </w:t>
+              <w:t xml:space="preserve">And he de-emphasized lens correction: </w:t>
             </w:r>
             <w:r>
               <w:rPr>
@@ -20257,7 +20207,7 @@
           <w:b/>
           <w:i w:val="0"/>
         </w:rPr>
-        <w:t>seventy per cent of refraction</w:t>
+        <w:t>seventy percent of refraction</w:t>
       </w:r>
       <w:r>
         <w:rPr>
@@ -20278,7 +20228,7 @@
           <w:b w:val="0"/>
           <w:i w:val="0"/>
         </w:rPr>
-        <w:t xml:space="preserve">, higher than cerebral cortex, which is why it tolerates ischaemia so badly. And the eye is the </w:t>
+        <w:t xml:space="preserve">, higher than cerebral cortex, which is why it tolerates ischemia so badly. And the eye is the </w:t>
       </w:r>
       <w:r>
         <w:rPr>
@@ -20343,7 +20293,7 @@
         <w:rPr>
           <w:sz w:val="15"/>
         </w:rPr>
-        <w:t>The eye in cross-section, fully labelled — chambers and their fluids, the canal of Schlemm and the outflow route, the suspensory zonules, and the fovea, macula and optic disc at the back. Lecture 4 · Slide 5</w:t>
+        <w:t>The eye in cross-section, fully labeled — chambers and their fluids, the canal of Schlemm and the outflow route, the suspensory zonules, and the fovea, macula and optic disc at the back. Lecture 4 · Slide 5</w:t>
       </w:r>
     </w:p>
     <w:p>
@@ -20703,7 +20653,7 @@
           <w:b/>
           <w:i w:val="0"/>
         </w:rPr>
-        <w:t>hyperpolarising</w:t>
+        <w:t>hyperpolarizing</w:t>
       </w:r>
       <w:r>
         <w:rPr>
@@ -20743,7 +20693,7 @@
           <w:b w:val="0"/>
           <w:i w:val="0"/>
         </w:rPr>
-        <w:t xml:space="preserve">, carry colour and sharp acuity and are concentrated in the </w:t>
+        <w:t xml:space="preserve">, carry color and sharp acuity and are concentrated in the </w:t>
       </w:r>
       <w:r>
         <w:rPr>
@@ -20818,7 +20768,7 @@
           <w:b w:val="0"/>
           <w:i w:val="0"/>
         </w:rPr>
-        <w:t xml:space="preserve"> Aqueous humour is made continuously by the non-pigmented epithelium of the ciliary body into the posterior chamber, flows through the pupil into the anterior chamber nourishing the avascular lens and cornea, and drains </w:t>
+        <w:t xml:space="preserve"> Aqueous humor is made continuously by the non-pigmented epithelium of the ciliary body into the posterior chamber, flows through the pupil into the anterior chamber nourishing the avascular lens and cornea, and drains </w:t>
       </w:r>
       <w:r>
         <w:rPr>
@@ -20839,7 +20789,7 @@
           <w:b/>
           <w:i w:val="0"/>
         </w:rPr>
-        <w:t>vitreous humour</w:t>
+        <w:t>vitreous humor</w:t>
       </w:r>
       <w:r>
         <w:rPr>
@@ -22138,7 +22088,7 @@
           <w:b w:val="0"/>
           <w:i w:val="0"/>
         </w:rPr>
-        <w:t xml:space="preserve">; monocular diplopia; altered colour perception. </w:t>
+        <w:t xml:space="preserve">; monocular diplopia; altered color perception. </w:t>
       </w:r>
       <w:r>
         <w:rPr>
@@ -23686,7 +23636,7 @@
                 <w:i w:val="0"/>
                 <w:sz w:val="18"/>
               </w:rPr>
-              <w:t>Choroidal neovascularisation</w:t>
+              <w:t>Choroidal neovascularization</w:t>
             </w:r>
             <w:r>
               <w:rPr>
@@ -23923,7 +23873,7 @@
                 <w:i w:val="0"/>
                 <w:sz w:val="18"/>
               </w:rPr>
-              <w:t>~90 per cent</w:t>
+              <w:t>~90 percent</w:t>
             </w:r>
           </w:p>
         </w:tc>
@@ -24015,7 +23965,7 @@
           <w:b w:val="0"/>
           <w:i w:val="0"/>
         </w:rPr>
-        <w:t xml:space="preserve"> — a different age band from macular degeneration, and an easy pair to swap. Chronic hyperglycaemia damages capillaries and endothelial basement membranes → capillary occlusion and hypoxia. </w:t>
+        <w:t xml:space="preserve"> — a different age band from macular degeneration, and an easy pair to swap. Chronic hyperglycemia damages capillaries and endothelial basement membranes → capillary occlusion and hypoxia. </w:t>
       </w:r>
       <w:r>
         <w:rPr>
@@ -24029,7 +23979,7 @@
           <w:b w:val="0"/>
           <w:i w:val="0"/>
         </w:rPr>
-        <w:t xml:space="preserve"> dilated veins, microaneurysms, dot and blot haemorrhages, </w:t>
+        <w:t xml:space="preserve"> dilated veins, microaneurysms, dot and blot hemorrhages, </w:t>
       </w:r>
       <w:r>
         <w:rPr>
@@ -24057,7 +24007,7 @@
           <w:b w:val="0"/>
           <w:i w:val="0"/>
         </w:rPr>
-        <w:t xml:space="preserve"> (nerve fibre layer ischaemia), macular oedema. </w:t>
+        <w:t xml:space="preserve"> (nerve fiber layer ischemia), macular edema. </w:t>
       </w:r>
       <w:r>
         <w:rPr>
@@ -24071,7 +24021,7 @@
           <w:b w:val="0"/>
           <w:i w:val="0"/>
         </w:rPr>
-        <w:t xml:space="preserve"> severe ischaemia upregulates </w:t>
+        <w:t xml:space="preserve"> severe ischemia upregulates </w:t>
       </w:r>
       <w:r>
         <w:rPr>
@@ -24085,7 +24035,7 @@
           <w:b w:val="0"/>
           <w:i w:val="0"/>
         </w:rPr>
-        <w:t xml:space="preserve"> → neovascularisation on disc and retina → vitreous haemorrhage, fibrotic traction, tractional detachment.</w:t>
+        <w:t xml:space="preserve"> → neovascularization on disc and retina → vitreous hemorrhage, fibrotic traction, tractional detachment.</w:t>
       </w:r>
     </w:p>
     <w:p>
@@ -24271,7 +24221,7 @@
                 <w:b w:val="0"/>
                 <w:i/>
               </w:rPr>
-              <w:t>“memorise this: optic nerve, optic chiasm, optic tract.”</w:t>
+              <w:t>“memorize this: optic nerve, optic chiasm, optic tract.”</w:t>
             </w:r>
           </w:p>
         </w:tc>
@@ -24312,7 +24262,7 @@
           <w:b w:val="0"/>
           <w:i w:val="0"/>
         </w:rPr>
-        <w:t xml:space="preserve"> retinal fibres — which carry the </w:t>
+        <w:t xml:space="preserve"> retinal fibers — which carry the </w:t>
       </w:r>
       <w:r>
         <w:rPr>
@@ -24340,7 +24290,7 @@
           <w:b w:val="0"/>
           <w:i w:val="0"/>
         </w:rPr>
-        <w:t xml:space="preserve"> retinal fibres stay ipsilateral. Everything below follows from that one fact. The pathway runs optic disc → optic nerve → chiasm → optic tract → lateral geniculate nucleus → optic radiation → occipital cortex.</w:t>
+        <w:t xml:space="preserve"> retinal fibers stay ipsilateral. Everything below follows from that one fact. The pathway runs optic disc → optic nerve → chiasm → optic tract → lateral geniculate nucleus → optic radiation → occipital cortex.</w:t>
       </w:r>
     </w:p>
     <w:tbl>
@@ -24540,7 +24490,7 @@
                 <w:i w:val="0"/>
                 <w:sz w:val="18"/>
               </w:rPr>
-              <w:t>Trauma, optic neuritis, ischaemic optic neuropathy</w:t>
+              <w:t>Trauma, optic neuritis, ischemic optic neuropathy</w:t>
             </w:r>
           </w:p>
         </w:tc>
@@ -24611,7 +24561,7 @@
                 <w:i w:val="0"/>
                 <w:sz w:val="18"/>
               </w:rPr>
-              <w:t>Optic chiasm (centre)</w:t>
+              <w:t>Optic chiasm (center)</w:t>
             </w:r>
           </w:p>
         </w:tc>
@@ -24673,7 +24623,7 @@
                 <w:i w:val="0"/>
                 <w:sz w:val="18"/>
               </w:rPr>
-              <w:t xml:space="preserve"> — only the crossing nasal fibres are cut, so both temporal fields go</w:t>
+              <w:t xml:space="preserve"> — only the crossing nasal fibers are cut, so both temporal fields go</w:t>
             </w:r>
           </w:p>
         </w:tc>
@@ -24744,7 +24694,7 @@
                 <w:i w:val="0"/>
                 <w:sz w:val="18"/>
               </w:rPr>
-              <w:t>Stroke, tumour, demyelination</w:t>
+              <w:t>Stroke, tumor, demyelination</w:t>
             </w:r>
           </w:p>
         </w:tc>
@@ -24991,7 +24941,7 @@
           <w:b w:val="0"/>
           <w:i w:val="0"/>
         </w:rPr>
-        <w:t>D and E are greyed because he deferred them to neurology. They are on the slide, so they are here — but A, B and C carry the weight.</w:t>
+        <w:t>D and E are grayed because he deferred them to neurology. They are on the slide, so they are here — but A, B and C carry the weight.</w:t>
       </w:r>
     </w:p>
     <w:p>
@@ -25484,7 +25434,7 @@
           <w:b w:val="0"/>
           <w:i w:val="0"/>
         </w:rPr>
-        <w:t xml:space="preserve"> — auricle and canal — captures and concentrates acoustic waves and localises sound; ceruminous glands line it and the outer third carries protective hair follicles. The </w:t>
+        <w:t xml:space="preserve"> — auricle and canal — captures and concentrates acoustic waves and localizes sound; ceruminous glands line it and the outer third carries protective hair follicles. The </w:t>
       </w:r>
       <w:r>
         <w:rPr>
@@ -25498,7 +25448,7 @@
           <w:b w:val="0"/>
           <w:i w:val="0"/>
         </w:rPr>
-        <w:t xml:space="preserve">, which is the single fact that makes otitis media and Eustachian tube dysfunction make sense: the tympanic membrane vibrates, the malleus, incus and stapes amplify, and the Eustachian tube equalises pressure. The </w:t>
+        <w:t xml:space="preserve">, which is the single fact that makes otitis media and Eustachian tube dysfunction make sense: the tympanic membrane vibrates, the malleus, incus and stapes amplify, and the Eustachian tube equalizes pressure. The </w:t>
       </w:r>
       <w:r>
         <w:rPr>
@@ -25656,7 +25606,7 @@
           <w:i w:val="0"/>
           <w:sz w:val="20"/>
         </w:rPr>
-        <w:t>Ion depolarisation.</w:t>
+        <w:t>Ion depolarization.</w:t>
       </w:r>
       <w:r>
         <w:rPr>
@@ -25702,7 +25652,7 @@
           <w:i w:val="0"/>
           <w:sz w:val="20"/>
         </w:rPr>
-        <w:t xml:space="preserve"> Depolarisation triggers voltage-gated channels, releasing </w:t>
+        <w:t xml:space="preserve"> Depolarization triggers voltage-gated channels, releasing </w:t>
       </w:r>
       <w:r>
         <w:rPr>
@@ -25718,7 +25668,7 @@
           <w:i w:val="0"/>
           <w:sz w:val="20"/>
         </w:rPr>
-        <w:t xml:space="preserve"> fibres.</w:t>
+        <w:t xml:space="preserve"> fibers.</w:t>
       </w:r>
     </w:p>
     <w:p>
@@ -26065,7 +26015,7 @@
                 <w:i w:val="0"/>
                 <w:sz w:val="18"/>
               </w:rPr>
-              <w:t>Destruction of hair cells or auditory nerve fibres</w:t>
+              <w:t>Destruction of hair cells or auditory nerve fibers</w:t>
             </w:r>
           </w:p>
         </w:tc>
@@ -26121,7 +26071,7 @@
                 <w:i w:val="0"/>
                 <w:sz w:val="18"/>
               </w:rPr>
-              <w:t xml:space="preserve">Lateralises to the </w:t>
+              <w:t xml:space="preserve">Lateralizes to the </w:t>
             </w:r>
             <w:r>
               <w:rPr>
@@ -26160,7 +26110,7 @@
                 <w:i w:val="0"/>
                 <w:sz w:val="18"/>
               </w:rPr>
-              <w:t xml:space="preserve">Lateralises to the </w:t>
+              <w:t xml:space="preserve">Lateralizes to the </w:t>
             </w:r>
             <w:r>
               <w:rPr>
@@ -26867,28 +26817,42 @@
           <w:b/>
           <w:i w:val="0"/>
         </w:rPr>
-        <w:t>Cholesteatoma is not in the deck and he told the class to know it anyway</w:t>
+        <w:t>Cholesteatoma is on the slide as a mass-loading example</w:t>
       </w:r>
       <w:r>
         <w:rPr>
           <w:b w:val="0"/>
           <w:i w:val="0"/>
         </w:rPr>
-        <w:t xml:space="preserve"> [12:17]: </w:t>
-      </w:r>
-      <w:r>
-        <w:rPr>
-          <w:b w:val="0"/>
-          <w:i/>
-        </w:rPr>
-        <w:t>“that’s not in this presentation, but you should know about it … a cholesterol collection that forms like a small mass in the ear. Usually it needs to be surgically removed.”</w:t>
+        <w:t xml:space="preserve">: added </w:t>
+      </w:r>
+      <w:r>
+        <w:rPr>
+          <w:b/>
+          <w:i w:val="0"/>
+        </w:rPr>
+        <w:t>tissue</w:t>
       </w:r>
       <w:r>
         <w:rPr>
           <w:b w:val="0"/>
           <w:i w:val="0"/>
         </w:rPr>
-        <w:t xml:space="preserve"> It sits under mass loading.</w:t>
+        <w:t xml:space="preserve"> weight that damps tympanic membrane and ossicular movement, the same way an effusion adds fluid weight. He flagged it at [12:17] as one to know (“you should know about it”) and said it usually needs surgical removal. Despite the name it is not a cholesterol mass: the CMS External and Middle Ear deck defines it as a collection of </w:t>
+      </w:r>
+      <w:r>
+        <w:rPr>
+          <w:b/>
+          <w:i w:val="0"/>
+        </w:rPr>
+        <w:t>keratinized squamous epithelium</w:t>
+      </w:r>
+      <w:r>
+        <w:rPr>
+          <w:b w:val="0"/>
+          <w:i w:val="0"/>
+        </w:rPr>
+        <w:t xml:space="preserve"> in the middle ear or mastoid, with no cholesterol components and not a neoplasm.</w:t>
       </w:r>
     </w:p>
     <w:p>
@@ -27132,7 +27096,7 @@
           <w:b w:val="0"/>
           <w:i w:val="0"/>
         </w:rPr>
-        <w:t xml:space="preserve">He gave the organising rule before the detail [16:34]: </w:t>
+        <w:t xml:space="preserve">He gave the organizing rule before the detail [16:34]: </w:t>
       </w:r>
       <w:r>
         <w:rPr>
@@ -30176,7 +30140,7 @@
                 <w:i w:val="0"/>
                 <w:sz w:val="18"/>
               </w:rPr>
-              <w:t>Brainstem stroke, multiple sclerosis, cerebellar tumour</w:t>
+              <w:t>Brainstem stroke, multiple sclerosis, cerebellar tumor</w:t>
             </w:r>
           </w:p>
         </w:tc>
@@ -30897,7 +30861,7 @@
                 <w:i w:val="0"/>
                 <w:sz w:val="18"/>
               </w:rPr>
-              <w:t>nerve fibres only</w:t>
+              <w:t>nerve fibers only</w:t>
             </w:r>
           </w:p>
         </w:tc>
@@ -31008,7 +30972,7 @@
           <w:b w:val="0"/>
           <w:i/>
         </w:rPr>
-        <w:t xml:space="preserve">“Labyrinthitis … is just an inflammation of the entire inner ear. Remember I said there’s another thing called vestibular neuritis? That’s just the same thing, but just inflammation of the nerve fibres. </w:t>
+        <w:t xml:space="preserve">“Labyrinthitis … is just an inflammation of the entire inner ear. Remember I said there’s another thing called vestibular neuritis? That’s just the same thing, but just inflammation of the nerve fibers. </w:t>
       </w:r>
       <w:r>
         <w:rPr>
@@ -31109,7 +31073,7 @@
                 <w:b w:val="0"/>
                 <w:i w:val="0"/>
               </w:rPr>
-              <w:t>★ Professor emphasised</w:t>
+              <w:t>★ Professor emphasized</w:t>
             </w:r>
           </w:p>
           <w:p>
@@ -31682,7 +31646,7 @@
           <w:b w:val="0"/>
           <w:i w:val="0"/>
         </w:rPr>
-        <w:t xml:space="preserve">. Asked in the room how that happens, he scoped the answer for this course [36:43–37:16]: ageing, </w:t>
+        <w:t xml:space="preserve">. Asked in the room how that happens, he scoped the answer for this course [36:43–37:16]: aging, </w:t>
       </w:r>
       <w:r>
         <w:rPr>
@@ -32116,7 +32080,7 @@
                 <w:i w:val="0"/>
                 <w:sz w:val="18"/>
               </w:rPr>
-              <w:t xml:space="preserve"> rhinorrhoea, facial pain, nasal congestion</w:t>
+              <w:t xml:space="preserve"> rhinorrhea, facial pain, nasal congestion</w:t>
             </w:r>
           </w:p>
         </w:tc>
@@ -32328,7 +32292,7 @@
                 <w:i w:val="0"/>
                 <w:sz w:val="18"/>
               </w:rPr>
-              <w:t xml:space="preserve"> rhinorrhoea, nasal itching, sneezing, </w:t>
+              <w:t xml:space="preserve"> rhinorrhea, nasal itching, sneezing, </w:t>
             </w:r>
             <w:r>
               <w:rPr>
@@ -32364,7 +32328,7 @@
           <w:b/>
           <w:i w:val="0"/>
         </w:rPr>
-        <w:t>Discharge colour is the fastest discriminator</w:t>
+        <w:t>Discharge color is the fastest discriminator</w:t>
       </w:r>
       <w:r>
         <w:rPr>
@@ -32399,7 +32363,7 @@
           <w:b w:val="0"/>
           <w:i w:val="0"/>
         </w:rPr>
-        <w:t xml:space="preserve"> discharge. Facial pain localises to the sinuses, which is why it belongs to rhinosinusitis and not to rhinitis.</w:t>
+        <w:t xml:space="preserve"> discharge. Facial pain localizes to the sinuses, which is why it belongs to rhinosinusitis and not to rhinitis.</w:t>
       </w:r>
     </w:p>
     <w:p>
@@ -32451,7 +32415,7 @@
           <w:b/>
           <w:i w:val="0"/>
         </w:rPr>
-        <w:t>oedematous</w:t>
+        <w:t>edematous</w:t>
       </w:r>
       <w:r>
         <w:rPr>
@@ -32707,7 +32671,7 @@
         <w:rPr>
           <w:sz w:val="15"/>
         </w:rPr>
-        <w:t>A nasal polyp on endoscopy: pale and oedematous, not vascular. Non-neoplastic — waterlogged existing mucosa, not new tissue. Lecture 5 · Slide 21</w:t>
+        <w:t>A nasal polyp on endoscopy: pale and edematous, not vascular. Non-neoplastic — waterlogged existing mucosa, not new tissue. Lecture 5 · Slide 21</w:t>
       </w:r>
     </w:p>
     <w:p>
@@ -32761,7 +32725,7 @@
           <w:b/>
           <w:i w:val="0"/>
         </w:rPr>
-        <w:t>mucosal oedema</w:t>
+        <w:t>mucosal edema</w:t>
       </w:r>
       <w:r>
         <w:rPr>
@@ -32789,7 +32753,7 @@
           <w:b/>
           <w:i w:val="0"/>
         </w:rPr>
-        <w:t>rebound hyperaemia from topical decongestants — rhinitis medicamentosa</w:t>
+        <w:t>rebound hyperemia from topical decongestants — rhinitis medicamentosa</w:t>
       </w:r>
       <w:r>
         <w:rPr>
@@ -33014,7 +32978,7 @@
                 <w:i w:val="0"/>
                 <w:sz w:val="18"/>
               </w:rPr>
-              <w:t>aggravates sleep apnoea</w:t>
+              <w:t>aggravates sleep apnea</w:t>
             </w:r>
           </w:p>
         </w:tc>
@@ -33070,7 +33034,7 @@
                 <w:i w:val="0"/>
                 <w:sz w:val="18"/>
               </w:rPr>
-              <w:t xml:space="preserve"> air currents cause localised crusting and fragile vessel breakdown</w:t>
+              <w:t xml:space="preserve"> air currents cause localized crusting and fragile vessel breakdown</w:t>
             </w:r>
           </w:p>
         </w:tc>
@@ -33344,7 +33308,7 @@
         <w:rPr>
           <w:sz w:val="15"/>
         </w:rPr>
-        <w:t>Normal septum against a deviated one. Note the labelled hypertrophied turbinate on the wide side — the compensation is contralateral to the obstruction. Lecture 5 · Slide 22</w:t>
+        <w:t>Normal septum against a deviated one. Note the labeled hypertrophied turbinate on the wide side — the compensation is contralateral to the obstruction. Lecture 5 · Slide 22</w:t>
       </w:r>
     </w:p>
     <w:p>
@@ -33363,7 +33327,7 @@
           <w:b w:val="0"/>
           <w:i w:val="0"/>
         </w:rPr>
-        <w:t xml:space="preserve"> Two bleeds, two vessels, two risk profiles. The management column on the slide belongs to Clinical Medicine and Surgery; what this course asks for is the vascular source and the aetiology.</w:t>
+        <w:t xml:space="preserve"> Two bleeds, two vessels, two risk profiles. The management column on the slide belongs to Clinical Medicine and Surgery; what this course asks for is the vascular source and the etiology.</w:t>
       </w:r>
     </w:p>
     <w:tbl>
@@ -33612,7 +33576,7 @@
                 <w:i w:val="0"/>
                 <w:sz w:val="18"/>
               </w:rPr>
-              <w:t>Predominant aetiology</w:t>
+              <w:t>Predominant etiology</w:t>
             </w:r>
           </w:p>
         </w:tc>
@@ -33651,7 +33615,7 @@
                 <w:i w:val="0"/>
                 <w:sz w:val="18"/>
               </w:rPr>
-              <w:t>, localised mucosal erosion, mild rhinitis</w:t>
+              <w:t>, localized mucosal erosion, mild rhinitis</w:t>
             </w:r>
           </w:p>
         </w:tc>
@@ -33805,7 +33769,7 @@
           <w:b/>
           <w:i w:val="0"/>
         </w:rPr>
-        <w:t>The aetiology columns are the tell.</w:t>
+        <w:t>The etiology columns are the tell.</w:t>
       </w:r>
       <w:r>
         <w:rPr>
@@ -34368,15 +34332,15 @@
                 <w:i w:val="0"/>
                 <w:sz w:val="18"/>
               </w:rPr>
-              <w:t>vocal cord haemorrhage</w:t>
-            </w:r>
-            <w:r>
-              <w:rPr>
-                <w:b w:val="0"/>
-                <w:i w:val="0"/>
-                <w:sz w:val="18"/>
-              </w:rPr>
-              <w:t>, causing a localised inflammatory healing response</w:t>
+              <w:t>vocal cord hemorrhage</w:t>
+            </w:r>
+            <w:r>
+              <w:rPr>
+                <w:b w:val="0"/>
+                <w:i w:val="0"/>
+                <w:sz w:val="18"/>
+              </w:rPr>
+              <w:t>, causing a localized inflammatory healing response</w:t>
             </w:r>
           </w:p>
         </w:tc>
@@ -34843,7 +34807,7 @@
                 <w:b w:val="0"/>
                 <w:i w:val="0"/>
               </w:rPr>
-              <w:t>★ Professor emphasised</w:t>
+              <w:t>★ Professor emphasized</w:t>
             </w:r>
           </w:p>
           <w:p>

--- a/Clinical Pathophysiology I Exam 1/cp-exam-1-study-guide.docx
+++ b/Clinical Pathophysiology I Exam 1/cp-exam-1-study-guide.docx
@@ -760,6 +760,62 @@
           <w:i w:val="0"/>
         </w:rPr>
         <w:t>, fluid and blood proteins moving into the interstitial spaces. Each step is what makes the next possible, which is why the order is examinable.</w:t>
+      </w:r>
+    </w:p>
+    <w:p>
+      <w:pPr>
+        <w:spacing w:after="120"/>
+      </w:pPr>
+      <w:r>
+        <w:rPr>
+          <w:b w:val="0"/>
+          <w:i w:val="0"/>
+        </w:rPr>
+        <w:t>Also tested</w:t>
+      </w:r>
+    </w:p>
+    <w:p>
+      <w:pPr>
+        <w:pStyle w:val="ListBullet"/>
+        <w:spacing w:after="40"/>
+      </w:pPr>
+      <w:r>
+        <w:rPr>
+          <w:b/>
+          <w:i w:val="0"/>
+          <w:sz w:val="20"/>
+        </w:rPr>
+        <w:t>Arteriolar vasodilation in inflammation.</w:t>
+      </w:r>
+      <w:r>
+        <w:rPr>
+          <w:b w:val="0"/>
+          <w:i w:val="0"/>
+          <w:sz w:val="20"/>
+        </w:rPr>
+        <w:t xml:space="preserve"> Vasodilation of the arterioles supplying an injured region increases blood flow to that region.</w:t>
+      </w:r>
+    </w:p>
+    <w:p>
+      <w:pPr>
+        <w:pStyle w:val="ListBullet"/>
+        <w:spacing w:after="40"/>
+      </w:pPr>
+      <w:r>
+        <w:rPr>
+          <w:b/>
+          <w:i w:val="0"/>
+          <w:sz w:val="20"/>
+        </w:rPr>
+        <w:t>Exudation.</w:t>
+      </w:r>
+      <w:r>
+        <w:rPr>
+          <w:b w:val="0"/>
+          <w:i w:val="0"/>
+          <w:sz w:val="20"/>
+        </w:rPr>
+        <w:t xml:space="preserve"> Endothelial contraction increasing capillary permeability allows fluid and blood proteins to enter the interstitium.</w:t>
       </w:r>
     </w:p>
     <w:p>
@@ -2415,6 +2471,40 @@
     </w:p>
     <w:p>
       <w:pPr>
+        <w:spacing w:after="120"/>
+      </w:pPr>
+      <w:r>
+        <w:rPr>
+          <w:b w:val="0"/>
+          <w:i w:val="0"/>
+        </w:rPr>
+        <w:t>Also tested</w:t>
+      </w:r>
+    </w:p>
+    <w:p>
+      <w:pPr>
+        <w:pStyle w:val="ListBullet"/>
+        <w:spacing w:after="40"/>
+      </w:pPr>
+      <w:r>
+        <w:rPr>
+          <w:b/>
+          <w:i w:val="0"/>
+          <w:sz w:val="20"/>
+        </w:rPr>
+        <w:t>Hemorrhagic inflammation.</w:t>
+      </w:r>
+      <w:r>
+        <w:rPr>
+          <w:b w:val="0"/>
+          <w:i w:val="0"/>
+          <w:sz w:val="20"/>
+        </w:rPr>
+        <w:t xml:space="preserve"> It is caused by damage to blood vessels and occurs together with other exudates.</w:t>
+      </w:r>
+    </w:p>
+    <w:p>
+      <w:pPr>
         <w:pStyle w:val="Heading2"/>
         <w:spacing w:before="200" w:after="100"/>
       </w:pPr>
@@ -3647,6 +3737,128 @@
     </w:p>
     <w:p>
       <w:pPr>
+        <w:spacing w:after="120"/>
+      </w:pPr>
+      <w:r>
+        <w:rPr>
+          <w:b w:val="0"/>
+          <w:i w:val="0"/>
+        </w:rPr>
+        <w:t>Also tested</w:t>
+      </w:r>
+    </w:p>
+    <w:p>
+      <w:pPr>
+        <w:pStyle w:val="ListBullet"/>
+        <w:spacing w:after="40"/>
+      </w:pPr>
+      <w:r>
+        <w:rPr>
+          <w:b/>
+          <w:i w:val="0"/>
+          <w:sz w:val="20"/>
+        </w:rPr>
+        <w:t>Monocyte role in immunity.</w:t>
+      </w:r>
+      <w:r>
+        <w:rPr>
+          <w:b w:val="0"/>
+          <w:i w:val="0"/>
+          <w:sz w:val="20"/>
+        </w:rPr>
+        <w:t xml:space="preserve"> After phagocytosis, monocytes present pieces of pathogens to T cells so that the pathogens may be recognized again and killed.</w:t>
+      </w:r>
+    </w:p>
+    <w:p>
+      <w:pPr>
+        <w:pStyle w:val="ListBullet"/>
+        <w:spacing w:after="40"/>
+      </w:pPr>
+      <w:r>
+        <w:rPr>
+          <w:b/>
+          <w:i w:val="0"/>
+          <w:sz w:val="20"/>
+        </w:rPr>
+        <w:t>Fate of monocytes.</w:t>
+      </w:r>
+      <w:r>
+        <w:rPr>
+          <w:b w:val="0"/>
+          <w:i w:val="0"/>
+          <w:sz w:val="20"/>
+        </w:rPr>
+        <w:t xml:space="preserve"> Monocytes eventually leave the bloodstream to become tissue macrophages, which clear debris and attack microorganisms.</w:t>
+      </w:r>
+    </w:p>
+    <w:p>
+      <w:pPr>
+        <w:pStyle w:val="ListBullet"/>
+        <w:spacing w:after="40"/>
+      </w:pPr>
+      <w:r>
+        <w:rPr>
+          <w:b/>
+          <w:i w:val="0"/>
+          <w:sz w:val="20"/>
+        </w:rPr>
+        <w:t>B lymphocytes.</w:t>
+      </w:r>
+      <w:r>
+        <w:rPr>
+          <w:b w:val="0"/>
+          <w:i w:val="0"/>
+          <w:sz w:val="20"/>
+        </w:rPr>
+        <w:t xml:space="preserve"> They make antibodies, act as antigen-presenting cells and become memory B cells, driving the humoral immune response.</w:t>
+      </w:r>
+    </w:p>
+    <w:p>
+      <w:pPr>
+        <w:pStyle w:val="ListBullet"/>
+        <w:spacing w:after="40"/>
+      </w:pPr>
+      <w:r>
+        <w:rPr>
+          <w:b/>
+          <w:i w:val="0"/>
+          <w:sz w:val="20"/>
+        </w:rPr>
+        <w:t>Eosinophils.</w:t>
+      </w:r>
+      <w:r>
+        <w:rPr>
+          <w:b w:val="0"/>
+          <w:i w:val="0"/>
+          <w:sz w:val="20"/>
+        </w:rPr>
+        <w:t xml:space="preserve"> Cells with bi-lobed nuclei and pink-orange granules are eosinophils, which predominate in allergic reactions and parasitic infections, so such an infiltrate suggests an allergic or parasitic process.</w:t>
+      </w:r>
+    </w:p>
+    <w:p>
+      <w:pPr>
+        <w:pStyle w:val="ListBullet"/>
+        <w:spacing w:after="40"/>
+      </w:pPr>
+      <w:r>
+        <w:rPr>
+          <w:b/>
+          <w:i w:val="0"/>
+          <w:sz w:val="20"/>
+        </w:rPr>
+        <w:t>Regulatory (suppressor) T cells.</w:t>
+      </w:r>
+      <w:r>
+        <w:rPr>
+          <w:b w:val="0"/>
+          <w:i w:val="0"/>
+          <w:sz w:val="20"/>
+        </w:rPr>
+        <w:t xml:space="preserve"> They return immunity to normal after infection and prevent autoimmunity.</w:t>
+      </w:r>
+    </w:p>
+    <w:p>
+      <w:pPr>
         <w:pStyle w:val="Heading2"/>
         <w:spacing w:before="200" w:after="100"/>
       </w:pPr>
@@ -3917,6 +4129,40 @@
     </w:p>
     <w:p>
       <w:pPr>
+        <w:spacing w:after="120"/>
+      </w:pPr>
+      <w:r>
+        <w:rPr>
+          <w:b w:val="0"/>
+          <w:i w:val="0"/>
+        </w:rPr>
+        <w:t>Also tested</w:t>
+      </w:r>
+    </w:p>
+    <w:p>
+      <w:pPr>
+        <w:pStyle w:val="ListBullet"/>
+        <w:spacing w:after="40"/>
+      </w:pPr>
+      <w:r>
+        <w:rPr>
+          <w:b/>
+          <w:i w:val="0"/>
+          <w:sz w:val="20"/>
+        </w:rPr>
+        <w:t>Stasis in acute inflammation.</w:t>
+      </w:r>
+      <w:r>
+        <w:rPr>
+          <w:b w:val="0"/>
+          <w:i w:val="0"/>
+          <w:sz w:val="20"/>
+        </w:rPr>
+        <w:t xml:space="preserve"> Hemoconcentration and stasis come immediately before leukocyte adhesion in the sequence of acute inflammation, since slowed flow lets leukocytes contact the endothelium.</w:t>
+      </w:r>
+    </w:p>
+    <w:p>
+      <w:pPr>
         <w:pStyle w:val="Heading2"/>
         <w:spacing w:before="200" w:after="100"/>
       </w:pPr>
@@ -4255,6 +4501,40 @@
           <w:i w:val="0"/>
         </w:rPr>
         <w:t xml:space="preserve"> long term (at least days), characterized by macrophages, monocytes and mononuclear cells including lymphocytes and plasma cells, accompanied by proliferation of blood vessels and connective tissue. Lymphocytes and plasma cells mediate antibody production; macrophages process and deliver antigen to immunocompetent cells.</w:t>
+      </w:r>
+    </w:p>
+    <w:p>
+      <w:pPr>
+        <w:spacing w:after="120"/>
+      </w:pPr>
+      <w:r>
+        <w:rPr>
+          <w:b w:val="0"/>
+          <w:i w:val="0"/>
+        </w:rPr>
+        <w:t>Also tested</w:t>
+      </w:r>
+    </w:p>
+    <w:p>
+      <w:pPr>
+        <w:pStyle w:val="ListBullet"/>
+        <w:spacing w:after="40"/>
+      </w:pPr>
+      <w:r>
+        <w:rPr>
+          <w:b/>
+          <w:i w:val="0"/>
+          <w:sz w:val="20"/>
+        </w:rPr>
+        <w:t>Opsonins.</w:t>
+      </w:r>
+      <w:r>
+        <w:rPr>
+          <w:b w:val="0"/>
+          <w:i w:val="0"/>
+          <w:sz w:val="20"/>
+        </w:rPr>
+        <w:t xml:space="preserve"> Recognition and attachment during phagocytosis are enhanced by serum factors known as opsonins, such as immunoglobulin G and complement fragment C3b.</w:t>
       </w:r>
     </w:p>
     <w:p>
@@ -5116,6 +5396,40 @@
     </w:p>
     <w:p>
       <w:pPr>
+        <w:spacing w:after="120"/>
+      </w:pPr>
+      <w:r>
+        <w:rPr>
+          <w:b w:val="0"/>
+          <w:i w:val="0"/>
+        </w:rPr>
+        <w:t>Also tested</w:t>
+      </w:r>
+    </w:p>
+    <w:p>
+      <w:pPr>
+        <w:pStyle w:val="ListBullet"/>
+        <w:spacing w:after="40"/>
+      </w:pPr>
+      <w:r>
+        <w:rPr>
+          <w:b/>
+          <w:i w:val="0"/>
+          <w:sz w:val="20"/>
+        </w:rPr>
+        <w:t>Histamine.</w:t>
+      </w:r>
+      <w:r>
+        <w:rPr>
+          <w:b w:val="0"/>
+          <w:i w:val="0"/>
+          <w:sz w:val="20"/>
+        </w:rPr>
+        <w:t xml:space="preserve"> It is the first mediator of the inflammatory response, dilating arterioles and increasing capillary and venule permeability.</w:t>
+      </w:r>
+    </w:p>
+    <w:p>
+      <w:pPr>
         <w:pStyle w:val="Heading1"/>
         <w:spacing w:before="280" w:after="100"/>
       </w:pPr>
@@ -5595,6 +5909,40 @@
     </w:p>
     <w:p>
       <w:pPr>
+        <w:spacing w:after="120"/>
+      </w:pPr>
+      <w:r>
+        <w:rPr>
+          <w:b w:val="0"/>
+          <w:i w:val="0"/>
+        </w:rPr>
+        <w:t>Also tested</w:t>
+      </w:r>
+    </w:p>
+    <w:p>
+      <w:pPr>
+        <w:pStyle w:val="ListBullet"/>
+        <w:spacing w:after="40"/>
+      </w:pPr>
+      <w:r>
+        <w:rPr>
+          <w:b/>
+          <w:i w:val="0"/>
+          <w:sz w:val="20"/>
+        </w:rPr>
+        <w:t>Stratum spinosum.</w:t>
+      </w:r>
+      <w:r>
+        <w:rPr>
+          <w:b w:val="0"/>
+          <w:i w:val="0"/>
+          <w:sz w:val="20"/>
+        </w:rPr>
+        <w:t xml:space="preserve"> Also called the prickle cell layer: its 8 to 10 keratinocyte layers are connected by intercellular connections called desmosomes, which form a spiny appearance.</w:t>
+      </w:r>
+    </w:p>
+    <w:p>
+      <w:pPr>
         <w:pStyle w:val="Heading3"/>
         <w:spacing w:before="200" w:after="100"/>
       </w:pPr>
@@ -7871,6 +8219,106 @@
     </w:p>
     <w:p>
       <w:pPr>
+        <w:spacing w:after="120"/>
+      </w:pPr>
+      <w:r>
+        <w:rPr>
+          <w:b w:val="0"/>
+          <w:i w:val="0"/>
+        </w:rPr>
+        <w:t>Also tested</w:t>
+      </w:r>
+    </w:p>
+    <w:p>
+      <w:pPr>
+        <w:pStyle w:val="ListBullet"/>
+        <w:spacing w:after="40"/>
+      </w:pPr>
+      <w:r>
+        <w:rPr>
+          <w:b/>
+          <w:i w:val="0"/>
+          <w:sz w:val="20"/>
+        </w:rPr>
+        <w:t>Causes of bullae.</w:t>
+      </w:r>
+      <w:r>
+        <w:rPr>
+          <w:b w:val="0"/>
+          <w:i w:val="0"/>
+          <w:sz w:val="20"/>
+        </w:rPr>
+        <w:t xml:space="preserve"> Bullae result from mechanical factors, infections, toxins, chemicals and autoimmunity, with bullous impetigo the bacterial example and bullous pemphigoid the autoimmune one.</w:t>
+      </w:r>
+    </w:p>
+    <w:p>
+      <w:pPr>
+        <w:pStyle w:val="ListBullet"/>
+        <w:spacing w:after="40"/>
+      </w:pPr>
+      <w:r>
+        <w:rPr>
+          <w:b/>
+          <w:i w:val="0"/>
+          <w:sz w:val="20"/>
+        </w:rPr>
+        <w:t>Vesicle versus bulla.</w:t>
+      </w:r>
+      <w:r>
+        <w:rPr>
+          <w:b w:val="0"/>
+          <w:i w:val="0"/>
+          <w:sz w:val="20"/>
+        </w:rPr>
+        <w:t xml:space="preserve"> A vesicle is up to 5 millimeters, with fluid within or beneath the epidermis; a bulla is larger (greater than 5 millimeters) and separates epidermis from dermis, a deeper plane of cleavage.</w:t>
+      </w:r>
+    </w:p>
+    <w:p>
+      <w:pPr>
+        <w:pStyle w:val="ListBullet"/>
+        <w:spacing w:after="40"/>
+      </w:pPr>
+      <w:r>
+        <w:rPr>
+          <w:b/>
+          <w:i w:val="0"/>
+          <w:sz w:val="20"/>
+        </w:rPr>
+        <w:t>Hypopigmented versus hyperpigmented macules.</w:t>
+      </w:r>
+      <w:r>
+        <w:rPr>
+          <w:b w:val="0"/>
+          <w:i w:val="0"/>
+          <w:sz w:val="20"/>
+        </w:rPr>
+        <w:t xml:space="preserve"> Vitiligo reflects loss of melanocytes, whereas hyperpigmented macules (ephelides, café au lait spots, Mongolian spots) reflect increased melanin production in the basal layer of the epidermis.</w:t>
+      </w:r>
+    </w:p>
+    <w:p>
+      <w:pPr>
+        <w:pStyle w:val="ListBullet"/>
+        <w:spacing w:after="40"/>
+      </w:pPr>
+      <w:r>
+        <w:rPr>
+          <w:b/>
+          <w:i w:val="0"/>
+          <w:sz w:val="20"/>
+        </w:rPr>
+        <w:t>Primary versus secondary skin lesions.</w:t>
+      </w:r>
+      <w:r>
+        <w:rPr>
+          <w:b w:val="0"/>
+          <w:i w:val="0"/>
+          <w:sz w:val="20"/>
+        </w:rPr>
+        <w:t xml:space="preserve"> A primary lesion is the direct result of the underlying disease and retains its original unmodified appearance; a secondary lesion has been modified over time and may or may not still resemble the original.</w:t>
+      </w:r>
+    </w:p>
+    <w:p>
+      <w:pPr>
         <w:pStyle w:val="Heading2"/>
         <w:spacing w:before="200" w:after="100"/>
       </w:pPr>
@@ -8442,6 +8890,106 @@
       <w:pPr>
         <w:spacing w:after="80"/>
       </w:pPr>
+    </w:p>
+    <w:p>
+      <w:pPr>
+        <w:spacing w:after="120"/>
+      </w:pPr>
+      <w:r>
+        <w:rPr>
+          <w:b w:val="0"/>
+          <w:i w:val="0"/>
+        </w:rPr>
+        <w:t>Also tested</w:t>
+      </w:r>
+    </w:p>
+    <w:p>
+      <w:pPr>
+        <w:pStyle w:val="ListBullet"/>
+        <w:spacing w:after="40"/>
+      </w:pPr>
+      <w:r>
+        <w:rPr>
+          <w:b/>
+          <w:i w:val="0"/>
+          <w:sz w:val="20"/>
+        </w:rPr>
+        <w:t>Secondary skin lesion.</w:t>
+      </w:r>
+      <w:r>
+        <w:rPr>
+          <w:b w:val="0"/>
+          <w:i w:val="0"/>
+          <w:sz w:val="20"/>
+        </w:rPr>
+        <w:t xml:space="preserve"> It is a modification or change of a primary lesion caused by infection, trauma or other factors, so it may or may not still resemble what it came from.</w:t>
+      </w:r>
+    </w:p>
+    <w:p>
+      <w:pPr>
+        <w:pStyle w:val="ListBullet"/>
+        <w:spacing w:after="40"/>
+      </w:pPr>
+      <w:r>
+        <w:rPr>
+          <w:b/>
+          <w:i w:val="0"/>
+          <w:sz w:val="20"/>
+        </w:rPr>
+        <w:t>Scarring in ulcers versus erosions.</w:t>
+      </w:r>
+      <w:r>
+        <w:rPr>
+          <w:b w:val="0"/>
+          <w:i w:val="0"/>
+          <w:sz w:val="20"/>
+        </w:rPr>
+        <w:t xml:space="preserve"> An ulcer destroys dermal collagen, which healing must replace, so it scars; an erosion spares the dermis, and scarring is a dermal repair process.</w:t>
+      </w:r>
+    </w:p>
+    <w:p>
+      <w:pPr>
+        <w:pStyle w:val="ListBullet"/>
+        <w:spacing w:after="40"/>
+      </w:pPr>
+      <w:r>
+        <w:rPr>
+          <w:b/>
+          <w:i w:val="0"/>
+          <w:sz w:val="20"/>
+        </w:rPr>
+        <w:t>Scale.</w:t>
+      </w:r>
+      <w:r>
+        <w:rPr>
+          <w:b w:val="0"/>
+          <w:i w:val="0"/>
+          <w:sz w:val="20"/>
+        </w:rPr>
+        <w:t xml:space="preserve"> A compact portion of desquamating stratum corneum, varying in size and thickness; psoriasis is an example.</w:t>
+      </w:r>
+    </w:p>
+    <w:p>
+      <w:pPr>
+        <w:pStyle w:val="ListBullet"/>
+        <w:spacing w:after="40"/>
+      </w:pPr>
+      <w:r>
+        <w:rPr>
+          <w:b/>
+          <w:i w:val="0"/>
+          <w:sz w:val="20"/>
+        </w:rPr>
+        <w:t>Erosion versus ulcer.</w:t>
+      </w:r>
+      <w:r>
+        <w:rPr>
+          <w:b w:val="0"/>
+          <w:i w:val="0"/>
+          <w:sz w:val="20"/>
+        </w:rPr>
+        <w:t xml:space="preserve"> An erosion stays above the dermal-epidermal junction; an ulcer loses epidermis AND dermis, destroying collagen with inflammatory infiltrate.</w:t>
+      </w:r>
     </w:p>
     <w:p>
       <w:pPr>
@@ -10207,6 +10755,150 @@
     </w:p>
     <w:p>
       <w:pPr>
+        <w:spacing w:after="120"/>
+      </w:pPr>
+      <w:r>
+        <w:rPr>
+          <w:b w:val="0"/>
+          <w:i w:val="0"/>
+        </w:rPr>
+        <w:t>Also tested</w:t>
+      </w:r>
+    </w:p>
+    <w:p>
+      <w:pPr>
+        <w:pStyle w:val="ListBullet"/>
+        <w:spacing w:after="40"/>
+      </w:pPr>
+      <w:r>
+        <w:rPr>
+          <w:b/>
+          <w:i w:val="0"/>
+          <w:sz w:val="20"/>
+        </w:rPr>
+        <w:t>Psoriasis mechanism.</w:t>
+      </w:r>
+      <w:r>
+        <w:rPr>
+          <w:b w:val="0"/>
+          <w:i w:val="0"/>
+          <w:sz w:val="20"/>
+        </w:rPr>
+        <w:t xml:space="preserve"> Active T cells in the epidermis drive keratinocyte proliferation and excess cytokines, such as tumor necrosis factor alpha, so skin cells multiply up to ten times faster.</w:t>
+      </w:r>
+    </w:p>
+    <w:p>
+      <w:pPr>
+        <w:pStyle w:val="ListBullet"/>
+        <w:spacing w:after="40"/>
+      </w:pPr>
+      <w:r>
+        <w:rPr>
+          <w:b/>
+          <w:i w:val="0"/>
+          <w:sz w:val="20"/>
+        </w:rPr>
+        <w:t>Petechiae, purpura and ecchymoses.</w:t>
+      </w:r>
+      <w:r>
+        <w:rPr>
+          <w:b w:val="0"/>
+          <w:i w:val="0"/>
+          <w:sz w:val="20"/>
+        </w:rPr>
+        <w:t xml:space="preserve"> All three are bleeding into the dermis with similar underlying pathology, differing by size: petechiae 1 to 2 millimeters or less, purpura 3 to 10 millimeters, ecchymoses greater than 10 millimeters.</w:t>
+      </w:r>
+    </w:p>
+    <w:p>
+      <w:pPr>
+        <w:pStyle w:val="ListBullet"/>
+        <w:spacing w:after="40"/>
+      </w:pPr>
+      <w:r>
+        <w:rPr>
+          <w:b/>
+          <w:i w:val="0"/>
+          <w:sz w:val="20"/>
+        </w:rPr>
+        <w:t>Petechiae.</w:t>
+      </w:r>
+      <w:r>
+        <w:rPr>
+          <w:b w:val="0"/>
+          <w:i w:val="0"/>
+          <w:sz w:val="20"/>
+        </w:rPr>
+        <w:t xml:space="preserve"> Minor bleeding into the dermis, such as from capillary rupture, gives non-blanchable pinpoint deposits of blood 1 to 2 millimeters or less; other causes include infection, thrombocytopenia or vasculitis.</w:t>
+      </w:r>
+    </w:p>
+    <w:p>
+      <w:pPr>
+        <w:pStyle w:val="ListBullet"/>
+        <w:spacing w:after="40"/>
+      </w:pPr>
+      <w:r>
+        <w:rPr>
+          <w:b/>
+          <w:i w:val="0"/>
+          <w:sz w:val="20"/>
+        </w:rPr>
+        <w:t>Actinic keratosis.</w:t>
+      </w:r>
+      <w:r>
+        <w:rPr>
+          <w:b w:val="0"/>
+          <w:i w:val="0"/>
+          <w:sz w:val="20"/>
+        </w:rPr>
+        <w:t xml:space="preserve"> The most common precancer, arising on skin damaged by chronic ultraviolet exposure: cumulative ultraviolet damage causes intraepidermal proliferation of dysplastic keratinocytes, raising squamous cell carcinoma risk.</w:t>
+      </w:r>
+    </w:p>
+    <w:p>
+      <w:pPr>
+        <w:pStyle w:val="ListBullet"/>
+        <w:spacing w:after="40"/>
+      </w:pPr>
+      <w:r>
+        <w:rPr>
+          <w:b/>
+          <w:i w:val="0"/>
+          <w:sz w:val="20"/>
+        </w:rPr>
+        <w:t>Psoriasis epidermal changes.</w:t>
+      </w:r>
+      <w:r>
+        <w:rPr>
+          <w:b w:val="0"/>
+          <w:i w:val="0"/>
+          <w:sz w:val="20"/>
+        </w:rPr>
+        <w:t xml:space="preserve"> Epidermal hyperplasia (active T cells drive keratinocyte proliferation), loss of the stratum granulosum, and failed lipid secretion causing xeroderma.</w:t>
+      </w:r>
+    </w:p>
+    <w:p>
+      <w:pPr>
+        <w:pStyle w:val="ListBullet"/>
+        <w:spacing w:after="40"/>
+      </w:pPr>
+      <w:r>
+        <w:rPr>
+          <w:b/>
+          <w:i w:val="0"/>
+          <w:sz w:val="20"/>
+        </w:rPr>
+        <w:t>Seborrheic dermatitis.</w:t>
+      </w:r>
+      <w:r>
+        <w:rPr>
+          <w:b w:val="0"/>
+          <w:i w:val="0"/>
+          <w:sz w:val="20"/>
+        </w:rPr>
+        <w:t xml:space="preserve"> The cause is incompletely understood, but microbiome dysbiosis, altered immunity and barrier dysfunction contribute, in the sebaceous-rich scalp, face and upper trunk.</w:t>
+      </w:r>
+    </w:p>
+    <w:p>
+      <w:pPr>
         <w:pStyle w:val="Heading3"/>
         <w:spacing w:before="200" w:after="100"/>
       </w:pPr>
@@ -11059,6 +11751,40 @@
           <w:i w:val="0"/>
         </w:rPr>
         <w:t>.</w:t>
+      </w:r>
+    </w:p>
+    <w:p>
+      <w:pPr>
+        <w:spacing w:after="120"/>
+      </w:pPr>
+      <w:r>
+        <w:rPr>
+          <w:b w:val="0"/>
+          <w:i w:val="0"/>
+        </w:rPr>
+        <w:t>Also tested</w:t>
+      </w:r>
+    </w:p>
+    <w:p>
+      <w:pPr>
+        <w:pStyle w:val="ListBullet"/>
+        <w:spacing w:after="40"/>
+      </w:pPr>
+      <w:r>
+        <w:rPr>
+          <w:b/>
+          <w:i w:val="0"/>
+          <w:sz w:val="20"/>
+        </w:rPr>
+        <w:t>Melanoma growth phases.</w:t>
+      </w:r>
+      <w:r>
+        <w:rPr>
+          <w:b w:val="0"/>
+          <w:i w:val="0"/>
+          <w:sz w:val="20"/>
+        </w:rPr>
+        <w:t xml:space="preserve"> Radial growth in the epidermis, then vertical growth into the dermis, thickening, then lymphatic and vascular invasion.</w:t>
       </w:r>
     </w:p>
     <w:p>
@@ -14742,6 +15468,62 @@
     </w:p>
     <w:p>
       <w:pPr>
+        <w:spacing w:after="120"/>
+      </w:pPr>
+      <w:r>
+        <w:rPr>
+          <w:b w:val="0"/>
+          <w:i w:val="0"/>
+        </w:rPr>
+        <w:t>Also tested</w:t>
+      </w:r>
+    </w:p>
+    <w:p>
+      <w:pPr>
+        <w:pStyle w:val="ListBullet"/>
+        <w:spacing w:after="40"/>
+      </w:pPr>
+      <w:r>
+        <w:rPr>
+          <w:b/>
+          <w:i w:val="0"/>
+          <w:sz w:val="20"/>
+        </w:rPr>
+        <w:t>Steps in invasion.</w:t>
+      </w:r>
+      <w:r>
+        <w:rPr>
+          <w:b w:val="0"/>
+          <w:i w:val="0"/>
+          <w:sz w:val="20"/>
+        </w:rPr>
+        <w:t xml:space="preserve"> Besides invasion into adjacent structures, abnormal cell-substratum interaction is a step in invasion, as the cell's relationship with its own supporting matrix changes.</w:t>
+      </w:r>
+    </w:p>
+    <w:p>
+      <w:pPr>
+        <w:pStyle w:val="ListBullet"/>
+        <w:spacing w:after="40"/>
+      </w:pPr>
+      <w:r>
+        <w:rPr>
+          <w:b/>
+          <w:i w:val="0"/>
+          <w:sz w:val="20"/>
+        </w:rPr>
+        <w:t>Tumor cell versus normal cell.</w:t>
+      </w:r>
+      <w:r>
+        <w:rPr>
+          <w:b w:val="0"/>
+          <w:i w:val="0"/>
+          <w:sz w:val="20"/>
+        </w:rPr>
+        <w:t xml:space="preserve"> Compared with normal cells, tumor cells show abnormal regulation of cell growth and abnormal cell-cell interactions.</w:t>
+      </w:r>
+    </w:p>
+    <w:p>
+      <w:pPr>
         <w:pStyle w:val="Heading2"/>
         <w:spacing w:before="200" w:after="100"/>
       </w:pPr>
@@ -15392,6 +16174,40 @@
     </w:p>
     <w:p>
       <w:pPr>
+        <w:spacing w:after="120"/>
+      </w:pPr>
+      <w:r>
+        <w:rPr>
+          <w:b w:val="0"/>
+          <w:i w:val="0"/>
+        </w:rPr>
+        <w:t>Also tested</w:t>
+      </w:r>
+    </w:p>
+    <w:p>
+      <w:pPr>
+        <w:pStyle w:val="ListBullet"/>
+        <w:spacing w:after="40"/>
+      </w:pPr>
+      <w:r>
+        <w:rPr>
+          <w:b/>
+          <w:i w:val="0"/>
+          <w:sz w:val="20"/>
+        </w:rPr>
+        <w:t>Hematogenous spread of cancer.</w:t>
+      </w:r>
+      <w:r>
+        <w:rPr>
+          <w:b w:val="0"/>
+          <w:i w:val="0"/>
+          <w:sz w:val="20"/>
+        </w:rPr>
+        <w:t xml:space="preserve"> Hematogenous spread is typically venous, so fragments in the portal vein reach the liver and those in the inferior vena cava reach the lungs, because those are the organs each vein drains into.</w:t>
+      </w:r>
+    </w:p>
+    <w:p>
+      <w:pPr>
         <w:pStyle w:val="Heading2"/>
         <w:spacing w:before="200" w:after="100"/>
       </w:pPr>
@@ -15880,6 +16696,40 @@
           <w:i w:val="0"/>
         </w:rPr>
         <w:t xml:space="preserve"> If you can place the tissue of origin in one of those two buckets, you can name the malignancy. Adipose tissue is supportive, so a malignant fat tumor is a sarcoma, never a carcinoma.</w:t>
+      </w:r>
+    </w:p>
+    <w:p>
+      <w:pPr>
+        <w:spacing w:after="120"/>
+      </w:pPr>
+      <w:r>
+        <w:rPr>
+          <w:b w:val="0"/>
+          <w:i w:val="0"/>
+        </w:rPr>
+        <w:t>Also tested</w:t>
+      </w:r>
+    </w:p>
+    <w:p>
+      <w:pPr>
+        <w:pStyle w:val="ListBullet"/>
+        <w:spacing w:after="40"/>
+      </w:pPr>
+      <w:r>
+        <w:rPr>
+          <w:b/>
+          <w:i w:val="0"/>
+          <w:sz w:val="20"/>
+        </w:rPr>
+        <w:t>Adenoma function.</w:t>
+      </w:r>
+      <w:r>
+        <w:rPr>
+          <w:b w:val="0"/>
+          <w:i w:val="0"/>
+          <w:sz w:val="20"/>
+        </w:rPr>
+        <w:t xml:space="preserve"> An adenoma can sometimes secrete the hormone or hormones produced by its gland of origin, because the tumor retains a function of the tissue it came from.</w:t>
       </w:r>
     </w:p>
     <w:p>
@@ -16930,6 +17780,62 @@
     </w:p>
     <w:p>
       <w:pPr>
+        <w:spacing w:after="120"/>
+      </w:pPr>
+      <w:r>
+        <w:rPr>
+          <w:b w:val="0"/>
+          <w:i w:val="0"/>
+        </w:rPr>
+        <w:t>Also tested</w:t>
+      </w:r>
+    </w:p>
+    <w:p>
+      <w:pPr>
+        <w:pStyle w:val="ListBullet"/>
+        <w:spacing w:after="40"/>
+      </w:pPr>
+      <w:r>
+        <w:rPr>
+          <w:b/>
+          <w:i w:val="0"/>
+          <w:sz w:val="20"/>
+        </w:rPr>
+        <w:t>Genes for self-destruction of damaged cells.</w:t>
+      </w:r>
+      <w:r>
+        <w:rPr>
+          <w:b w:val="0"/>
+          <w:i w:val="0"/>
+          <w:sz w:val="20"/>
+        </w:rPr>
+        <w:t xml:space="preserve"> Genes promoting apoptosis of cells with damaged deoxyribonucleic acid stop the damage becoming permanent in dividing cells, preventing a mutation being carried on into the daughter cells.</w:t>
+      </w:r>
+    </w:p>
+    <w:p>
+      <w:pPr>
+        <w:pStyle w:val="ListBullet"/>
+        <w:spacing w:after="40"/>
+      </w:pPr>
+      <w:r>
+        <w:rPr>
+          <w:b/>
+          <w:i w:val="0"/>
+          <w:sz w:val="20"/>
+        </w:rPr>
+        <w:t>Promoters.</w:t>
+      </w:r>
+      <w:r>
+        <w:rPr>
+          <w:b w:val="0"/>
+          <w:i w:val="0"/>
+          <w:sz w:val="20"/>
+        </w:rPr>
+        <w:t xml:space="preserve"> They drive proliferation of cells already damaged by an initiator; sustained or enhanced proliferation raises the risk of successive mutations leading to cancer.</w:t>
+      </w:r>
+    </w:p>
+    <w:p>
+      <w:pPr>
         <w:pStyle w:val="Heading2"/>
         <w:spacing w:before="200" w:after="100"/>
       </w:pPr>
@@ -18578,6 +19484,84 @@
       <w:pPr>
         <w:spacing w:after="80"/>
       </w:pPr>
+    </w:p>
+    <w:p>
+      <w:pPr>
+        <w:spacing w:after="120"/>
+      </w:pPr>
+      <w:r>
+        <w:rPr>
+          <w:b w:val="0"/>
+          <w:i w:val="0"/>
+        </w:rPr>
+        <w:t>Also tested</w:t>
+      </w:r>
+    </w:p>
+    <w:p>
+      <w:pPr>
+        <w:pStyle w:val="ListBullet"/>
+        <w:spacing w:after="40"/>
+      </w:pPr>
+      <w:r>
+        <w:rPr>
+          <w:b/>
+          <w:i w:val="0"/>
+          <w:sz w:val="20"/>
+        </w:rPr>
+        <w:t>Protooncogene mutation.</w:t>
+      </w:r>
+      <w:r>
+        <w:rPr>
+          <w:b w:val="0"/>
+          <w:i w:val="0"/>
+          <w:sz w:val="20"/>
+        </w:rPr>
+        <w:t xml:space="preserve"> Mutation converts a protooncogene into an oncogene, which encodes oncoproteins that promote continued growth in an uncontrolled manner.</w:t>
+      </w:r>
+    </w:p>
+    <w:p>
+      <w:pPr>
+        <w:pStyle w:val="ListBullet"/>
+        <w:spacing w:after="40"/>
+      </w:pPr>
+      <w:r>
+        <w:rPr>
+          <w:b/>
+          <w:i w:val="0"/>
+          <w:sz w:val="20"/>
+        </w:rPr>
+        <w:t>Inherited tumor suppressor alteration in melanoma.</w:t>
+      </w:r>
+      <w:r>
+        <w:rPr>
+          <w:b w:val="0"/>
+          <w:i w:val="0"/>
+          <w:sz w:val="20"/>
+        </w:rPr>
+        <w:t xml:space="preserve"> p16, also called INK4a, is associated with malignant melanoma.</w:t>
+      </w:r>
+    </w:p>
+    <w:p>
+      <w:pPr>
+        <w:pStyle w:val="ListBullet"/>
+        <w:spacing w:after="40"/>
+      </w:pPr>
+      <w:r>
+        <w:rPr>
+          <w:b/>
+          <w:i w:val="0"/>
+          <w:sz w:val="20"/>
+        </w:rPr>
+        <w:t>Xeroderma pigmentosum.</w:t>
+      </w:r>
+      <w:r>
+        <w:rPr>
+          <w:b w:val="0"/>
+          <w:i w:val="0"/>
+          <w:sz w:val="20"/>
+        </w:rPr>
+        <w:t xml:space="preserve"> Defective repair genes mean ultraviolet B damage cannot be repaired, raising the risk of skin cancer in sun-exposed areas; it is a repair-gene disease rather than a tumor suppressor one.</w:t>
+      </w:r>
     </w:p>
     <w:p>
       <w:pPr>
@@ -20801,6 +21785,62 @@
     </w:p>
     <w:p>
       <w:pPr>
+        <w:spacing w:after="120"/>
+      </w:pPr>
+      <w:r>
+        <w:rPr>
+          <w:b w:val="0"/>
+          <w:i w:val="0"/>
+        </w:rPr>
+        <w:t>Also tested</w:t>
+      </w:r>
+    </w:p>
+    <w:p>
+      <w:pPr>
+        <w:pStyle w:val="ListBullet"/>
+        <w:spacing w:after="40"/>
+      </w:pPr>
+      <w:r>
+        <w:rPr>
+          <w:b/>
+          <w:i w:val="0"/>
+          <w:sz w:val="20"/>
+        </w:rPr>
+        <w:t>Outermost ocular structures.</w:t>
+      </w:r>
+      <w:r>
+        <w:rPr>
+          <w:b w:val="0"/>
+          <w:i w:val="0"/>
+          <w:sz w:val="20"/>
+        </w:rPr>
+        <w:t xml:space="preserve"> The lids, cornea and conjunctiva are outer, easily visible structures that face the environment directly, so they are more susceptible to infection, trauma and environmental change.</w:t>
+      </w:r>
+    </w:p>
+    <w:p>
+      <w:pPr>
+        <w:pStyle w:val="ListBullet"/>
+        <w:spacing w:after="40"/>
+      </w:pPr>
+      <w:r>
+        <w:rPr>
+          <w:b/>
+          <w:i w:val="0"/>
+          <w:sz w:val="20"/>
+        </w:rPr>
+        <w:t>Panophthalmitis versus endophthalmitis.</w:t>
+      </w:r>
+      <w:r>
+        <w:rPr>
+          <w:b w:val="0"/>
+          <w:i w:val="0"/>
+          <w:sz w:val="20"/>
+        </w:rPr>
+        <w:t xml:space="preserve"> Panophthalmitis involves every layer of the globe and can spread into the orbit, beyond the intraocular infection of endophthalmitis.</w:t>
+      </w:r>
+    </w:p>
+    <w:p>
+      <w:pPr>
         <w:pStyle w:val="Heading2"/>
         <w:spacing w:before="200" w:after="100"/>
       </w:pPr>
@@ -21611,6 +22651,172 @@
     </w:p>
     <w:p>
       <w:pPr>
+        <w:spacing w:after="120"/>
+      </w:pPr>
+      <w:r>
+        <w:rPr>
+          <w:b w:val="0"/>
+          <w:i w:val="0"/>
+        </w:rPr>
+        <w:t>Also tested</w:t>
+      </w:r>
+    </w:p>
+    <w:p>
+      <w:pPr>
+        <w:pStyle w:val="ListBullet"/>
+        <w:spacing w:after="40"/>
+      </w:pPr>
+      <w:r>
+        <w:rPr>
+          <w:b/>
+          <w:i w:val="0"/>
+          <w:sz w:val="20"/>
+        </w:rPr>
+        <w:t>Myopia.</w:t>
+      </w:r>
+      <w:r>
+        <w:rPr>
+          <w:b w:val="0"/>
+          <w:i w:val="0"/>
+          <w:sz w:val="20"/>
+        </w:rPr>
+        <w:t xml:space="preserve"> Myopia is nearsightedness, so a myopic patient sees objects up close well.</w:t>
+      </w:r>
+    </w:p>
+    <w:p>
+      <w:pPr>
+        <w:pStyle w:val="ListBullet"/>
+        <w:spacing w:after="40"/>
+      </w:pPr>
+      <w:r>
+        <w:rPr>
+          <w:b/>
+          <w:i w:val="0"/>
+          <w:sz w:val="20"/>
+        </w:rPr>
+        <w:t>Conjunctival fornix.</w:t>
+      </w:r>
+      <w:r>
+        <w:rPr>
+          <w:b w:val="0"/>
+          <w:i w:val="0"/>
+          <w:sz w:val="20"/>
+        </w:rPr>
+        <w:t xml:space="preserve"> The fornix is the flexible junctional cul-de-sac where palpebral and bulbar conjunctiva meet, and its slack permits free rotation of the globe.</w:t>
+      </w:r>
+    </w:p>
+    <w:p>
+      <w:pPr>
+        <w:pStyle w:val="ListBullet"/>
+        <w:spacing w:after="40"/>
+      </w:pPr>
+      <w:r>
+        <w:rPr>
+          <w:b/>
+          <w:i w:val="0"/>
+          <w:sz w:val="20"/>
+        </w:rPr>
+        <w:t>Hyperopia.</w:t>
+      </w:r>
+      <w:r>
+        <w:rPr>
+          <w:b w:val="0"/>
+          <w:i w:val="0"/>
+          <w:sz w:val="20"/>
+        </w:rPr>
+        <w:t xml:space="preserve"> Hyperopia is farsightedness, so a hyperopic patient sees objects far away well.</w:t>
+      </w:r>
+    </w:p>
+    <w:p>
+      <w:pPr>
+        <w:pStyle w:val="ListBullet"/>
+        <w:spacing w:after="40"/>
+      </w:pPr>
+      <w:r>
+        <w:rPr>
+          <w:b/>
+          <w:i w:val="0"/>
+          <w:sz w:val="20"/>
+        </w:rPr>
+        <w:t>Presbyopia.</w:t>
+      </w:r>
+      <w:r>
+        <w:rPr>
+          <w:b w:val="0"/>
+          <w:i w:val="0"/>
+          <w:sz w:val="20"/>
+        </w:rPr>
+        <w:t xml:space="preserve"> The sclerotic lens and ciliary muscle can no longer accommodate, so near objects cannot be focused and reading glasses or bifocals are needed.</w:t>
+      </w:r>
+    </w:p>
+    <w:p>
+      <w:pPr>
+        <w:pStyle w:val="ListBullet"/>
+        <w:spacing w:after="40"/>
+      </w:pPr>
+      <w:r>
+        <w:rPr>
+          <w:b/>
+          <w:i w:val="0"/>
+          <w:sz w:val="20"/>
+        </w:rPr>
+        <w:t>Lipid layer of the tear film.</w:t>
+      </w:r>
+      <w:r>
+        <w:rPr>
+          <w:b w:val="0"/>
+          <w:i w:val="0"/>
+          <w:sz w:val="20"/>
+        </w:rPr>
+        <w:t xml:space="preserve"> Meibomian glands in the tarsal plates produce the lipid layer, which prevents evaporation; when they are obstructed, as in blepharitis, tears evaporate excessively.</w:t>
+      </w:r>
+    </w:p>
+    <w:p>
+      <w:pPr>
+        <w:pStyle w:val="ListBullet"/>
+        <w:spacing w:after="40"/>
+      </w:pPr>
+      <w:r>
+        <w:rPr>
+          <w:b/>
+          <w:i w:val="0"/>
+          <w:sz w:val="20"/>
+        </w:rPr>
+        <w:t>Amblyopia.</w:t>
+      </w:r>
+      <w:r>
+        <w:rPr>
+          <w:b w:val="0"/>
+          <w:i w:val="0"/>
+          <w:sz w:val="20"/>
+        </w:rPr>
+        <w:t xml:space="preserve"> Reduced best-corrected acuity from abnormal visual development; it is a visual deficit rather than a mechanical one, as visual processing developed abnormally during the critical pediatric period.</w:t>
+      </w:r>
+    </w:p>
+    <w:p>
+      <w:pPr>
+        <w:pStyle w:val="ListBullet"/>
+        <w:spacing w:after="40"/>
+      </w:pPr>
+      <w:r>
+        <w:rPr>
+          <w:b/>
+          <w:i w:val="0"/>
+          <w:sz w:val="20"/>
+        </w:rPr>
+        <w:t>Presbyopia.</w:t>
+      </w:r>
+      <w:r>
+        <w:rPr>
+          <w:b w:val="0"/>
+          <w:i w:val="0"/>
+          <w:sz w:val="20"/>
+        </w:rPr>
+        <w:t xml:space="preserve"> The lens stiffens and the ciliary muscle loses accommodation, through sclerosis, so the eye can no longer focus on near objects.</w:t>
+      </w:r>
+    </w:p>
+    <w:p>
+      <w:pPr>
         <w:pStyle w:val="Heading2"/>
         <w:spacing w:before="200" w:after="100"/>
       </w:pPr>
@@ -22855,6 +24061,84 @@
       <w:pPr>
         <w:spacing w:after="80"/>
       </w:pPr>
+    </w:p>
+    <w:p>
+      <w:pPr>
+        <w:spacing w:after="120"/>
+      </w:pPr>
+      <w:r>
+        <w:rPr>
+          <w:b w:val="0"/>
+          <w:i w:val="0"/>
+        </w:rPr>
+        <w:t>Also tested</w:t>
+      </w:r>
+    </w:p>
+    <w:p>
+      <w:pPr>
+        <w:pStyle w:val="ListBullet"/>
+        <w:spacing w:after="40"/>
+      </w:pPr>
+      <w:r>
+        <w:rPr>
+          <w:b/>
+          <w:i w:val="0"/>
+          <w:sz w:val="20"/>
+        </w:rPr>
+        <w:t>Optic disc cupping in glaucoma.</w:t>
+      </w:r>
+      <w:r>
+        <w:rPr>
+          <w:b w:val="0"/>
+          <w:i w:val="0"/>
+          <w:sz w:val="20"/>
+        </w:rPr>
+        <w:t xml:space="preserve"> Raised pressure compresses retinal ganglion cell axons, the cells die by apoptosis, and the cup widens to a cup-to-disc ratio greater than 0.5.</w:t>
+      </w:r>
+    </w:p>
+    <w:p>
+      <w:pPr>
+        <w:pStyle w:val="ListBullet"/>
+        <w:spacing w:after="40"/>
+      </w:pPr>
+      <w:r>
+        <w:rPr>
+          <w:b/>
+          <w:i w:val="0"/>
+          <w:sz w:val="20"/>
+        </w:rPr>
+        <w:t>Pterygium versus pinguecula.</w:t>
+      </w:r>
+      <w:r>
+        <w:rPr>
+          <w:b w:val="0"/>
+          <w:i w:val="0"/>
+          <w:sz w:val="20"/>
+        </w:rPr>
+        <w:t xml:space="preserve"> Both are fibrovascular proliferations from chronic ultraviolet, wind and dust exposure, but only a pterygium grows onto the cornea and can impair vision.</w:t>
+      </w:r>
+    </w:p>
+    <w:p>
+      <w:pPr>
+        <w:pStyle w:val="ListBullet"/>
+        <w:spacing w:after="40"/>
+      </w:pPr>
+      <w:r>
+        <w:rPr>
+          <w:b/>
+          <w:i w:val="0"/>
+          <w:sz w:val="20"/>
+        </w:rPr>
+        <w:t>Iris bombé.</w:t>
+      </w:r>
+      <w:r>
+        <w:rPr>
+          <w:b w:val="0"/>
+          <w:i w:val="0"/>
+          <w:sz w:val="20"/>
+        </w:rPr>
+        <w:t xml:space="preserve"> Forward displacement of the iris against the cornea; in angle closure, pupil dilation pushes the iris forward and blocks aqueous outflow totally so pressure spikes.</w:t>
+      </w:r>
     </w:p>
     <w:p>
       <w:pPr>
@@ -24091,6 +25375,62 @@
     </w:p>
     <w:p>
       <w:pPr>
+        <w:spacing w:after="120"/>
+      </w:pPr>
+      <w:r>
+        <w:rPr>
+          <w:b w:val="0"/>
+          <w:i w:val="0"/>
+        </w:rPr>
+        <w:t>Also tested</w:t>
+      </w:r>
+    </w:p>
+    <w:p>
+      <w:pPr>
+        <w:pStyle w:val="ListBullet"/>
+        <w:spacing w:after="40"/>
+      </w:pPr>
+      <w:r>
+        <w:rPr>
+          <w:b/>
+          <w:i w:val="0"/>
+          <w:sz w:val="20"/>
+        </w:rPr>
+        <w:t>Subconjunctival hemorrhage.</w:t>
+      </w:r>
+      <w:r>
+        <w:rPr>
+          <w:b w:val="0"/>
+          <w:i w:val="0"/>
+          <w:sz w:val="20"/>
+        </w:rPr>
+        <w:t xml:space="preserve"> Blood leaked from ruptured episcleral or conjunctival capillaries lies beneath the conjunctiva; it is benign and clears in one to two weeks, changing color like a bruise.</w:t>
+      </w:r>
+    </w:p>
+    <w:p>
+      <w:pPr>
+        <w:pStyle w:val="ListBullet"/>
+        <w:spacing w:after="40"/>
+      </w:pPr>
+      <w:r>
+        <w:rPr>
+          <w:b/>
+          <w:i w:val="0"/>
+          <w:sz w:val="20"/>
+        </w:rPr>
+        <w:t>Diabetic retinopathy.</w:t>
+      </w:r>
+      <w:r>
+        <w:rPr>
+          <w:b w:val="0"/>
+          <w:i w:val="0"/>
+          <w:sz w:val="20"/>
+        </w:rPr>
+        <w:t xml:space="preserve"> Chronic hyperglycemia damages retinal capillaries, and diabetic retinopathy is the leading cause of new-onset blindness in United States adults aged twenty to seventy-four.</w:t>
+      </w:r>
+    </w:p>
+    <w:p>
+      <w:pPr>
         <w:pStyle w:val="Heading2"/>
         <w:spacing w:before="200" w:after="100"/>
       </w:pPr>
@@ -25037,6 +26377,40 @@
     </w:p>
     <w:p>
       <w:pPr>
+        <w:spacing w:after="120"/>
+      </w:pPr>
+      <w:r>
+        <w:rPr>
+          <w:b w:val="0"/>
+          <w:i w:val="0"/>
+        </w:rPr>
+        <w:t>Also tested</w:t>
+      </w:r>
+    </w:p>
+    <w:p>
+      <w:pPr>
+        <w:pStyle w:val="ListBullet"/>
+        <w:spacing w:after="40"/>
+      </w:pPr>
+      <w:r>
+        <w:rPr>
+          <w:b/>
+          <w:i w:val="0"/>
+          <w:sz w:val="20"/>
+        </w:rPr>
+        <w:t>Orbital versus periorbital cellulitis.</w:t>
+      </w:r>
+      <w:r>
+        <w:rPr>
+          <w:b w:val="0"/>
+          <w:i w:val="0"/>
+          <w:sz w:val="20"/>
+        </w:rPr>
+        <w:t xml:space="preserve"> In orbital cellulitis, bacteria breach the orbital septum into the soft tissue behind the globe, and purulence there causes proptosis, reduced extraocular movement and risk of optic nerve compression.</w:t>
+      </w:r>
+    </w:p>
+    <w:p>
+      <w:pPr>
         <w:pStyle w:val="Heading1"/>
         <w:spacing w:before="280" w:after="100"/>
       </w:pPr>
@@ -25764,6 +27138,84 @@
     </w:p>
     <w:p>
       <w:pPr>
+        <w:spacing w:after="120"/>
+      </w:pPr>
+      <w:r>
+        <w:rPr>
+          <w:b w:val="0"/>
+          <w:i w:val="0"/>
+        </w:rPr>
+        <w:t>Also tested</w:t>
+      </w:r>
+    </w:p>
+    <w:p>
+      <w:pPr>
+        <w:pStyle w:val="ListBullet"/>
+        <w:spacing w:after="40"/>
+      </w:pPr>
+      <w:r>
+        <w:rPr>
+          <w:b/>
+          <w:i w:val="0"/>
+          <w:sz w:val="20"/>
+        </w:rPr>
+        <w:t>Chalazion.</w:t>
+      </w:r>
+      <w:r>
+        <w:rPr>
+          <w:b w:val="0"/>
+          <w:i w:val="0"/>
+          <w:sz w:val="20"/>
+        </w:rPr>
+        <w:t xml:space="preserve"> A chalazion is a non-tender, sterile lipogranuloma of a blocked meibomian gland; being sterile and granulomatous is what separates it from an infection.</w:t>
+      </w:r>
+    </w:p>
+    <w:p>
+      <w:pPr>
+        <w:pStyle w:val="ListBullet"/>
+        <w:spacing w:after="40"/>
+      </w:pPr>
+      <w:r>
+        <w:rPr>
+          <w:b/>
+          <w:i w:val="0"/>
+          <w:sz w:val="20"/>
+        </w:rPr>
+        <w:t>Herpes simplex epithelial keratitis.</w:t>
+      </w:r>
+      <w:r>
+        <w:rPr>
+          <w:b w:val="0"/>
+          <w:i w:val="0"/>
+          <w:sz w:val="20"/>
+        </w:rPr>
+        <w:t xml:space="preserve"> The classical lesion is a branching dendritic corneal ulcer whose tips end in terminal bulbs on fluorescein stain.</w:t>
+      </w:r>
+    </w:p>
+    <w:p>
+      <w:pPr>
+        <w:pStyle w:val="ListBullet"/>
+        <w:spacing w:after="40"/>
+      </w:pPr>
+      <w:r>
+        <w:rPr>
+          <w:b/>
+          <w:i w:val="0"/>
+          <w:sz w:val="20"/>
+        </w:rPr>
+        <w:t>External versus internal hordeolum.</w:t>
+      </w:r>
+      <w:r>
+        <w:rPr>
+          <w:b w:val="0"/>
+          <w:i w:val="0"/>
+          <w:sz w:val="20"/>
+        </w:rPr>
+        <w:t xml:space="preserve"> An external hordeolum is an acute abscess of the glands of Zeis or Moll at the lash follicles; an internal one involves a meibomian gland in the tarsal plate.</w:t>
+      </w:r>
+    </w:p>
+    <w:p>
+      <w:pPr>
         <w:pStyle w:val="Heading2"/>
         <w:spacing w:before="200" w:after="100"/>
       </w:pPr>
@@ -26853,6 +28305,128 @@
           <w:i w:val="0"/>
         </w:rPr>
         <w:t xml:space="preserve"> in the middle ear or mastoid, with no cholesterol components and not a neoplasm.</w:t>
+      </w:r>
+    </w:p>
+    <w:p>
+      <w:pPr>
+        <w:spacing w:after="120"/>
+      </w:pPr>
+      <w:r>
+        <w:rPr>
+          <w:b w:val="0"/>
+          <w:i w:val="0"/>
+        </w:rPr>
+        <w:t>Also tested</w:t>
+      </w:r>
+    </w:p>
+    <w:p>
+      <w:pPr>
+        <w:pStyle w:val="ListBullet"/>
+        <w:spacing w:after="40"/>
+      </w:pPr>
+      <w:r>
+        <w:rPr>
+          <w:b/>
+          <w:i w:val="0"/>
+          <w:sz w:val="20"/>
+        </w:rPr>
+        <w:t>Dacryoadenitis.</w:t>
+      </w:r>
+      <w:r>
+        <w:rPr>
+          <w:b w:val="0"/>
+          <w:i w:val="0"/>
+          <w:sz w:val="20"/>
+        </w:rPr>
+        <w:t xml:space="preserve"> Dacryoadenitis is inflammation or infection of the lacrimal gland, causing superotemporal orbital rim pain and an S-shaped lid deformity.</w:t>
+      </w:r>
+    </w:p>
+    <w:p>
+      <w:pPr>
+        <w:pStyle w:val="ListBullet"/>
+        <w:spacing w:after="40"/>
+      </w:pPr>
+      <w:r>
+        <w:rPr>
+          <w:b/>
+          <w:i w:val="0"/>
+          <w:sz w:val="20"/>
+        </w:rPr>
+        <w:t>Cranial nerve VIII lesion versus cochlear damage.</w:t>
+      </w:r>
+      <w:r>
+        <w:rPr>
+          <w:b w:val="0"/>
+          <w:i w:val="0"/>
+          <w:sz w:val="20"/>
+        </w:rPr>
+        <w:t xml:space="preserve"> Both lie beyond the conducting chain, so both give sensorineural loss; the category is defined by where the defect sits, not by which structure failed.</w:t>
+      </w:r>
+    </w:p>
+    <w:p>
+      <w:pPr>
+        <w:pStyle w:val="ListBullet"/>
+        <w:spacing w:after="40"/>
+      </w:pPr>
+      <w:r>
+        <w:rPr>
+          <w:b/>
+          <w:i w:val="0"/>
+          <w:sz w:val="20"/>
+        </w:rPr>
+        <w:t>Hypopyon.</w:t>
+      </w:r>
+      <w:r>
+        <w:rPr>
+          <w:b w:val="0"/>
+          <w:i w:val="0"/>
+          <w:sz w:val="20"/>
+        </w:rPr>
+        <w:t xml:space="preserve"> A hypopyon is a collection of pus in the anterior chamber, the inflammatory layer seen in the front of a severely inflamed eye.</w:t>
+      </w:r>
+    </w:p>
+    <w:p>
+      <w:pPr>
+        <w:pStyle w:val="ListBullet"/>
+        <w:spacing w:after="40"/>
+      </w:pPr>
+      <w:r>
+        <w:rPr>
+          <w:b/>
+          <w:i w:val="0"/>
+          <w:sz w:val="20"/>
+        </w:rPr>
+        <w:t>Cerumen impaction.</w:t>
+      </w:r>
+      <w:r>
+        <w:rPr>
+          <w:b w:val="0"/>
+          <w:i w:val="0"/>
+          <w:sz w:val="20"/>
+        </w:rPr>
+        <w:t xml:space="preserve"> It causes conductive rather than sensorineural loss because it blocks sound delivery down the canal; the cochlea is untouched and the defect is purely one of delivery.</w:t>
+      </w:r>
+    </w:p>
+    <w:p>
+      <w:pPr>
+        <w:pStyle w:val="ListBullet"/>
+        <w:spacing w:after="40"/>
+      </w:pPr>
+      <w:r>
+        <w:rPr>
+          <w:b/>
+          <w:i w:val="0"/>
+          <w:sz w:val="20"/>
+        </w:rPr>
+        <w:t>Conductive hearing loss.</w:t>
+      </w:r>
+      <w:r>
+        <w:rPr>
+          <w:b w:val="0"/>
+          <w:i w:val="0"/>
+          <w:sz w:val="20"/>
+        </w:rPr>
+        <w:t xml:space="preserve"> Weber lateralizes to the AFFECTED ear and Rinne is abnormal, with bone conduction greater than air.</w:t>
       </w:r>
     </w:p>
     <w:p>
@@ -28341,6 +29915,40 @@
     </w:p>
     <w:p>
       <w:pPr>
+        <w:spacing w:after="120"/>
+      </w:pPr>
+      <w:r>
+        <w:rPr>
+          <w:b w:val="0"/>
+          <w:i w:val="0"/>
+        </w:rPr>
+        <w:t>Also tested</w:t>
+      </w:r>
+    </w:p>
+    <w:p>
+      <w:pPr>
+        <w:pStyle w:val="ListBullet"/>
+        <w:spacing w:after="40"/>
+      </w:pPr>
+      <w:r>
+        <w:rPr>
+          <w:b/>
+          <w:i w:val="0"/>
+          <w:sz w:val="20"/>
+        </w:rPr>
+        <w:t>Presbycusis.</w:t>
+      </w:r>
+      <w:r>
+        <w:rPr>
+          <w:b w:val="0"/>
+          <w:i w:val="0"/>
+          <w:sz w:val="20"/>
+        </w:rPr>
+        <w:t xml:space="preserve"> High frequencies go first, taking the speech consonants such as /s/, /f/ and /t/, which makes voices hard to discriminate in noisy environments.</w:t>
+      </w:r>
+    </w:p>
+    <w:p>
+      <w:pPr>
         <w:pStyle w:val="Heading2"/>
         <w:spacing w:before="200" w:after="100"/>
       </w:pPr>
@@ -28875,6 +30483,172 @@
     </w:p>
     <w:p>
       <w:pPr>
+        <w:spacing w:after="120"/>
+      </w:pPr>
+      <w:r>
+        <w:rPr>
+          <w:b w:val="0"/>
+          <w:i w:val="0"/>
+        </w:rPr>
+        <w:t>Also tested</w:t>
+      </w:r>
+    </w:p>
+    <w:p>
+      <w:pPr>
+        <w:pStyle w:val="ListBullet"/>
+        <w:spacing w:after="40"/>
+      </w:pPr>
+      <w:r>
+        <w:rPr>
+          <w:b/>
+          <w:i w:val="0"/>
+          <w:sz w:val="20"/>
+        </w:rPr>
+        <w:t>Protection of the outer ear canal.</w:t>
+      </w:r>
+      <w:r>
+        <w:rPr>
+          <w:b w:val="0"/>
+          <w:i w:val="0"/>
+          <w:sz w:val="20"/>
+        </w:rPr>
+        <w:t xml:space="preserve"> The outer third of the ear canal is protected by cerumen from ceruminous glands and by hair follicles.</w:t>
+      </w:r>
+    </w:p>
+    <w:p>
+      <w:pPr>
+        <w:pStyle w:val="ListBullet"/>
+        <w:spacing w:after="40"/>
+      </w:pPr>
+      <w:r>
+        <w:rPr>
+          <w:b/>
+          <w:i w:val="0"/>
+          <w:sz w:val="20"/>
+        </w:rPr>
+        <w:t>Fungal otitis externa.</w:t>
+      </w:r>
+      <w:r>
+        <w:rPr>
+          <w:b w:val="0"/>
+          <w:i w:val="0"/>
+          <w:sz w:val="20"/>
+        </w:rPr>
+        <w:t xml:space="preserve"> Prolonged antibiotic use suppresses the bacteria, and Aspergillus niger or Candida albicans then take over as fungal otitis externa.</w:t>
+      </w:r>
+    </w:p>
+    <w:p>
+      <w:pPr>
+        <w:pStyle w:val="ListBullet"/>
+        <w:spacing w:after="40"/>
+      </w:pPr>
+      <w:r>
+        <w:rPr>
+          <w:b/>
+          <w:i w:val="0"/>
+          <w:sz w:val="20"/>
+        </w:rPr>
+        <w:t>Episcleritis.</w:t>
+      </w:r>
+      <w:r>
+        <w:rPr>
+          <w:b w:val="0"/>
+          <w:i w:val="0"/>
+          <w:sz w:val="20"/>
+        </w:rPr>
+        <w:t xml:space="preserve"> Inflammation of the superficial episclera is a self-limiting blush with no severe pain and no threat to vision, unlike the deep, emergency inflammation of scleritis.</w:t>
+      </w:r>
+    </w:p>
+    <w:p>
+      <w:pPr>
+        <w:pStyle w:val="ListBullet"/>
+        <w:spacing w:after="40"/>
+      </w:pPr>
+      <w:r>
+        <w:rPr>
+          <w:b/>
+          <w:i w:val="0"/>
+          <w:sz w:val="20"/>
+        </w:rPr>
+        <w:t>Keratitis.</w:t>
+      </w:r>
+      <w:r>
+        <w:rPr>
+          <w:b w:val="0"/>
+          <w:i w:val="0"/>
+          <w:sz w:val="20"/>
+        </w:rPr>
+        <w:t xml:space="preserve"> Contact lens wearers carry a Pseudomonas risk. Keratitis is an emergency because it can progress to stromal ulceration, perforation and endophthalmitis.</w:t>
+      </w:r>
+    </w:p>
+    <w:p>
+      <w:pPr>
+        <w:pStyle w:val="ListBullet"/>
+        <w:spacing w:after="40"/>
+      </w:pPr>
+      <w:r>
+        <w:rPr>
+          <w:b/>
+          <w:i w:val="0"/>
+          <w:sz w:val="20"/>
+        </w:rPr>
+        <w:t>Tympanic membrane.</w:t>
+      </w:r>
+      <w:r>
+        <w:rPr>
+          <w:b w:val="0"/>
+          <w:i w:val="0"/>
+          <w:sz w:val="20"/>
+        </w:rPr>
+        <w:t xml:space="preserve"> The tympanic membrane separates the external ear from the middle ear and is the first moving part of the conducting chain, vibrating the ossicles; perforating it causes conductive loss.</w:t>
+      </w:r>
+    </w:p>
+    <w:p>
+      <w:pPr>
+        <w:pStyle w:val="ListBullet"/>
+        <w:spacing w:after="40"/>
+      </w:pPr>
+      <w:r>
+        <w:rPr>
+          <w:b/>
+          <w:i w:val="0"/>
+          <w:sz w:val="20"/>
+        </w:rPr>
+        <w:t>Scleritis.</w:t>
+      </w:r>
+      <w:r>
+        <w:rPr>
+          <w:b w:val="0"/>
+          <w:i w:val="0"/>
+          <w:sz w:val="20"/>
+        </w:rPr>
+        <w:t xml:space="preserve"> Scleritis is an emergency of the deep sclera with boring pain and a risk of scleral melting, strongly linked to rheumatoid arthritis, granulomatosis with polyangiitis and systemic vasculitis.</w:t>
+      </w:r>
+    </w:p>
+    <w:p>
+      <w:pPr>
+        <w:pStyle w:val="ListBullet"/>
+        <w:spacing w:after="40"/>
+      </w:pPr>
+      <w:r>
+        <w:rPr>
+          <w:b/>
+          <w:i w:val="0"/>
+          <w:sz w:val="20"/>
+        </w:rPr>
+        <w:t>Eustachian tube dysfunction.</w:t>
+      </w:r>
+      <w:r>
+        <w:rPr>
+          <w:b w:val="0"/>
+          <w:i w:val="0"/>
+          <w:sz w:val="20"/>
+        </w:rPr>
+        <w:t xml:space="preserve"> The tube fails to open, so the mucosa absorbs the gases in the air-filled middle ear and the pressure falls; that negative pressure starts the otitis media sequence.</w:t>
+      </w:r>
+    </w:p>
+    <w:p>
+      <w:pPr>
         <w:pStyle w:val="Heading2"/>
         <w:spacing w:before="200" w:after="100"/>
       </w:pPr>
@@ -30196,6 +31970,40 @@
           <w:i w:val="0"/>
         </w:rPr>
         <w:t xml:space="preserve"> A peripheral lesion sends a false signal that vision can outvote; a central lesion has broken the machinery that does the voting.</w:t>
+      </w:r>
+    </w:p>
+    <w:p>
+      <w:pPr>
+        <w:spacing w:after="120"/>
+      </w:pPr>
+      <w:r>
+        <w:rPr>
+          <w:b w:val="0"/>
+          <w:i w:val="0"/>
+        </w:rPr>
+        <w:t>Also tested</w:t>
+      </w:r>
+    </w:p>
+    <w:p>
+      <w:pPr>
+        <w:pStyle w:val="ListBullet"/>
+        <w:spacing w:after="40"/>
+      </w:pPr>
+      <w:r>
+        <w:rPr>
+          <w:b/>
+          <w:i w:val="0"/>
+          <w:sz w:val="20"/>
+        </w:rPr>
+        <w:t>Vertigo from asymmetrical vestibular input.</w:t>
+      </w:r>
+      <w:r>
+        <w:rPr>
+          <w:b w:val="0"/>
+          <w:i w:val="0"/>
+          <w:sz w:val="20"/>
+        </w:rPr>
+        <w:t xml:space="preserve"> Balance is a comparison, so unequal input is indistinguishable from turning: the brain reads the mismatch as motion.</w:t>
       </w:r>
     </w:p>
     <w:p>
@@ -31791,6 +33599,40 @@
     </w:p>
     <w:p>
       <w:pPr>
+        <w:spacing w:after="120"/>
+      </w:pPr>
+      <w:r>
+        <w:rPr>
+          <w:b w:val="0"/>
+          <w:i w:val="0"/>
+        </w:rPr>
+        <w:t>Also tested</w:t>
+      </w:r>
+    </w:p>
+    <w:p>
+      <w:pPr>
+        <w:pStyle w:val="ListBullet"/>
+        <w:spacing w:after="40"/>
+      </w:pPr>
+      <w:r>
+        <w:rPr>
+          <w:b/>
+          <w:i w:val="0"/>
+          <w:sz w:val="20"/>
+        </w:rPr>
+        <w:t>Labyrinthitis.</w:t>
+      </w:r>
+      <w:r>
+        <w:rPr>
+          <w:b w:val="0"/>
+          <w:i w:val="0"/>
+          <w:sz w:val="20"/>
+        </w:rPr>
+        <w:t xml:space="preserve"> It impairs hearing AND balance together because inflammation spans both the semicircular canals and the cochlea, through inflammatory swelling, vascular congestion and endolymphatic disruption.</w:t>
+      </w:r>
+    </w:p>
+    <w:p>
+      <w:pPr>
         <w:pStyle w:val="Heading2"/>
         <w:spacing w:before="200" w:after="100"/>
       </w:pPr>
@@ -33851,6 +35693,62 @@
     </w:p>
     <w:p>
       <w:pPr>
+        <w:spacing w:after="120"/>
+      </w:pPr>
+      <w:r>
+        <w:rPr>
+          <w:b w:val="0"/>
+          <w:i w:val="0"/>
+        </w:rPr>
+        <w:t>Also tested</w:t>
+      </w:r>
+    </w:p>
+    <w:p>
+      <w:pPr>
+        <w:pStyle w:val="ListBullet"/>
+        <w:spacing w:after="40"/>
+      </w:pPr>
+      <w:r>
+        <w:rPr>
+          <w:b/>
+          <w:i w:val="0"/>
+          <w:sz w:val="20"/>
+        </w:rPr>
+        <w:t>Nasal polyps.</w:t>
+      </w:r>
+      <w:r>
+        <w:rPr>
+          <w:b w:val="0"/>
+          <w:i w:val="0"/>
+          <w:sz w:val="20"/>
+        </w:rPr>
+        <w:t xml:space="preserve"> They are non-neoplastic: no new tissue grows; the mucosa is edematous, forming benign edematous masses of the mucous membranes of the sinus ostia or ethmoid air cells.</w:t>
+      </w:r>
+    </w:p>
+    <w:p>
+      <w:pPr>
+        <w:pStyle w:val="ListBullet"/>
+        <w:spacing w:after="40"/>
+      </w:pPr>
+      <w:r>
+        <w:rPr>
+          <w:b/>
+          <w:i w:val="0"/>
+          <w:sz w:val="20"/>
+        </w:rPr>
+        <w:t>Posterior versus anterior epistaxis.</w:t>
+      </w:r>
+      <w:r>
+        <w:rPr>
+          <w:b w:val="0"/>
+          <w:i w:val="0"/>
+          <w:sz w:val="20"/>
+        </w:rPr>
+        <w:t xml:space="preserve"> Posterior bleeds reflect systemic causes. Anterior causes are local insults to the mucosa; posterior causes act on the vessels and on clotting.</w:t>
+      </w:r>
+    </w:p>
+    <w:p>
+      <w:pPr>
         <w:pStyle w:val="Heading2"/>
         <w:spacing w:before="200" w:after="100"/>
       </w:pPr>
@@ -34978,6 +36876,40 @@
           <w:i w:val="0"/>
         </w:rPr>
         <w:t xml:space="preserve"> (Bill Webster, MMS, PA-C, guest lecturer), Slides 1–28, and the lecture of 2 September. Figures are reproduced from the lecture slides and each is cited to its slide.</w:t>
+      </w:r>
+    </w:p>
+    <w:p>
+      <w:pPr>
+        <w:spacing w:after="120"/>
+      </w:pPr>
+      <w:r>
+        <w:rPr>
+          <w:b w:val="0"/>
+          <w:i w:val="0"/>
+        </w:rPr>
+        <w:t>Also tested</w:t>
+      </w:r>
+    </w:p>
+    <w:p>
+      <w:pPr>
+        <w:pStyle w:val="ListBullet"/>
+        <w:spacing w:after="40"/>
+      </w:pPr>
+      <w:r>
+        <w:rPr>
+          <w:b/>
+          <w:i w:val="0"/>
+          <w:sz w:val="20"/>
+        </w:rPr>
+        <w:t>Matted lymph nodes.</w:t>
+      </w:r>
+      <w:r>
+        <w:rPr>
+          <w:b w:val="0"/>
+          <w:i w:val="0"/>
+          <w:sz w:val="20"/>
+        </w:rPr>
+        <w:t xml:space="preserve"> They have lost their individual capsules and move together as one mass; persistent rubbery or matted nodes in older adults require assessment to rule out lymphoma.</w:t>
       </w:r>
     </w:p>
     <w:sectPr>

--- a/Clinical Pathophysiology I Exam 1/cp-exam-1-study-guide.docx
+++ b/Clinical Pathophysiology I Exam 1/cp-exam-1-study-guide.docx
@@ -820,6 +820,28 @@
     </w:p>
     <w:p>
       <w:pPr>
+        <w:pStyle w:val="ListBullet"/>
+        <w:spacing w:after="40"/>
+      </w:pPr>
+      <w:r>
+        <w:rPr>
+          <w:b/>
+          <w:i w:val="0"/>
+          <w:sz w:val="20"/>
+        </w:rPr>
+        <w:t>Order of the inflammatory response.</w:t>
+      </w:r>
+      <w:r>
+        <w:rPr>
+          <w:b w:val="0"/>
+          <w:i w:val="0"/>
+          <w:sz w:val="20"/>
+        </w:rPr>
+        <w:t xml:space="preserve"> The order runs increased blood flow, increased permeability, migration of neutrophils, chemotaxis, then leukocyte recruitment and activation, so chemotaxis immediately follows neutrophil migration.</w:t>
+      </w:r>
+    </w:p>
+    <w:p>
+      <w:pPr>
         <w:pStyle w:val="Heading2"/>
         <w:spacing w:before="200" w:after="100"/>
       </w:pPr>
@@ -1427,6 +1449,40 @@
       <w:pPr>
         <w:spacing w:after="80"/>
       </w:pPr>
+    </w:p>
+    <w:p>
+      <w:pPr>
+        <w:spacing w:after="120"/>
+      </w:pPr>
+      <w:r>
+        <w:rPr>
+          <w:b w:val="0"/>
+          <w:i w:val="0"/>
+        </w:rPr>
+        <w:t>Also tested</w:t>
+      </w:r>
+    </w:p>
+    <w:p>
+      <w:pPr>
+        <w:pStyle w:val="ListBullet"/>
+        <w:spacing w:after="40"/>
+      </w:pPr>
+      <w:r>
+        <w:rPr>
+          <w:b/>
+          <w:i w:val="0"/>
+          <w:sz w:val="20"/>
+        </w:rPr>
+        <w:t>Causes of chronic inflammation.</w:t>
+      </w:r>
+      <w:r>
+        <w:rPr>
+          <w:b w:val="0"/>
+          <w:i w:val="0"/>
+          <w:sz w:val="20"/>
+        </w:rPr>
+        <w:t xml:space="preserve"> The three causes are persistent infection, prolonged exposure to potentially toxic agents, and autoimmunity; lupus is an autoimmune example.</w:t>
+      </w:r>
     </w:p>
     <w:p>
       <w:pPr>
@@ -3859,6 +3915,50 @@
     </w:p>
     <w:p>
       <w:pPr>
+        <w:pStyle w:val="ListBullet"/>
+        <w:spacing w:after="40"/>
+      </w:pPr>
+      <w:r>
+        <w:rPr>
+          <w:b/>
+          <w:i w:val="0"/>
+          <w:sz w:val="20"/>
+        </w:rPr>
+        <w:t>Agranulocytes.</w:t>
+      </w:r>
+      <w:r>
+        <w:rPr>
+          <w:b w:val="0"/>
+          <w:i w:val="0"/>
+          <w:sz w:val="20"/>
+        </w:rPr>
+        <w:t xml:space="preserve"> The agranulocytes, or mononuclear leukocytes, are lymphocytes (B cells and T cells), monocytes and macrophages.</w:t>
+      </w:r>
+    </w:p>
+    <w:p>
+      <w:pPr>
+        <w:pStyle w:val="ListBullet"/>
+        <w:spacing w:after="40"/>
+      </w:pPr>
+      <w:r>
+        <w:rPr>
+          <w:b/>
+          <w:i w:val="0"/>
+          <w:sz w:val="20"/>
+        </w:rPr>
+        <w:t>T lymphocytes.</w:t>
+      </w:r>
+      <w:r>
+        <w:rPr>
+          <w:b w:val="0"/>
+          <w:i w:val="0"/>
+          <w:sz w:val="20"/>
+        </w:rPr>
+        <w:t xml:space="preserve"> They mature in the thymus, which gives them their name, and carry T cell receptors on their surface.</w:t>
+      </w:r>
+    </w:p>
+    <w:p>
+      <w:pPr>
         <w:pStyle w:val="Heading2"/>
         <w:spacing w:before="200" w:after="100"/>
       </w:pPr>
@@ -4159,6 +4259,50 @@
           <w:sz w:val="20"/>
         </w:rPr>
         <w:t xml:space="preserve"> Hemoconcentration and stasis come immediately before leukocyte adhesion in the sequence of acute inflammation, since slowed flow lets leukocytes contact the endothelium.</w:t>
+      </w:r>
+    </w:p>
+    <w:p>
+      <w:pPr>
+        <w:pStyle w:val="ListBullet"/>
+        <w:spacing w:after="40"/>
+      </w:pPr>
+      <w:r>
+        <w:rPr>
+          <w:b/>
+          <w:i w:val="0"/>
+          <w:sz w:val="20"/>
+        </w:rPr>
+        <w:t>Cellular events of acute inflammation.</w:t>
+      </w:r>
+      <w:r>
+        <w:rPr>
+          <w:b w:val="0"/>
+          <w:i w:val="0"/>
+          <w:sz w:val="20"/>
+        </w:rPr>
+        <w:t xml:space="preserve"> After stasis the order is leukocyte adhesion to the endothelium, transmigration across it, chemotaxis (directed migration), aggregation at the site, and finally phagocytosis (ingestion).</w:t>
+      </w:r>
+    </w:p>
+    <w:p>
+      <w:pPr>
+        <w:pStyle w:val="ListBullet"/>
+        <w:spacing w:after="40"/>
+      </w:pPr>
+      <w:r>
+        <w:rPr>
+          <w:b/>
+          <w:i w:val="0"/>
+          <w:sz w:val="20"/>
+        </w:rPr>
+        <w:t>Sequence of acute inflammation.</w:t>
+      </w:r>
+      <w:r>
+        <w:rPr>
+          <w:b w:val="0"/>
+          <w:i w:val="0"/>
+          <w:sz w:val="20"/>
+        </w:rPr>
+        <w:t xml:space="preserve"> Hemoconcentration and stasis come directly after increased vascular permeability and directly before leukocyte adhesion.</w:t>
       </w:r>
     </w:p>
     <w:p>
@@ -5430,6 +5574,28 @@
     </w:p>
     <w:p>
       <w:pPr>
+        <w:pStyle w:val="ListBullet"/>
+        <w:spacing w:after="40"/>
+      </w:pPr>
+      <w:r>
+        <w:rPr>
+          <w:b/>
+          <w:i w:val="0"/>
+          <w:sz w:val="20"/>
+        </w:rPr>
+        <w:t>Plasma protein mediators.</w:t>
+      </w:r>
+      <w:r>
+        <w:rPr>
+          <w:b w:val="0"/>
+          <w:i w:val="0"/>
+          <w:sz w:val="20"/>
+        </w:rPr>
+        <w:t xml:space="preserve"> Bradykinin and complement components are both plasma proteins, as is the coagulation system.</w:t>
+      </w:r>
+    </w:p>
+    <w:p>
+      <w:pPr>
         <w:pStyle w:val="Heading1"/>
         <w:spacing w:before="280" w:after="100"/>
       </w:pPr>
@@ -5943,6 +6109,50 @@
     </w:p>
     <w:p>
       <w:pPr>
+        <w:pStyle w:val="ListBullet"/>
+        <w:spacing w:after="40"/>
+      </w:pPr>
+      <w:r>
+        <w:rPr>
+          <w:b/>
+          <w:i w:val="0"/>
+          <w:sz w:val="20"/>
+        </w:rPr>
+        <w:t>Mast cell.</w:t>
+      </w:r>
+      <w:r>
+        <w:rPr>
+          <w:b w:val="0"/>
+          <w:i w:val="0"/>
+          <w:sz w:val="20"/>
+        </w:rPr>
+        <w:t xml:space="preserve"> The mast cell mediates immunoglobulin E-mediated inflammation in the dermis, and its degranulation is the mechanism behind both the wheal and urticaria.</w:t>
+      </w:r>
+    </w:p>
+    <w:p>
+      <w:pPr>
+        <w:pStyle w:val="ListBullet"/>
+        <w:spacing w:after="40"/>
+      </w:pPr>
+      <w:r>
+        <w:rPr>
+          <w:b/>
+          <w:i w:val="0"/>
+          <w:sz w:val="20"/>
+        </w:rPr>
+        <w:t>Touch and pressure receptors.</w:t>
+      </w:r>
+      <w:r>
+        <w:rPr>
+          <w:b w:val="0"/>
+          <w:i w:val="0"/>
+          <w:sz w:val="20"/>
+        </w:rPr>
+        <w:t xml:space="preserve"> Meissner's corpuscles serve fine discriminative touch and low-frequency vibration, Pacinian corpuscles respond to deep pressure and vibration, and Merkel cells serve light touch.</w:t>
+      </w:r>
+    </w:p>
+    <w:p>
+      <w:pPr>
         <w:pStyle w:val="Heading3"/>
         <w:spacing w:before="200" w:after="100"/>
       </w:pPr>
@@ -10895,6 +11105,28 @@
           <w:sz w:val="20"/>
         </w:rPr>
         <w:t xml:space="preserve"> The cause is incompletely understood, but microbiome dysbiosis, altered immunity and barrier dysfunction contribute, in the sebaceous-rich scalp, face and upper trunk.</w:t>
+      </w:r>
+    </w:p>
+    <w:p>
+      <w:pPr>
+        <w:pStyle w:val="ListBullet"/>
+        <w:spacing w:after="40"/>
+      </w:pPr>
+      <w:r>
+        <w:rPr>
+          <w:b/>
+          <w:i w:val="0"/>
+          <w:sz w:val="20"/>
+        </w:rPr>
+        <w:t>Tinea of the nails.</w:t>
+      </w:r>
+      <w:r>
+        <w:rPr>
+          <w:b w:val="0"/>
+          <w:i w:val="0"/>
+          <w:sz w:val="20"/>
+        </w:rPr>
+        <w:t xml:space="preserve"> Tinea unguium, also called onychomycosis, affects the nails. Other subtypes: corporis is trunk and limbs, pedis foot, cruris groin, capitis head, facialis face, manuum hand, barbae beard.</w:t>
       </w:r>
     </w:p>
     <w:p>
@@ -15524,6 +15756,72 @@
     </w:p>
     <w:p>
       <w:pPr>
+        <w:pStyle w:val="ListBullet"/>
+        <w:spacing w:after="40"/>
+      </w:pPr>
+      <w:r>
+        <w:rPr>
+          <w:b/>
+          <w:i w:val="0"/>
+          <w:sz w:val="20"/>
+        </w:rPr>
+        <w:t>Grades of neoplastic differentiation.</w:t>
+      </w:r>
+      <w:r>
+        <w:rPr>
+          <w:b w:val="0"/>
+          <w:i w:val="0"/>
+          <w:sz w:val="20"/>
+        </w:rPr>
+        <w:t xml:space="preserve"> From most to least resemblance they are well differentiated, moderately differentiated, poorly differentiated and anaplasia, the lack of differentiation.</w:t>
+      </w:r>
+    </w:p>
+    <w:p>
+      <w:pPr>
+        <w:pStyle w:val="ListBullet"/>
+        <w:spacing w:after="40"/>
+      </w:pPr>
+      <w:r>
+        <w:rPr>
+          <w:b/>
+          <w:i w:val="0"/>
+          <w:sz w:val="20"/>
+        </w:rPr>
+        <w:t>Tumor borders.</w:t>
+      </w:r>
+      <w:r>
+        <w:rPr>
+          <w:b w:val="0"/>
+          <w:i w:val="0"/>
+          <w:sz w:val="20"/>
+        </w:rPr>
+        <w:t xml:space="preserve"> A benign tumor is well circumscribed and compresses, pushing surrounding tissue aside; a malignant tumor is ragged and invades, infiltrating and going through surrounding tissue.</w:t>
+      </w:r>
+    </w:p>
+    <w:p>
+      <w:pPr>
+        <w:pStyle w:val="ListBullet"/>
+        <w:spacing w:after="40"/>
+      </w:pPr>
+      <w:r>
+        <w:rPr>
+          <w:b/>
+          <w:i w:val="0"/>
+          <w:sz w:val="20"/>
+        </w:rPr>
+        <w:t>Benign tumor features.</w:t>
+      </w:r>
+      <w:r>
+        <w:rPr>
+          <w:b w:val="0"/>
+          <w:i w:val="0"/>
+          <w:sz w:val="20"/>
+        </w:rPr>
+        <w:t xml:space="preserve"> A benign tumor is circumscribed, compresses, is often encapsulated, is well differentiated, does not metastasize and grows slowly; the malignant counterparts are a ragged border, infiltration and invasion, various degrees of differentiation, possible metastasis and rapid growth.</w:t>
+      </w:r>
+    </w:p>
+    <w:p>
+      <w:pPr>
         <w:pStyle w:val="Heading2"/>
         <w:spacing w:before="200" w:after="100"/>
       </w:pPr>
@@ -18820,6 +19118,40 @@
     </w:p>
     <w:p>
       <w:pPr>
+        <w:spacing w:after="120"/>
+      </w:pPr>
+      <w:r>
+        <w:rPr>
+          <w:b w:val="0"/>
+          <w:i w:val="0"/>
+        </w:rPr>
+        <w:t>Also tested</w:t>
+      </w:r>
+    </w:p>
+    <w:p>
+      <w:pPr>
+        <w:pStyle w:val="ListBullet"/>
+        <w:spacing w:after="40"/>
+      </w:pPr>
+      <w:r>
+        <w:rPr>
+          <w:b/>
+          <w:i w:val="0"/>
+          <w:sz w:val="20"/>
+        </w:rPr>
+        <w:t>Radiation and cancer.</w:t>
+      </w:r>
+      <w:r>
+        <w:rPr>
+          <w:b w:val="0"/>
+          <w:i w:val="0"/>
+          <w:sz w:val="20"/>
+        </w:rPr>
+        <w:t xml:space="preserve"> Ultraviolet B and ionizing radiation both cause cancer; unrepaired ultraviolet B mutations explain the skin cancers of xeroderma pigmentosum.</w:t>
+      </w:r>
+    </w:p>
+    <w:p>
+      <w:pPr>
         <w:pStyle w:val="Heading2"/>
         <w:spacing w:before="200" w:after="100"/>
       </w:pPr>
@@ -19561,6 +19893,28 @@
           <w:sz w:val="20"/>
         </w:rPr>
         <w:t xml:space="preserve"> Defective repair genes mean ultraviolet B damage cannot be repaired, raising the risk of skin cancer in sun-exposed areas; it is a repair-gene disease rather than a tumor suppressor one.</w:t>
+      </w:r>
+    </w:p>
+    <w:p>
+      <w:pPr>
+        <w:pStyle w:val="ListBullet"/>
+        <w:spacing w:after="40"/>
+      </w:pPr>
+      <w:r>
+        <w:rPr>
+          <w:b/>
+          <w:i w:val="0"/>
+          <w:sz w:val="20"/>
+        </w:rPr>
+        <w:t>Tumor suppressor genes.</w:t>
+      </w:r>
+      <w:r>
+        <w:rPr>
+          <w:b w:val="0"/>
+          <w:i w:val="0"/>
+          <w:sz w:val="20"/>
+        </w:rPr>
+        <w:t xml:space="preserve"> They inhibit cell growth, and losing them removes a brake rather than adding an accelerator; examples are NF-1, NF-2, retinoblastoma and adenomatous polyposis coli.</w:t>
       </w:r>
     </w:p>
     <w:p>
@@ -20559,6 +20913,40 @@
     </w:p>
     <w:p>
       <w:pPr>
+        <w:spacing w:after="120"/>
+      </w:pPr>
+      <w:r>
+        <w:rPr>
+          <w:b w:val="0"/>
+          <w:i w:val="0"/>
+        </w:rPr>
+        <w:t>Also tested</w:t>
+      </w:r>
+    </w:p>
+    <w:p>
+      <w:pPr>
+        <w:pStyle w:val="ListBullet"/>
+        <w:spacing w:after="40"/>
+      </w:pPr>
+      <w:r>
+        <w:rPr>
+          <w:b/>
+          <w:i w:val="0"/>
+          <w:sz w:val="20"/>
+        </w:rPr>
+        <w:t>Nodal staging categories.</w:t>
+      </w:r>
+      <w:r>
+        <w:rPr>
+          <w:b w:val="0"/>
+          <w:i w:val="0"/>
+          <w:sz w:val="20"/>
+        </w:rPr>
+        <w:t xml:space="preserve"> Nx means cannot be assessed, N0 means none found, and N1 to N2 or higher mean increasing number and range of nodes involved; x always means cannot be assessed and 0 always means none.</w:t>
+      </w:r>
+    </w:p>
+    <w:p>
+      <w:pPr>
         <w:pStyle w:val="Heading1"/>
         <w:spacing w:before="280" w:after="100"/>
       </w:pPr>
@@ -21841,6 +22229,28 @@
     </w:p>
     <w:p>
       <w:pPr>
+        <w:pStyle w:val="ListBullet"/>
+        <w:spacing w:after="40"/>
+      </w:pPr>
+      <w:r>
+        <w:rPr>
+          <w:b/>
+          <w:i w:val="0"/>
+          <w:sz w:val="20"/>
+        </w:rPr>
+        <w:t>The eye as a nervous window.</w:t>
+      </w:r>
+      <w:r>
+        <w:rPr>
+          <w:b w:val="0"/>
+          <w:i w:val="0"/>
+          <w:sz w:val="20"/>
+        </w:rPr>
+        <w:t xml:space="preserve"> It is the only place in the body where live neural tissue and a cranial nerve, the optic nerve head, can be seen directly, noninvasively through the pupil.</w:t>
+      </w:r>
+    </w:p>
+    <w:p>
+      <w:pPr>
         <w:pStyle w:val="Heading2"/>
         <w:spacing w:before="200" w:after="100"/>
       </w:pPr>
@@ -25431,6 +25841,28 @@
     </w:p>
     <w:p>
       <w:pPr>
+        <w:pStyle w:val="ListBullet"/>
+        <w:spacing w:after="40"/>
+      </w:pPr>
+      <w:r>
+        <w:rPr>
+          <w:b/>
+          <w:i w:val="0"/>
+          <w:sz w:val="20"/>
+        </w:rPr>
+        <w:t>Wet macular degeneration.</w:t>
+      </w:r>
+      <w:r>
+        <w:rPr>
+          <w:b w:val="0"/>
+          <w:i w:val="0"/>
+          <w:sz w:val="20"/>
+        </w:rPr>
+        <w:t xml:space="preserve"> The wet form accounts for about ninety percent of severe blindness because it progresses rapidly, with leaking new vessels causing rapid central vision loss.</w:t>
+      </w:r>
+    </w:p>
+    <w:p>
+      <w:pPr>
         <w:pStyle w:val="Heading2"/>
         <w:spacing w:before="200" w:after="100"/>
       </w:pPr>
@@ -29949,6 +30381,28 @@
     </w:p>
     <w:p>
       <w:pPr>
+        <w:pStyle w:val="ListBullet"/>
+        <w:spacing w:after="40"/>
+      </w:pPr>
+      <w:r>
+        <w:rPr>
+          <w:b/>
+          <w:i w:val="0"/>
+          <w:sz w:val="20"/>
+        </w:rPr>
+        <w:t>Reversible or symptom-limited ototoxicity.</w:t>
+      </w:r>
+      <w:r>
+        <w:rPr>
+          <w:b w:val="0"/>
+          <w:i w:val="0"/>
+          <w:sz w:val="20"/>
+        </w:rPr>
+        <w:t xml:space="preserve"> Furosemide and salicylate: the loop diuretic effect on the strial potential is reversible, and the salicylate effect on the outer hair cell motor protein produces tinnitus. Neither destroys the cells outright.</w:t>
+      </w:r>
+    </w:p>
+    <w:p>
+      <w:pPr>
         <w:pStyle w:val="Heading2"/>
         <w:spacing w:before="200" w:after="100"/>
       </w:pPr>
@@ -30649,6 +31103,50 @@
     </w:p>
     <w:p>
       <w:pPr>
+        <w:pStyle w:val="ListBullet"/>
+        <w:spacing w:after="40"/>
+      </w:pPr>
+      <w:r>
+        <w:rPr>
+          <w:b/>
+          <w:i w:val="0"/>
+          <w:sz w:val="20"/>
+        </w:rPr>
+        <w:t>Causes of otitis externa.</w:t>
+      </w:r>
+      <w:r>
+        <w:rPr>
+          <w:b w:val="0"/>
+          <w:i w:val="0"/>
+          <w:sz w:val="20"/>
+        </w:rPr>
+        <w:t xml:space="preserve"> Pseudomonas aeruginosa and Staphylococcus aureus cause 80 to 90 percent of cases; fungal disease from Aspergillus niger or Candida albicans often follows prolonged antibiotic use.</w:t>
+      </w:r>
+    </w:p>
+    <w:p>
+      <w:pPr>
+        <w:pStyle w:val="ListBullet"/>
+        <w:spacing w:after="40"/>
+      </w:pPr>
+      <w:r>
+        <w:rPr>
+          <w:b/>
+          <w:i w:val="0"/>
+          <w:sz w:val="20"/>
+        </w:rPr>
+        <w:t>Viral conjunctivitis.</w:t>
+      </w:r>
+      <w:r>
+        <w:rPr>
+          <w:b w:val="0"/>
+          <w:i w:val="0"/>
+          <w:sz w:val="20"/>
+        </w:rPr>
+        <w:t xml:space="preserve"> Adenovirus is the typical viral cause; conjunctivitis can also be bacterial, allergic or toxic, and shows hyperemia without severe deep pain.</w:t>
+      </w:r>
+    </w:p>
+    <w:p>
+      <w:pPr>
         <w:pStyle w:val="Heading2"/>
         <w:spacing w:before="200" w:after="100"/>
       </w:pPr>
@@ -32004,6 +32502,28 @@
           <w:sz w:val="20"/>
         </w:rPr>
         <w:t xml:space="preserve"> Balance is a comparison, so unequal input is indistinguishable from turning: the brain reads the mismatch as motion.</w:t>
+      </w:r>
+    </w:p>
+    <w:p>
+      <w:pPr>
+        <w:pStyle w:val="ListBullet"/>
+        <w:spacing w:after="40"/>
+      </w:pPr>
+      <w:r>
+        <w:rPr>
+          <w:b/>
+          <w:i w:val="0"/>
+          <w:sz w:val="20"/>
+        </w:rPr>
+        <w:t>Semicircular canals.</w:t>
+      </w:r>
+      <w:r>
+        <w:rPr>
+          <w:b w:val="0"/>
+          <w:i w:val="0"/>
+          <w:sz w:val="20"/>
+        </w:rPr>
+        <w:t xml:space="preserve"> There are three because they cover three planes of rotation; sagittal, coronal and transverse between them cover all rotational movement.</w:t>
       </w:r>
     </w:p>
     <w:p>
@@ -33629,6 +34149,72 @@
           <w:sz w:val="20"/>
         </w:rPr>
         <w:t xml:space="preserve"> It impairs hearing AND balance together because inflammation spans both the semicircular canals and the cochlea, through inflammatory swelling, vascular congestion and endolymphatic disruption.</w:t>
+      </w:r>
+    </w:p>
+    <w:p>
+      <w:pPr>
+        <w:pStyle w:val="ListBullet"/>
+        <w:spacing w:after="40"/>
+      </w:pPr>
+      <w:r>
+        <w:rPr>
+          <w:b/>
+          <w:i w:val="0"/>
+          <w:sz w:val="20"/>
+        </w:rPr>
+        <w:t>Meniere disease tetrad.</w:t>
+      </w:r>
+      <w:r>
+        <w:rPr>
+          <w:b w:val="0"/>
+          <w:i w:val="0"/>
+          <w:sz w:val="20"/>
+        </w:rPr>
+        <w:t xml:space="preserve"> Episodic vertigo lasting hours, low-frequency tinnitus, low-tone hearing loss and aural fullness; the low-frequency emphasis distinguishes it from presbycusis or noise damage, which take the high frequencies first.</w:t>
+      </w:r>
+    </w:p>
+    <w:p>
+      <w:pPr>
+        <w:pStyle w:val="ListBullet"/>
+        <w:spacing w:after="40"/>
+      </w:pPr>
+      <w:r>
+        <w:rPr>
+          <w:b/>
+          <w:i w:val="0"/>
+          <w:sz w:val="20"/>
+        </w:rPr>
+        <w:t>Canalithiasis.</w:t>
+      </w:r>
+      <w:r>
+        <w:rPr>
+          <w:b w:val="0"/>
+          <w:i w:val="0"/>
+          <w:sz w:val="20"/>
+        </w:rPr>
+        <w:t xml:space="preserve"> It means dislodged otoconia, the crystals, floating free in the semicircular canals; the result is episodic vertigo, usually under a minute, with head position changes and no hearing loss.</w:t>
+      </w:r>
+    </w:p>
+    <w:p>
+      <w:pPr>
+        <w:pStyle w:val="ListBullet"/>
+        <w:spacing w:after="40"/>
+      </w:pPr>
+      <w:r>
+        <w:rPr>
+          <w:b/>
+          <w:i w:val="0"/>
+          <w:sz w:val="20"/>
+        </w:rPr>
+        <w:t>Labyrinthitis vertigo time course.</w:t>
+      </w:r>
+      <w:r>
+        <w:rPr>
+          <w:b w:val="0"/>
+          <w:i w:val="0"/>
+          <w:sz w:val="20"/>
+        </w:rPr>
+        <w:t xml:space="preserve"> It is sudden, lasting days, improving over weeks, unlike the hours-long attacks of Meniere disease or the sub-minute attacks of positional vertigo.</w:t>
       </w:r>
     </w:p>
     <w:p>

--- a/Clinical Pathophysiology I Exam 1/cp-exam-1-study-guide.docx
+++ b/Clinical Pathophysiology I Exam 1/cp-exam-1-study-guide.docx
@@ -18099,6 +18099,28 @@
           <w:i w:val="0"/>
           <w:sz w:val="20"/>
         </w:rPr>
+        <w:t>Protooncogene mutation.</w:t>
+      </w:r>
+      <w:r>
+        <w:rPr>
+          <w:b w:val="0"/>
+          <w:i w:val="0"/>
+          <w:sz w:val="20"/>
+        </w:rPr>
+        <w:t xml:space="preserve"> Mutation converts a protooncogene into an oncogene, which encodes oncoproteins that promote continued growth in an uncontrolled manner.</w:t>
+      </w:r>
+    </w:p>
+    <w:p>
+      <w:pPr>
+        <w:pStyle w:val="ListBullet"/>
+        <w:spacing w:after="40"/>
+      </w:pPr>
+      <w:r>
+        <w:rPr>
+          <w:b/>
+          <w:i w:val="0"/>
+          <w:sz w:val="20"/>
+        </w:rPr>
         <w:t>Genes for self-destruction of damaged cells.</w:t>
       </w:r>
       <w:r>
@@ -19827,28 +19849,6 @@
           <w:i w:val="0"/>
         </w:rPr>
         <w:t>Also tested</w:t>
-      </w:r>
-    </w:p>
-    <w:p>
-      <w:pPr>
-        <w:pStyle w:val="ListBullet"/>
-        <w:spacing w:after="40"/>
-      </w:pPr>
-      <w:r>
-        <w:rPr>
-          <w:b/>
-          <w:i w:val="0"/>
-          <w:sz w:val="20"/>
-        </w:rPr>
-        <w:t>Protooncogene mutation.</w:t>
-      </w:r>
-      <w:r>
-        <w:rPr>
-          <w:b w:val="0"/>
-          <w:i w:val="0"/>
-          <w:sz w:val="20"/>
-        </w:rPr>
-        <w:t xml:space="preserve"> Mutation converts a protooncogene into an oncogene, which encodes oncoproteins that promote continued growth in an uncontrolled manner.</w:t>
       </w:r>
     </w:p>
     <w:p>
@@ -22194,6 +22194,28 @@
           <w:i w:val="0"/>
           <w:sz w:val="20"/>
         </w:rPr>
+        <w:t>Herpes simplex epithelial keratitis.</w:t>
+      </w:r>
+      <w:r>
+        <w:rPr>
+          <w:b w:val="0"/>
+          <w:i w:val="0"/>
+          <w:sz w:val="20"/>
+        </w:rPr>
+        <w:t xml:space="preserve"> The classical lesion is a branching dendritic corneal ulcer whose tips end in terminal bulbs on fluorescein stain.</w:t>
+      </w:r>
+    </w:p>
+    <w:p>
+      <w:pPr>
+        <w:pStyle w:val="ListBullet"/>
+        <w:spacing w:after="40"/>
+      </w:pPr>
+      <w:r>
+        <w:rPr>
+          <w:b/>
+          <w:i w:val="0"/>
+          <w:sz w:val="20"/>
+        </w:rPr>
         <w:t>Outermost ocular structures.</w:t>
       </w:r>
       <w:r>
@@ -27591,7 +27613,7 @@
           <w:i w:val="0"/>
           <w:sz w:val="20"/>
         </w:rPr>
-        <w:t>Chalazion.</w:t>
+        <w:t>Protection of the outer ear canal.</w:t>
       </w:r>
       <w:r>
         <w:rPr>
@@ -27599,7 +27621,7 @@
           <w:i w:val="0"/>
           <w:sz w:val="20"/>
         </w:rPr>
-        <w:t xml:space="preserve"> A chalazion is a non-tender, sterile lipogranuloma of a blocked meibomian gland; being sterile and granulomatous is what separates it from an infection.</w:t>
+        <w:t xml:space="preserve"> The outer third of the ear canal is protected by cerumen from ceruminous glands and by hair follicles.</w:t>
       </w:r>
     </w:p>
     <w:p>
@@ -27613,7 +27635,7 @@
           <w:i w:val="0"/>
           <w:sz w:val="20"/>
         </w:rPr>
-        <w:t>Herpes simplex epithelial keratitis.</w:t>
+        <w:t>Chalazion.</w:t>
       </w:r>
       <w:r>
         <w:rPr>
@@ -27621,7 +27643,29 @@
           <w:i w:val="0"/>
           <w:sz w:val="20"/>
         </w:rPr>
-        <w:t xml:space="preserve"> The classical lesion is a branching dendritic corneal ulcer whose tips end in terminal bulbs on fluorescein stain.</w:t>
+        <w:t xml:space="preserve"> A chalazion is a non-tender, sterile lipogranuloma of a blocked meibomian gland; being sterile and granulomatous is what separates it from an infection.</w:t>
+      </w:r>
+    </w:p>
+    <w:p>
+      <w:pPr>
+        <w:pStyle w:val="ListBullet"/>
+        <w:spacing w:after="40"/>
+      </w:pPr>
+      <w:r>
+        <w:rPr>
+          <w:b/>
+          <w:i w:val="0"/>
+          <w:sz w:val="20"/>
+        </w:rPr>
+        <w:t>Tympanic membrane.</w:t>
+      </w:r>
+      <w:r>
+        <w:rPr>
+          <w:b w:val="0"/>
+          <w:i w:val="0"/>
+          <w:sz w:val="20"/>
+        </w:rPr>
+        <w:t xml:space="preserve"> The tympanic membrane separates the external ear from the middle ear and is the first moving part of the conducting chain, vibrating the ossicles; perforating it causes conductive loss.</w:t>
       </w:r>
     </w:p>
     <w:p>
@@ -30958,7 +31002,7 @@
           <w:i w:val="0"/>
           <w:sz w:val="20"/>
         </w:rPr>
-        <w:t>Protection of the outer ear canal.</w:t>
+        <w:t>Fungal otitis externa.</w:t>
       </w:r>
       <w:r>
         <w:rPr>
@@ -30966,7 +31010,7 @@
           <w:i w:val="0"/>
           <w:sz w:val="20"/>
         </w:rPr>
-        <w:t xml:space="preserve"> The outer third of the ear canal is protected by cerumen from ceruminous glands and by hair follicles.</w:t>
+        <w:t xml:space="preserve"> Prolonged antibiotic use suppresses the bacteria, and Aspergillus niger or Candida albicans then take over as fungal otitis externa.</w:t>
       </w:r>
     </w:p>
     <w:p>
@@ -30980,7 +31024,7 @@
           <w:i w:val="0"/>
           <w:sz w:val="20"/>
         </w:rPr>
-        <w:t>Fungal otitis externa.</w:t>
+        <w:t>Episcleritis.</w:t>
       </w:r>
       <w:r>
         <w:rPr>
@@ -30988,7 +31032,7 @@
           <w:i w:val="0"/>
           <w:sz w:val="20"/>
         </w:rPr>
-        <w:t xml:space="preserve"> Prolonged antibiotic use suppresses the bacteria, and Aspergillus niger or Candida albicans then take over as fungal otitis externa.</w:t>
+        <w:t xml:space="preserve"> Inflammation of the superficial episclera is a self-limiting blush with no severe pain and no threat to vision, unlike the deep, emergency inflammation of scleritis.</w:t>
       </w:r>
     </w:p>
     <w:p>
@@ -31002,7 +31046,7 @@
           <w:i w:val="0"/>
           <w:sz w:val="20"/>
         </w:rPr>
-        <w:t>Episcleritis.</w:t>
+        <w:t>Keratitis.</w:t>
       </w:r>
       <w:r>
         <w:rPr>
@@ -31010,51 +31054,7 @@
           <w:i w:val="0"/>
           <w:sz w:val="20"/>
         </w:rPr>
-        <w:t xml:space="preserve"> Inflammation of the superficial episclera is a self-limiting blush with no severe pain and no threat to vision, unlike the deep, emergency inflammation of scleritis.</w:t>
-      </w:r>
-    </w:p>
-    <w:p>
-      <w:pPr>
-        <w:pStyle w:val="ListBullet"/>
-        <w:spacing w:after="40"/>
-      </w:pPr>
-      <w:r>
-        <w:rPr>
-          <w:b/>
-          <w:i w:val="0"/>
-          <w:sz w:val="20"/>
-        </w:rPr>
-        <w:t>Keratitis.</w:t>
-      </w:r>
-      <w:r>
-        <w:rPr>
-          <w:b w:val="0"/>
-          <w:i w:val="0"/>
-          <w:sz w:val="20"/>
-        </w:rPr>
         <w:t xml:space="preserve"> Contact lens wearers carry a Pseudomonas risk. Keratitis is an emergency because it can progress to stromal ulceration, perforation and endophthalmitis.</w:t>
-      </w:r>
-    </w:p>
-    <w:p>
-      <w:pPr>
-        <w:pStyle w:val="ListBullet"/>
-        <w:spacing w:after="40"/>
-      </w:pPr>
-      <w:r>
-        <w:rPr>
-          <w:b/>
-          <w:i w:val="0"/>
-          <w:sz w:val="20"/>
-        </w:rPr>
-        <w:t>Tympanic membrane.</w:t>
-      </w:r>
-      <w:r>
-        <w:rPr>
-          <w:b w:val="0"/>
-          <w:i w:val="0"/>
-          <w:sz w:val="20"/>
-        </w:rPr>
-        <w:t xml:space="preserve"> The tympanic membrane separates the external ear from the middle ear and is the first moving part of the conducting chain, vibrating the ossicles; perforating it causes conductive loss.</w:t>
       </w:r>
     </w:p>
     <w:p>

--- a/Clinical Pathophysiology I Exam 1/cp-exam-1-study-guide.docx
+++ b/Clinical Pathophysiology I Exam 1/cp-exam-1-study-guide.docx
@@ -4183,25 +4183,6 @@
     </w:p>
     <w:p>
       <w:pPr>
-        <w:spacing w:after="120"/>
-      </w:pPr>
-      <w:r>
-        <w:rPr>
-          <w:b/>
-          <w:i w:val="0"/>
-        </w:rPr>
-        <w:t>Cellular events of acute inflammation.</w:t>
-      </w:r>
-      <w:r>
-        <w:rPr>
-          <w:b w:val="0"/>
-          <w:i w:val="0"/>
-        </w:rPr>
-        <w:t xml:space="preserve"> After stasis the order is leukocyte adhesion to the endothelium, transmigration across it, chemotaxis (directed migration), aggregation at the site, and finally phagocytosis (ingestion).</w:t>
-      </w:r>
-    </w:p>
-    <w:p>
-      <w:pPr>
         <w:pStyle w:val="Heading2"/>
         <w:spacing w:before="200" w:after="100"/>
       </w:pPr>
@@ -4489,6 +4470,25 @@
       <w:pPr>
         <w:spacing w:after="80"/>
       </w:pPr>
+    </w:p>
+    <w:p>
+      <w:pPr>
+        <w:spacing w:after="120"/>
+      </w:pPr>
+      <w:r>
+        <w:rPr>
+          <w:b/>
+          <w:i w:val="0"/>
+        </w:rPr>
+        <w:t>Cellular events of acute inflammation.</w:t>
+      </w:r>
+      <w:r>
+        <w:rPr>
+          <w:b w:val="0"/>
+          <w:i w:val="0"/>
+        </w:rPr>
+        <w:t xml:space="preserve"> After stasis the order is leukocyte adhesion to the endothelium, transmigration across it, chemotaxis (directed migration), aggregation at the site, and finally phagocytosis (ingestion).</w:t>
+      </w:r>
     </w:p>
     <w:p>
       <w:pPr>
@@ -21312,6 +21312,44 @@
           <w:b/>
           <w:i w:val="0"/>
         </w:rPr>
+        <w:t>Lipid layer of the tear film.</w:t>
+      </w:r>
+      <w:r>
+        <w:rPr>
+          <w:b w:val="0"/>
+          <w:i w:val="0"/>
+        </w:rPr>
+        <w:t xml:space="preserve"> Meibomian glands in the tarsal plates produce the lipid layer, which prevents evaporation; when they are obstructed, as in blepharitis, tears evaporate excessively.</w:t>
+      </w:r>
+    </w:p>
+    <w:p>
+      <w:pPr>
+        <w:spacing w:after="120"/>
+      </w:pPr>
+      <w:r>
+        <w:rPr>
+          <w:b/>
+          <w:i w:val="0"/>
+        </w:rPr>
+        <w:t>Hypopyon.</w:t>
+      </w:r>
+      <w:r>
+        <w:rPr>
+          <w:b w:val="0"/>
+          <w:i w:val="0"/>
+        </w:rPr>
+        <w:t xml:space="preserve"> A hypopyon is a collection of pus in the anterior chamber, the inflammatory layer seen in the front of a severely inflamed eye.</w:t>
+      </w:r>
+    </w:p>
+    <w:p>
+      <w:pPr>
+        <w:spacing w:after="120"/>
+      </w:pPr>
+      <w:r>
+        <w:rPr>
+          <w:b/>
+          <w:i w:val="0"/>
+        </w:rPr>
         <w:t>The eye as a nervous window.</w:t>
       </w:r>
       <w:r>
@@ -21684,28 +21722,14 @@
           <w:b/>
           <w:i w:val="0"/>
         </w:rPr>
-        <w:t>Vision needs three things and will fail if any one is lost:</w:t>
+        <w:t>Scleritis.</w:t>
       </w:r>
       <w:r>
         <w:rPr>
           <w:b w:val="0"/>
           <w:i w:val="0"/>
         </w:rPr>
-        <w:t xml:space="preserve"> image formation (light refracted by cornea and lens onto the retina), photoreceptor excitation (photons make rods and cones fire </w:t>
-      </w:r>
-      <w:r>
-        <w:rPr>
-          <w:b/>
-          <w:i w:val="0"/>
-        </w:rPr>
-        <w:t>hyperpolarizing</w:t>
-      </w:r>
-      <w:r>
-        <w:rPr>
-          <w:b w:val="0"/>
-          <w:i w:val="0"/>
-        </w:rPr>
-        <w:t xml:space="preserve"> potentials), and neural transmission (optic nerve to occipital cortex).</w:t>
+        <w:t xml:space="preserve"> Scleritis is an emergency of the deep sclera with boring pain and a risk of scleral melting, strongly linked to rheumatoid arthritis, granulomatosis with polyangiitis and systemic vasculitis.</w:t>
       </w:r>
     </w:p>
     <w:p>
@@ -21717,84 +21741,28 @@
           <w:b/>
           <w:i w:val="0"/>
         </w:rPr>
-        <w:t>Rods, about 120 million</w:t>
+        <w:t>Vision needs three things and will fail if any one is lost:</w:t>
       </w:r>
       <w:r>
         <w:rPr>
           <w:b w:val="0"/>
           <w:i w:val="0"/>
         </w:rPr>
-        <w:t xml:space="preserve">, are high-sensitivity, for dim light and the peripheral retina. </w:t>
+        <w:t xml:space="preserve"> image formation (light refracted by cornea and lens onto the retina), photoreceptor excitation (photons make rods and cones fire </w:t>
       </w:r>
       <w:r>
         <w:rPr>
           <w:b/>
           <w:i w:val="0"/>
         </w:rPr>
-        <w:t>Cones, about 6 million</w:t>
+        <w:t>hyperpolarizing</w:t>
       </w:r>
       <w:r>
         <w:rPr>
           <w:b w:val="0"/>
           <w:i w:val="0"/>
         </w:rPr>
-        <w:t xml:space="preserve">, carry color and sharp acuity and are concentrated in the </w:t>
-      </w:r>
-      <w:r>
-        <w:rPr>
-          <w:b/>
-          <w:i w:val="0"/>
-        </w:rPr>
-        <w:t>fovea centralis</w:t>
-      </w:r>
-      <w:r>
-        <w:rPr>
-          <w:b w:val="0"/>
-          <w:i w:val="0"/>
-        </w:rPr>
-        <w:t xml:space="preserve"> within the macula. Beneath them the </w:t>
-      </w:r>
-      <w:r>
-        <w:rPr>
-          <w:b/>
-          <w:i w:val="0"/>
-        </w:rPr>
-        <w:t>retinal pigment epithelium</w:t>
-      </w:r>
-      <w:r>
-        <w:rPr>
-          <w:b w:val="0"/>
-          <w:i w:val="0"/>
-        </w:rPr>
-        <w:t xml:space="preserve"> does three jobs — absorbs scattered light, phagocytoses spent photoreceptor outer segments, and maintains the blood-retinal barrier. Signals pass through </w:t>
-      </w:r>
-      <w:r>
-        <w:rPr>
-          <w:b/>
-          <w:i w:val="0"/>
-        </w:rPr>
-        <w:t>bipolar, horizontal and amacrine</w:t>
-      </w:r>
-      <w:r>
-        <w:rPr>
-          <w:b w:val="0"/>
-          <w:i w:val="0"/>
-        </w:rPr>
-        <w:t xml:space="preserve"> interneurons to the ganglion cells, whose axons become the optic nerve. The </w:t>
-      </w:r>
-      <w:r>
-        <w:rPr>
-          <w:b/>
-          <w:i w:val="0"/>
-        </w:rPr>
-        <w:t>optic disc is the blind spot</w:t>
-      </w:r>
-      <w:r>
-        <w:rPr>
-          <w:b w:val="0"/>
-          <w:i w:val="0"/>
-        </w:rPr>
-        <w:t xml:space="preserve"> because it has no rods or cones.</w:t>
+        <w:t xml:space="preserve"> potentials), and neural transmission (optic nerve to occipital cortex).</w:t>
       </w:r>
     </w:p>
     <w:p>
@@ -21806,42 +21774,14 @@
           <w:b/>
           <w:i w:val="0"/>
         </w:rPr>
-        <w:t>Fluid mechanics.</w:t>
+        <w:t>Episcleritis.</w:t>
       </w:r>
       <w:r>
         <w:rPr>
           <w:b w:val="0"/>
           <w:i w:val="0"/>
         </w:rPr>
-        <w:t xml:space="preserve"> Aqueous humor is made continuously by the non-pigmented epithelium of the ciliary body into the posterior chamber, flows through the pupil into the anterior chamber nourishing the avascular lens and cornea, and drains </w:t>
-      </w:r>
-      <w:r>
-        <w:rPr>
-          <w:b/>
-          <w:i w:val="0"/>
-        </w:rPr>
-        <w:t>trabecular meshwork → canal of Schlemm → episcleral veins</w:t>
-      </w:r>
-      <w:r>
-        <w:rPr>
-          <w:b w:val="0"/>
-          <w:i w:val="0"/>
-        </w:rPr>
-        <w:t xml:space="preserve">. That drainage route is the whole of glaucoma. Behind the lens, </w:t>
-      </w:r>
-      <w:r>
-        <w:rPr>
-          <w:b/>
-          <w:i w:val="0"/>
-        </w:rPr>
-        <w:t>vitreous humor</w:t>
-      </w:r>
-      <w:r>
-        <w:rPr>
-          <w:b w:val="0"/>
-          <w:i w:val="0"/>
-        </w:rPr>
-        <w:t xml:space="preserve"> — water, type two collagen, hyaluronic acid — acts as a shock absorber pressing the retina against the pigment epithelium. Its age-related liquefaction is the whole of rhegmatogenous detachment.</w:t>
+        <w:t xml:space="preserve"> Inflammation of the superficial episclera is a self-limiting blush with no severe pain and no threat to vision, unlike the deep, emergency inflammation of scleritis.</w:t>
       </w:r>
     </w:p>
     <w:p>
@@ -21853,6 +21793,275 @@
           <w:b/>
           <w:i w:val="0"/>
         </w:rPr>
+        <w:t>Pterygium versus pinguecula.</w:t>
+      </w:r>
+      <w:r>
+        <w:rPr>
+          <w:b w:val="0"/>
+          <w:i w:val="0"/>
+        </w:rPr>
+        <w:t xml:space="preserve"> Both are fibrovascular proliferations from chronic ultraviolet, wind and dust exposure, but only a pterygium grows onto the cornea and can impair vision.</w:t>
+      </w:r>
+    </w:p>
+    <w:p>
+      <w:pPr>
+        <w:spacing w:after="120"/>
+      </w:pPr>
+      <w:r>
+        <w:rPr>
+          <w:b/>
+          <w:i w:val="0"/>
+        </w:rPr>
+        <w:t>Orbital versus periorbital cellulitis.</w:t>
+      </w:r>
+      <w:r>
+        <w:rPr>
+          <w:b w:val="0"/>
+          <w:i w:val="0"/>
+        </w:rPr>
+        <w:t xml:space="preserve"> In orbital cellulitis, bacteria breach the orbital septum into the soft tissue behind the globe, and purulence there causes proptosis, reduced extraocular movement and risk of optic nerve compression.</w:t>
+      </w:r>
+    </w:p>
+    <w:p>
+      <w:pPr>
+        <w:spacing w:after="120"/>
+      </w:pPr>
+      <w:r>
+        <w:rPr>
+          <w:b/>
+          <w:i w:val="0"/>
+        </w:rPr>
+        <w:t>Rods, about 120 million</w:t>
+      </w:r>
+      <w:r>
+        <w:rPr>
+          <w:b w:val="0"/>
+          <w:i w:val="0"/>
+        </w:rPr>
+        <w:t xml:space="preserve">, are high-sensitivity, for dim light and the peripheral retina. </w:t>
+      </w:r>
+      <w:r>
+        <w:rPr>
+          <w:b/>
+          <w:i w:val="0"/>
+        </w:rPr>
+        <w:t>Cones, about 6 million</w:t>
+      </w:r>
+      <w:r>
+        <w:rPr>
+          <w:b w:val="0"/>
+          <w:i w:val="0"/>
+        </w:rPr>
+        <w:t xml:space="preserve">, carry color and sharp acuity and are concentrated in the </w:t>
+      </w:r>
+      <w:r>
+        <w:rPr>
+          <w:b/>
+          <w:i w:val="0"/>
+        </w:rPr>
+        <w:t>fovea centralis</w:t>
+      </w:r>
+      <w:r>
+        <w:rPr>
+          <w:b w:val="0"/>
+          <w:i w:val="0"/>
+        </w:rPr>
+        <w:t xml:space="preserve"> within the macula. Beneath them the </w:t>
+      </w:r>
+      <w:r>
+        <w:rPr>
+          <w:b/>
+          <w:i w:val="0"/>
+        </w:rPr>
+        <w:t>retinal pigment epithelium</w:t>
+      </w:r>
+      <w:r>
+        <w:rPr>
+          <w:b w:val="0"/>
+          <w:i w:val="0"/>
+        </w:rPr>
+        <w:t xml:space="preserve"> does three jobs — absorbs scattered light, phagocytoses spent photoreceptor outer segments, and maintains the blood-retinal barrier. Signals pass through </w:t>
+      </w:r>
+      <w:r>
+        <w:rPr>
+          <w:b/>
+          <w:i w:val="0"/>
+        </w:rPr>
+        <w:t>bipolar, horizontal and amacrine</w:t>
+      </w:r>
+      <w:r>
+        <w:rPr>
+          <w:b w:val="0"/>
+          <w:i w:val="0"/>
+        </w:rPr>
+        <w:t xml:space="preserve"> interneurons to the ganglion cells, whose axons become the optic nerve. The </w:t>
+      </w:r>
+      <w:r>
+        <w:rPr>
+          <w:b/>
+          <w:i w:val="0"/>
+        </w:rPr>
+        <w:t>optic disc is the blind spot</w:t>
+      </w:r>
+      <w:r>
+        <w:rPr>
+          <w:b w:val="0"/>
+          <w:i w:val="0"/>
+        </w:rPr>
+        <w:t xml:space="preserve"> because it has no rods or cones.</w:t>
+      </w:r>
+    </w:p>
+    <w:p>
+      <w:pPr>
+        <w:spacing w:after="120"/>
+      </w:pPr>
+      <w:r>
+        <w:rPr>
+          <w:b/>
+          <w:i w:val="0"/>
+        </w:rPr>
+        <w:t>Subconjunctival hemorrhage.</w:t>
+      </w:r>
+      <w:r>
+        <w:rPr>
+          <w:b w:val="0"/>
+          <w:i w:val="0"/>
+        </w:rPr>
+        <w:t xml:space="preserve"> Blood leaked from ruptured episcleral or conjunctival capillaries lies beneath the conjunctiva; it is benign and clears in one to two weeks, changing color like a bruise.</w:t>
+      </w:r>
+    </w:p>
+    <w:p>
+      <w:pPr>
+        <w:spacing w:after="120"/>
+      </w:pPr>
+      <w:r>
+        <w:rPr>
+          <w:b/>
+          <w:i w:val="0"/>
+        </w:rPr>
+        <w:t>Fluid mechanics.</w:t>
+      </w:r>
+      <w:r>
+        <w:rPr>
+          <w:b w:val="0"/>
+          <w:i w:val="0"/>
+        </w:rPr>
+        <w:t xml:space="preserve"> Aqueous humor is made continuously by the non-pigmented epithelium of the ciliary body into the posterior chamber, flows through the pupil into the anterior chamber nourishing the avascular lens and cornea, and drains </w:t>
+      </w:r>
+      <w:r>
+        <w:rPr>
+          <w:b/>
+          <w:i w:val="0"/>
+        </w:rPr>
+        <w:t>trabecular meshwork → canal of Schlemm → episcleral veins</w:t>
+      </w:r>
+      <w:r>
+        <w:rPr>
+          <w:b w:val="0"/>
+          <w:i w:val="0"/>
+        </w:rPr>
+        <w:t xml:space="preserve">. That drainage route is the whole of glaucoma. Behind the lens, </w:t>
+      </w:r>
+      <w:r>
+        <w:rPr>
+          <w:b/>
+          <w:i w:val="0"/>
+        </w:rPr>
+        <w:t>vitreous humor</w:t>
+      </w:r>
+      <w:r>
+        <w:rPr>
+          <w:b w:val="0"/>
+          <w:i w:val="0"/>
+        </w:rPr>
+        <w:t xml:space="preserve"> — water, type two collagen, hyaluronic acid — acts as a shock absorber pressing the retina against the pigment epithelium. Its age-related liquefaction is the whole of rhegmatogenous detachment.</w:t>
+      </w:r>
+    </w:p>
+    <w:p>
+      <w:pPr>
+        <w:spacing w:after="120"/>
+      </w:pPr>
+      <w:r>
+        <w:rPr>
+          <w:b/>
+          <w:i w:val="0"/>
+        </w:rPr>
+        <w:t>Chalazion.</w:t>
+      </w:r>
+      <w:r>
+        <w:rPr>
+          <w:b w:val="0"/>
+          <w:i w:val="0"/>
+        </w:rPr>
+        <w:t xml:space="preserve"> A chalazion is a non-tender, sterile lipogranuloma of a blocked meibomian gland; being sterile and granulomatous is what separates it from an infection.</w:t>
+      </w:r>
+    </w:p>
+    <w:p>
+      <w:pPr>
+        <w:spacing w:after="120"/>
+      </w:pPr>
+      <w:r>
+        <w:rPr>
+          <w:b/>
+          <w:i w:val="0"/>
+        </w:rPr>
+        <w:t>Keratitis.</w:t>
+      </w:r>
+      <w:r>
+        <w:rPr>
+          <w:b w:val="0"/>
+          <w:i w:val="0"/>
+        </w:rPr>
+        <w:t xml:space="preserve"> Contact lens wearers carry a Pseudomonas risk. Keratitis is an emergency because it can progress to stromal ulceration, perforation and endophthalmitis.</w:t>
+      </w:r>
+    </w:p>
+    <w:p>
+      <w:pPr>
+        <w:spacing w:after="120"/>
+      </w:pPr>
+      <w:r>
+        <w:rPr>
+          <w:b/>
+          <w:i w:val="0"/>
+        </w:rPr>
+        <w:t>Conjunctival fornix.</w:t>
+      </w:r>
+      <w:r>
+        <w:rPr>
+          <w:b w:val="0"/>
+          <w:i w:val="0"/>
+        </w:rPr>
+        <w:t xml:space="preserve"> The fornix is the flexible junctional cul-de-sac where palpebral and bulbar conjunctiva meet, and its slack permits free rotation of the globe.</w:t>
+      </w:r>
+    </w:p>
+    <w:p>
+      <w:pPr>
+        <w:spacing w:after="120"/>
+      </w:pPr>
+      <w:r>
+        <w:rPr>
+          <w:b/>
+          <w:i w:val="0"/>
+        </w:rPr>
+        <w:t>Dacryoadenitis.</w:t>
+      </w:r>
+      <w:r>
+        <w:rPr>
+          <w:b w:val="0"/>
+          <w:i w:val="0"/>
+        </w:rPr>
+        <w:t xml:space="preserve"> Dacryoadenitis is inflammation or infection of the lacrimal gland, causing superotemporal orbital rim pain and an S-shaped lid deformity.</w:t>
+      </w:r>
+    </w:p>
+    <w:p>
+      <w:pPr>
+        <w:spacing w:after="120"/>
+      </w:pPr>
+      <w:r>
+        <w:rPr>
+          <w:b/>
+          <w:i w:val="0"/>
+        </w:rPr>
         <w:t>Panophthalmitis versus endophthalmitis.</w:t>
       </w:r>
       <w:r>
@@ -21861,6 +22070,44 @@
           <w:i w:val="0"/>
         </w:rPr>
         <w:t xml:space="preserve"> Panophthalmitis involves every layer of the globe and can spread into the orbit, beyond the intraocular infection of endophthalmitis.</w:t>
+      </w:r>
+    </w:p>
+    <w:p>
+      <w:pPr>
+        <w:spacing w:after="120"/>
+      </w:pPr>
+      <w:r>
+        <w:rPr>
+          <w:b/>
+          <w:i w:val="0"/>
+        </w:rPr>
+        <w:t>External versus internal hordeolum.</w:t>
+      </w:r>
+      <w:r>
+        <w:rPr>
+          <w:b w:val="0"/>
+          <w:i w:val="0"/>
+        </w:rPr>
+        <w:t xml:space="preserve"> An external hordeolum is an acute abscess of the glands of Zeis or Moll at the lash follicles; an internal one involves a meibomian gland in the tarsal plate.</w:t>
+      </w:r>
+    </w:p>
+    <w:p>
+      <w:pPr>
+        <w:spacing w:after="120"/>
+      </w:pPr>
+      <w:r>
+        <w:rPr>
+          <w:b/>
+          <w:i w:val="0"/>
+        </w:rPr>
+        <w:t>Viral conjunctivitis.</w:t>
+      </w:r>
+      <w:r>
+        <w:rPr>
+          <w:b w:val="0"/>
+          <w:i w:val="0"/>
+        </w:rPr>
+        <w:t xml:space="preserve"> Adenovirus is the typical viral cause; conjunctivitis can also be bacterial, allergic or toxic, and shows hyperemia without severe deep pain.</w:t>
       </w:r>
     </w:p>
     <w:p>
@@ -22567,14 +22814,14 @@
           <w:b/>
           <w:i w:val="0"/>
         </w:rPr>
-        <w:t>Conjunctival fornix.</w:t>
+        <w:t>Hyperopia.</w:t>
       </w:r>
       <w:r>
         <w:rPr>
           <w:b w:val="0"/>
           <w:i w:val="0"/>
         </w:rPr>
-        <w:t xml:space="preserve"> The fornix is the flexible junctional cul-de-sac where palpebral and bulbar conjunctiva meet, and its slack permits free rotation of the globe.</w:t>
+        <w:t xml:space="preserve"> Hyperopia is farsightedness, so a hyperopic patient sees objects far away well.</w:t>
       </w:r>
     </w:p>
     <w:p>
@@ -22586,14 +22833,14 @@
           <w:b/>
           <w:i w:val="0"/>
         </w:rPr>
-        <w:t>Hyperopia.</w:t>
+        <w:t>Presbyopia.</w:t>
       </w:r>
       <w:r>
         <w:rPr>
           <w:b w:val="0"/>
           <w:i w:val="0"/>
         </w:rPr>
-        <w:t xml:space="preserve"> Hyperopia is farsightedness, so a hyperopic patient sees objects far away well.</w:t>
+        <w:t xml:space="preserve"> The lens stiffens and the ciliary muscle loses accommodation, through sclerosis, so the eye can no longer focus on near objects.</w:t>
       </w:r>
     </w:p>
     <w:p>
@@ -22602,17 +22849,10 @@
       </w:pPr>
       <w:r>
         <w:rPr>
-          <w:b/>
-          <w:i w:val="0"/>
-        </w:rPr>
-        <w:t>Presbyopia.</w:t>
-      </w:r>
-      <w:r>
-        <w:rPr>
           <w:b w:val="0"/>
           <w:i w:val="0"/>
         </w:rPr>
-        <w:t xml:space="preserve"> The lens stiffens and the ciliary muscle loses accommodation, through sclerosis, so the eye can no longer focus on near objects.</w:t>
+        <w:t>Astigmatism can stack on top of myopia or hyperopia, adding an axis error to a focal-length error, which is why it blurs the whole field rather than one distance.</w:t>
       </w:r>
     </w:p>
     <w:p>
@@ -22621,10 +22861,59 @@
       </w:pPr>
       <w:r>
         <w:rPr>
+          <w:b/>
+          <w:i w:val="0"/>
+        </w:rPr>
+        <w:t>Presbyopia is the one he came back for.</w:t>
+      </w:r>
+      <w:r>
+        <w:rPr>
           <w:b w:val="0"/>
           <w:i w:val="0"/>
         </w:rPr>
-        <w:t>Astigmatism can stack on top of myopia or hyperopia, adding an axis error to a focal-length error, which is why it blurs the whole field rather than one distance.</w:t>
+        <w:t xml:space="preserve"> The lens is normally elastic; with age it </w:t>
+      </w:r>
+      <w:r>
+        <w:rPr>
+          <w:b/>
+          <w:i w:val="0"/>
+        </w:rPr>
+        <w:t>hardens</w:t>
+      </w:r>
+      <w:r>
+        <w:rPr>
+          <w:b w:val="0"/>
+          <w:i w:val="0"/>
+        </w:rPr>
+        <w:t xml:space="preserve">, so the ciliary muscle can no longer change its shape — that is what “cannot accommodate” means. He tied it to the </w:t>
+      </w:r>
+      <w:r>
+        <w:rPr>
+          <w:b/>
+          <w:i w:val="0"/>
+        </w:rPr>
+        <w:t>A in PERRLA</w:t>
+      </w:r>
+      <w:r>
+        <w:rPr>
+          <w:b w:val="0"/>
+          <w:i w:val="0"/>
+        </w:rPr>
+        <w:t xml:space="preserve"> — Pupils Equal, Round, Reactive to Light and </w:t>
+      </w:r>
+      <w:r>
+        <w:rPr>
+          <w:b/>
+          <w:i w:val="0"/>
+        </w:rPr>
+        <w:t>Accommodation</w:t>
+      </w:r>
+      <w:r>
+        <w:rPr>
+          <w:b w:val="0"/>
+          <w:i w:val="0"/>
+        </w:rPr>
+        <w:t xml:space="preserve"> — and quizzed the room on what the A stands for.</w:t>
       </w:r>
     </w:p>
     <w:p>
@@ -22636,56 +22925,14 @@
           <w:b/>
           <w:i w:val="0"/>
         </w:rPr>
-        <w:t>Presbyopia is the one he came back for.</w:t>
+        <w:t>Presbyopia.</w:t>
       </w:r>
       <w:r>
         <w:rPr>
           <w:b w:val="0"/>
           <w:i w:val="0"/>
         </w:rPr>
-        <w:t xml:space="preserve"> The lens is normally elastic; with age it </w:t>
-      </w:r>
-      <w:r>
-        <w:rPr>
-          <w:b/>
-          <w:i w:val="0"/>
-        </w:rPr>
-        <w:t>hardens</w:t>
-      </w:r>
-      <w:r>
-        <w:rPr>
-          <w:b w:val="0"/>
-          <w:i w:val="0"/>
-        </w:rPr>
-        <w:t xml:space="preserve">, so the ciliary muscle can no longer change its shape — that is what “cannot accommodate” means. He tied it to the </w:t>
-      </w:r>
-      <w:r>
-        <w:rPr>
-          <w:b/>
-          <w:i w:val="0"/>
-        </w:rPr>
-        <w:t>A in PERRLA</w:t>
-      </w:r>
-      <w:r>
-        <w:rPr>
-          <w:b w:val="0"/>
-          <w:i w:val="0"/>
-        </w:rPr>
-        <w:t xml:space="preserve"> — Pupils Equal, Round, Reactive to Light and </w:t>
-      </w:r>
-      <w:r>
-        <w:rPr>
-          <w:b/>
-          <w:i w:val="0"/>
-        </w:rPr>
-        <w:t>Accommodation</w:t>
-      </w:r>
-      <w:r>
-        <w:rPr>
-          <w:b w:val="0"/>
-          <w:i w:val="0"/>
-        </w:rPr>
-        <w:t xml:space="preserve"> — and quizzed the room on what the A stands for.</w:t>
+        <w:t xml:space="preserve"> The sclerotic lens and ciliary muscle can no longer accommodate, so near objects cannot be focused and reading glasses or bifocals are needed.</w:t>
       </w:r>
     </w:p>
     <w:p>
@@ -22697,14 +22944,56 @@
           <w:b/>
           <w:i w:val="0"/>
         </w:rPr>
-        <w:t>Presbyopia.</w:t>
+        <w:t>Strabismus versus amblyopia</w:t>
       </w:r>
       <w:r>
         <w:rPr>
           <w:b w:val="0"/>
           <w:i w:val="0"/>
         </w:rPr>
-        <w:t xml:space="preserve"> The sclerotic lens and ciliary muscle can no longer accommodate, so near objects cannot be focused and reading glasses or bifocals are needed.</w:t>
+        <w:t xml:space="preserve"> is a mechanical problem against a developmental one. </w:t>
+      </w:r>
+      <w:r>
+        <w:rPr>
+          <w:b/>
+          <w:i w:val="0"/>
+        </w:rPr>
+        <w:t>Strabismus</w:t>
+      </w:r>
+      <w:r>
+        <w:rPr>
+          <w:b w:val="0"/>
+          <w:i w:val="0"/>
+        </w:rPr>
+        <w:t xml:space="preserve"> is misalignment — the visual axes fail to land on corresponding retinal points — from extraocular muscle imbalance or a third, fourth or sixth nerve palsy; subtypes are esotropia (in), exotropia (out), hypertropia (up), hypotropia (down). </w:t>
+      </w:r>
+      <w:r>
+        <w:rPr>
+          <w:b/>
+          <w:i w:val="0"/>
+        </w:rPr>
+        <w:t>Amblyopia</w:t>
+      </w:r>
+      <w:r>
+        <w:rPr>
+          <w:b w:val="0"/>
+          <w:i w:val="0"/>
+        </w:rPr>
+        <w:t xml:space="preserve"> is reduced best-corrected acuity from abnormal visual processing during the critical developmental period, caused by uncorrected strabismus, severe refractive error, or deprivation from congenital cataract or ptosis. The </w:t>
+      </w:r>
+      <w:r>
+        <w:rPr>
+          <w:b/>
+          <w:i w:val="0"/>
+        </w:rPr>
+        <w:t>treatment window closes at seven to eight years</w:t>
+      </w:r>
+      <w:r>
+        <w:rPr>
+          <w:b w:val="0"/>
+          <w:i w:val="0"/>
+        </w:rPr>
+        <w:t xml:space="preserve"> because that is when the visual system stops being plastic.</w:t>
       </w:r>
     </w:p>
     <w:p>
@@ -22716,94 +23005,14 @@
           <w:b/>
           <w:i w:val="0"/>
         </w:rPr>
-        <w:t>Strabismus versus amblyopia</w:t>
+        <w:t>Amblyopia.</w:t>
       </w:r>
       <w:r>
         <w:rPr>
           <w:b w:val="0"/>
           <w:i w:val="0"/>
         </w:rPr>
-        <w:t xml:space="preserve"> is a mechanical problem against a developmental one. </w:t>
-      </w:r>
-      <w:r>
-        <w:rPr>
-          <w:b/>
-          <w:i w:val="0"/>
-        </w:rPr>
-        <w:t>Strabismus</w:t>
-      </w:r>
-      <w:r>
-        <w:rPr>
-          <w:b w:val="0"/>
-          <w:i w:val="0"/>
-        </w:rPr>
-        <w:t xml:space="preserve"> is misalignment — the visual axes fail to land on corresponding retinal points — from extraocular muscle imbalance or a third, fourth or sixth nerve palsy; subtypes are esotropia (in), exotropia (out), hypertropia (up), hypotropia (down). </w:t>
-      </w:r>
-      <w:r>
-        <w:rPr>
-          <w:b/>
-          <w:i w:val="0"/>
-        </w:rPr>
-        <w:t>Amblyopia</w:t>
-      </w:r>
-      <w:r>
-        <w:rPr>
-          <w:b w:val="0"/>
-          <w:i w:val="0"/>
-        </w:rPr>
-        <w:t xml:space="preserve"> is reduced best-corrected acuity from abnormal visual processing during the critical developmental period, caused by uncorrected strabismus, severe refractive error, or deprivation from congenital cataract or ptosis. The </w:t>
-      </w:r>
-      <w:r>
-        <w:rPr>
-          <w:b/>
-          <w:i w:val="0"/>
-        </w:rPr>
-        <w:t>treatment window closes at seven to eight years</w:t>
-      </w:r>
-      <w:r>
-        <w:rPr>
-          <w:b w:val="0"/>
-          <w:i w:val="0"/>
-        </w:rPr>
-        <w:t xml:space="preserve"> because that is when the visual system stops being plastic.</w:t>
-      </w:r>
-    </w:p>
-    <w:p>
-      <w:pPr>
-        <w:spacing w:after="120"/>
-      </w:pPr>
-      <w:r>
-        <w:rPr>
-          <w:b/>
-          <w:i w:val="0"/>
-        </w:rPr>
-        <w:t>Amblyopia.</w:t>
-      </w:r>
-      <w:r>
-        <w:rPr>
-          <w:b w:val="0"/>
-          <w:i w:val="0"/>
-        </w:rPr>
         <w:t xml:space="preserve"> Reduced best-corrected acuity from abnormal visual development; it is a visual deficit rather than a mechanical one, as visual processing developed abnormally during the critical pediatric period.</w:t>
-      </w:r>
-    </w:p>
-    <w:p>
-      <w:pPr>
-        <w:spacing w:after="120"/>
-      </w:pPr>
-      <w:r>
-        <w:rPr>
-          <w:b/>
-          <w:i w:val="0"/>
-        </w:rPr>
-        <w:t>Lipid layer of the tear film.</w:t>
-      </w:r>
-      <w:r>
-        <w:rPr>
-          <w:b w:val="0"/>
-          <w:i w:val="0"/>
-        </w:rPr>
-        <w:t xml:space="preserve"> Meibomian glands in the tarsal plates produce the lipid layer, which prevents evaporation; when they are obstructed, as in blepharitis, tears evaporate excessively.</w:t>
       </w:r>
     </w:p>
     <w:p>
@@ -23966,25 +24175,6 @@
           <w:i w:val="0"/>
         </w:rPr>
         <w:t xml:space="preserve"> Raised pressure compresses retinal ganglion cell axons, the cells die by apoptosis, and the cup widens to a cup-to-disc ratio greater than 0.5.</w:t>
-      </w:r>
-    </w:p>
-    <w:p>
-      <w:pPr>
-        <w:spacing w:after="120"/>
-      </w:pPr>
-      <w:r>
-        <w:rPr>
-          <w:b/>
-          <w:i w:val="0"/>
-        </w:rPr>
-        <w:t>Pterygium versus pinguecula.</w:t>
-      </w:r>
-      <w:r>
-        <w:rPr>
-          <w:b w:val="0"/>
-          <w:i w:val="0"/>
-        </w:rPr>
-        <w:t xml:space="preserve"> Both are fibrovascular proliferations from chronic ultraviolet, wind and dust exposure, but only a pterygium grows onto the cornea and can impair vision.</w:t>
       </w:r>
     </w:p>
     <w:p>
@@ -25383,25 +25573,6 @@
     </w:p>
     <w:p>
       <w:pPr>
-        <w:spacing w:after="120"/>
-      </w:pPr>
-      <w:r>
-        <w:rPr>
-          <w:b/>
-          <w:i w:val="0"/>
-        </w:rPr>
-        <w:t>Subconjunctival hemorrhage.</w:t>
-      </w:r>
-      <w:r>
-        <w:rPr>
-          <w:b w:val="0"/>
-          <w:i w:val="0"/>
-        </w:rPr>
-        <w:t xml:space="preserve"> Blood leaked from ruptured episcleral or conjunctival capillaries lies beneath the conjunctiva; it is benign and clears in one to two weeks, changing color like a bruise.</w:t>
-      </w:r>
-    </w:p>
-    <w:p>
-      <w:pPr>
         <w:pStyle w:val="Heading2"/>
         <w:spacing w:before="200" w:after="100"/>
       </w:pPr>
@@ -25542,25 +25713,6 @@
       <w:pPr>
         <w:spacing w:after="80"/>
       </w:pPr>
-    </w:p>
-    <w:p>
-      <w:pPr>
-        <w:spacing w:after="120"/>
-      </w:pPr>
-      <w:r>
-        <w:rPr>
-          <w:b/>
-          <w:i w:val="0"/>
-        </w:rPr>
-        <w:t>Orbital versus periorbital cellulitis.</w:t>
-      </w:r>
-      <w:r>
-        <w:rPr>
-          <w:b w:val="0"/>
-          <w:i w:val="0"/>
-        </w:rPr>
-        <w:t xml:space="preserve"> In orbital cellulitis, bacteria breach the orbital septum into the soft tissue behind the globe, and purulence there causes proptosis, reduced extraocular movement and risk of optic nerve compression.</w:t>
-      </w:r>
     </w:p>
     <w:p>
       <w:pPr>
@@ -26874,52 +27026,14 @@
           <w:b/>
           <w:i w:val="0"/>
         </w:rPr>
-        <w:t>Chalazion.</w:t>
+        <w:t>Tympanic membrane.</w:t>
       </w:r>
       <w:r>
         <w:rPr>
           <w:b w:val="0"/>
           <w:i w:val="0"/>
         </w:rPr>
-        <w:t xml:space="preserve"> A chalazion is a non-tender, sterile lipogranuloma of a blocked meibomian gland; being sterile and granulomatous is what separates it from an infection.</w:t>
-      </w:r>
-    </w:p>
-    <w:p>
-      <w:pPr>
-        <w:spacing w:after="120"/>
-      </w:pPr>
-      <w:r>
-        <w:rPr>
-          <w:b/>
-          <w:i w:val="0"/>
-        </w:rPr>
-        <w:t>Tympanic membrane.</w:t>
-      </w:r>
-      <w:r>
-        <w:rPr>
-          <w:b w:val="0"/>
-          <w:i w:val="0"/>
-        </w:rPr>
         <w:t xml:space="preserve"> The tympanic membrane separates the external ear from the middle ear and is the first moving part of the conducting chain, vibrating the ossicles; perforating it causes conductive loss.</w:t>
-      </w:r>
-    </w:p>
-    <w:p>
-      <w:pPr>
-        <w:spacing w:after="120"/>
-      </w:pPr>
-      <w:r>
-        <w:rPr>
-          <w:b/>
-          <w:i w:val="0"/>
-        </w:rPr>
-        <w:t>External versus internal hordeolum.</w:t>
-      </w:r>
-      <w:r>
-        <w:rPr>
-          <w:b w:val="0"/>
-          <w:i w:val="0"/>
-        </w:rPr>
-        <w:t xml:space="preserve"> An external hordeolum is an acute abscess of the glands of Zeis or Moll at the lash follicles; an internal one involves a meibomian gland in the tarsal plate.</w:t>
       </w:r>
     </w:p>
     <w:p>
@@ -28320,44 +28434,6 @@
     </w:p>
     <w:p>
       <w:pPr>
-        <w:spacing w:after="120"/>
-      </w:pPr>
-      <w:r>
-        <w:rPr>
-          <w:b/>
-          <w:i w:val="0"/>
-        </w:rPr>
-        <w:t>Hypopyon.</w:t>
-      </w:r>
-      <w:r>
-        <w:rPr>
-          <w:b w:val="0"/>
-          <w:i w:val="0"/>
-        </w:rPr>
-        <w:t xml:space="preserve"> A hypopyon is a collection of pus in the anterior chamber, the inflammatory layer seen in the front of a severely inflamed eye.</w:t>
-      </w:r>
-    </w:p>
-    <w:p>
-      <w:pPr>
-        <w:spacing w:after="120"/>
-      </w:pPr>
-      <w:r>
-        <w:rPr>
-          <w:b/>
-          <w:i w:val="0"/>
-        </w:rPr>
-        <w:t>Dacryoadenitis.</w:t>
-      </w:r>
-      <w:r>
-        <w:rPr>
-          <w:b w:val="0"/>
-          <w:i w:val="0"/>
-        </w:rPr>
-        <w:t xml:space="preserve"> Dacryoadenitis is inflammation or infection of the lacrimal gland, causing superotemporal orbital rim pain and an S-shaped lid deformity.</w:t>
-      </w:r>
-    </w:p>
-    <w:p>
-      <w:pPr>
         <w:pStyle w:val="Heading2"/>
         <w:spacing w:before="200" w:after="100"/>
       </w:pPr>
@@ -30377,52 +30453,14 @@
           <w:b/>
           <w:i w:val="0"/>
         </w:rPr>
-        <w:t>Keratitis.</w:t>
+        <w:t>Causes of otitis externa.</w:t>
       </w:r>
       <w:r>
         <w:rPr>
           <w:b w:val="0"/>
           <w:i w:val="0"/>
         </w:rPr>
-        <w:t xml:space="preserve"> Contact lens wearers carry a Pseudomonas risk. Keratitis is an emergency because it can progress to stromal ulceration, perforation and endophthalmitis.</w:t>
-      </w:r>
-    </w:p>
-    <w:p>
-      <w:pPr>
-        <w:spacing w:after="120"/>
-      </w:pPr>
-      <w:r>
-        <w:rPr>
-          <w:b/>
-          <w:i w:val="0"/>
-        </w:rPr>
-        <w:t>Causes of otitis externa.</w:t>
-      </w:r>
-      <w:r>
-        <w:rPr>
-          <w:b w:val="0"/>
-          <w:i w:val="0"/>
-        </w:rPr>
         <w:t xml:space="preserve"> Pseudomonas aeruginosa and Staphylococcus aureus cause 80 to 90 percent of cases; fungal disease from Aspergillus niger or Candida albicans often follows prolonged antibiotic use.</w:t>
-      </w:r>
-    </w:p>
-    <w:p>
-      <w:pPr>
-        <w:spacing w:after="120"/>
-      </w:pPr>
-      <w:r>
-        <w:rPr>
-          <w:b/>
-          <w:i w:val="0"/>
-        </w:rPr>
-        <w:t>Viral conjunctivitis.</w:t>
-      </w:r>
-      <w:r>
-        <w:rPr>
-          <w:b w:val="0"/>
-          <w:i w:val="0"/>
-        </w:rPr>
-        <w:t xml:space="preserve"> Adenovirus is the typical viral cause; conjunctivitis can also be bacterial, allergic or toxic, and shows hyperemia without severe deep pain.</w:t>
       </w:r>
     </w:p>
     <w:p>
@@ -30505,44 +30543,6 @@
           <w:i w:val="0"/>
         </w:rPr>
         <w:t xml:space="preserve"> Prolonged antibiotic use suppresses the bacteria, and Aspergillus niger or Candida albicans then take over as fungal otitis externa.</w:t>
-      </w:r>
-    </w:p>
-    <w:p>
-      <w:pPr>
-        <w:spacing w:after="120"/>
-      </w:pPr>
-      <w:r>
-        <w:rPr>
-          <w:b/>
-          <w:i w:val="0"/>
-        </w:rPr>
-        <w:t>Episcleritis.</w:t>
-      </w:r>
-      <w:r>
-        <w:rPr>
-          <w:b w:val="0"/>
-          <w:i w:val="0"/>
-        </w:rPr>
-        <w:t xml:space="preserve"> Inflammation of the superficial episclera is a self-limiting blush with no severe pain and no threat to vision, unlike the deep, emergency inflammation of scleritis.</w:t>
-      </w:r>
-    </w:p>
-    <w:p>
-      <w:pPr>
-        <w:spacing w:after="120"/>
-      </w:pPr>
-      <w:r>
-        <w:rPr>
-          <w:b/>
-          <w:i w:val="0"/>
-        </w:rPr>
-        <w:t>Scleritis.</w:t>
-      </w:r>
-      <w:r>
-        <w:rPr>
-          <w:b w:val="0"/>
-          <w:i w:val="0"/>
-        </w:rPr>
-        <w:t xml:space="preserve"> Scleritis is an emergency of the deep sclera with boring pain and a risk of scleral melting, strongly linked to rheumatoid arthritis, granulomatosis with polyangiitis and systemic vasculitis.</w:t>
       </w:r>
     </w:p>
     <w:p>
